--- a/8 семестр/Управление IT/ЛР 2/УпрIT ЛР 2.docx
+++ b/8 семестр/Управление IT/ЛР 2/УпрIT ЛР 2.docx
@@ -639,6 +639,11 @@
     </w:p>
     <w:p/>
     <w:p>
+      <w:pPr>
+        <w:rPr>
+          <w:lang w:val="en-US"/>
+        </w:rPr>
+      </w:pPr>
       <w:r>
         <w:t xml:space="preserve">По графику легко определить </w:t>
       </w:r>
@@ -653,7 +658,41 @@
         <w:t>: 1-3-5-7-8-9-10-11-12.</w:t>
       </w:r>
     </w:p>
+    <w:p>
+      <w:r>
+        <w:t>По имеющимся значениям были в</w:t>
+      </w:r>
+      <w:r>
+        <w:t>ычислен</w:t>
+      </w:r>
+      <w:r>
+        <w:t>ы</w:t>
+      </w:r>
+      <w:r>
+        <w:t xml:space="preserve"> показател</w:t>
+      </w:r>
+      <w:r>
+        <w:t>и</w:t>
+      </w:r>
+      <w:r>
+        <w:t xml:space="preserve"> для расч</w:t>
+      </w:r>
+      <w:r>
+        <w:t>ё</w:t>
+      </w:r>
+      <w:r>
+        <w:t>та сетевого графика</w:t>
+      </w:r>
+      <w:r>
+        <w:t>: ранние и поздние сроки наступления событий и выполнения работ (таблица 3.1).</w:t>
+      </w:r>
+    </w:p>
     <w:p/>
+    <w:p>
+      <w:r>
+        <w:t>Таблица 3.1 – Сроки выполнения работ</w:t>
+      </w:r>
+    </w:p>
     <w:tbl>
       <w:tblPr>
         <w:tblStyle w:val="a5"/>
@@ -1584,7 +1623,7 @@
                 <w:sz w:val="22"/>
                 <w:lang w:val="en-US"/>
               </w:rPr>
-              <w:t>0</w:t>
+              <w:t>6</w:t>
             </w:r>
           </w:p>
         </w:tc>
@@ -1752,7 +1791,7 @@
         <w:tc>
           <w:tcPr>
             <w:tcW w:w="922" w:type="dxa"/>
-            <w:shd w:val="clear" w:color="auto" w:fill="FFFFFF" w:themeFill="background1"/>
+            <w:shd w:val="clear" w:color="auto" w:fill="F2F2F2" w:themeFill="background1" w:themeFillShade="F2"/>
             <w:vAlign w:val="center"/>
           </w:tcPr>
           <w:p>
@@ -1776,7 +1815,7 @@
         <w:tc>
           <w:tcPr>
             <w:tcW w:w="922" w:type="dxa"/>
-            <w:shd w:val="clear" w:color="auto" w:fill="FFFFFF" w:themeFill="background1"/>
+            <w:shd w:val="clear" w:color="auto" w:fill="F2F2F2" w:themeFill="background1" w:themeFillShade="F2"/>
             <w:vAlign w:val="center"/>
           </w:tcPr>
           <w:p>
@@ -1800,7 +1839,7 @@
         <w:tc>
           <w:tcPr>
             <w:tcW w:w="922" w:type="dxa"/>
-            <w:shd w:val="clear" w:color="auto" w:fill="FFFFFF" w:themeFill="background1"/>
+            <w:shd w:val="clear" w:color="auto" w:fill="F2F2F2" w:themeFill="background1" w:themeFillShade="F2"/>
             <w:vAlign w:val="center"/>
           </w:tcPr>
           <w:p>
@@ -1824,7 +1863,7 @@
         <w:tc>
           <w:tcPr>
             <w:tcW w:w="922" w:type="dxa"/>
-            <w:shd w:val="clear" w:color="auto" w:fill="FFFFFF" w:themeFill="background1"/>
+            <w:shd w:val="clear" w:color="auto" w:fill="F2F2F2" w:themeFill="background1" w:themeFillShade="F2"/>
             <w:vAlign w:val="center"/>
           </w:tcPr>
           <w:p>
@@ -2052,7 +2091,7 @@
                 <w:sz w:val="22"/>
                 <w:lang w:val="en-US"/>
               </w:rPr>
-              <w:t>0</w:t>
+              <w:t>8</w:t>
             </w:r>
           </w:p>
         </w:tc>
@@ -2068,8 +2107,16 @@
               <w:jc w:val="center"/>
               <w:rPr>
                 <w:sz w:val="22"/>
-              </w:rPr>
-            </w:pPr>
+                <w:lang w:val="en-US"/>
+              </w:rPr>
+            </w:pPr>
+            <w:r>
+              <w:rPr>
+                <w:sz w:val="22"/>
+                <w:lang w:val="en-US"/>
+              </w:rPr>
+              <w:t>10</w:t>
+            </w:r>
           </w:p>
         </w:tc>
         <w:tc>
@@ -2083,8 +2130,16 @@
               <w:jc w:val="center"/>
               <w:rPr>
                 <w:sz w:val="22"/>
-              </w:rPr>
-            </w:pPr>
+                <w:lang w:val="en-US"/>
+              </w:rPr>
+            </w:pPr>
+            <w:r>
+              <w:rPr>
+                <w:sz w:val="22"/>
+                <w:lang w:val="en-US"/>
+              </w:rPr>
+              <w:t>8</w:t>
+            </w:r>
           </w:p>
         </w:tc>
       </w:tr>
@@ -2233,8 +2288,16 @@
               <w:jc w:val="center"/>
               <w:rPr>
                 <w:sz w:val="22"/>
-              </w:rPr>
-            </w:pPr>
+                <w:lang w:val="en-US"/>
+              </w:rPr>
+            </w:pPr>
+            <w:r>
+              <w:rPr>
+                <w:sz w:val="22"/>
+                <w:lang w:val="en-US"/>
+              </w:rPr>
+              <w:t>1</w:t>
+            </w:r>
           </w:p>
         </w:tc>
         <w:tc>
@@ -2249,8 +2312,16 @@
               <w:jc w:val="center"/>
               <w:rPr>
                 <w:sz w:val="22"/>
-              </w:rPr>
-            </w:pPr>
+                <w:lang w:val="en-US"/>
+              </w:rPr>
+            </w:pPr>
+            <w:r>
+              <w:rPr>
+                <w:sz w:val="22"/>
+                <w:lang w:val="en-US"/>
+              </w:rPr>
+              <w:t>3</w:t>
+            </w:r>
           </w:p>
         </w:tc>
         <w:tc>
@@ -2265,8 +2336,16 @@
               <w:jc w:val="center"/>
               <w:rPr>
                 <w:sz w:val="22"/>
-              </w:rPr>
-            </w:pPr>
+                <w:lang w:val="en-US"/>
+              </w:rPr>
+            </w:pPr>
+            <w:r>
+              <w:rPr>
+                <w:sz w:val="22"/>
+                <w:lang w:val="en-US"/>
+              </w:rPr>
+              <w:t>7</w:t>
+            </w:r>
           </w:p>
         </w:tc>
         <w:tc>
@@ -2281,8 +2360,16 @@
               <w:jc w:val="center"/>
               <w:rPr>
                 <w:sz w:val="22"/>
-              </w:rPr>
-            </w:pPr>
+                <w:lang w:val="en-US"/>
+              </w:rPr>
+            </w:pPr>
+            <w:r>
+              <w:rPr>
+                <w:sz w:val="22"/>
+                <w:lang w:val="en-US"/>
+              </w:rPr>
+              <w:t>9</w:t>
+            </w:r>
           </w:p>
         </w:tc>
         <w:tc>
@@ -2296,8 +2383,16 @@
               <w:jc w:val="center"/>
               <w:rPr>
                 <w:sz w:val="22"/>
-              </w:rPr>
-            </w:pPr>
+                <w:lang w:val="en-US"/>
+              </w:rPr>
+            </w:pPr>
+            <w:r>
+              <w:rPr>
+                <w:sz w:val="22"/>
+                <w:lang w:val="en-US"/>
+              </w:rPr>
+              <w:t>6</w:t>
+            </w:r>
           </w:p>
         </w:tc>
       </w:tr>
@@ -2426,7 +2521,7 @@
         <w:tc>
           <w:tcPr>
             <w:tcW w:w="922" w:type="dxa"/>
-            <w:shd w:val="clear" w:color="auto" w:fill="FFFFFF" w:themeFill="background1"/>
+            <w:shd w:val="clear" w:color="auto" w:fill="F2F2F2" w:themeFill="background1" w:themeFillShade="F2"/>
             <w:vAlign w:val="center"/>
           </w:tcPr>
           <w:p>
@@ -2450,7 +2545,7 @@
         <w:tc>
           <w:tcPr>
             <w:tcW w:w="922" w:type="dxa"/>
-            <w:shd w:val="clear" w:color="auto" w:fill="FFFFFF" w:themeFill="background1"/>
+            <w:shd w:val="clear" w:color="auto" w:fill="F2F2F2" w:themeFill="background1" w:themeFillShade="F2"/>
             <w:vAlign w:val="center"/>
           </w:tcPr>
           <w:p>
@@ -2474,7 +2569,7 @@
         <w:tc>
           <w:tcPr>
             <w:tcW w:w="922" w:type="dxa"/>
-            <w:shd w:val="clear" w:color="auto" w:fill="FFFFFF" w:themeFill="background1"/>
+            <w:shd w:val="clear" w:color="auto" w:fill="F2F2F2" w:themeFill="background1" w:themeFillShade="F2"/>
             <w:vAlign w:val="center"/>
           </w:tcPr>
           <w:p>
@@ -2498,7 +2593,7 @@
         <w:tc>
           <w:tcPr>
             <w:tcW w:w="922" w:type="dxa"/>
-            <w:shd w:val="clear" w:color="auto" w:fill="FFFFFF" w:themeFill="background1"/>
+            <w:shd w:val="clear" w:color="auto" w:fill="F2F2F2" w:themeFill="background1" w:themeFillShade="F2"/>
             <w:vAlign w:val="center"/>
           </w:tcPr>
           <w:p>
@@ -2655,6 +2750,13 @@
                 <w:lang w:val="en-US"/>
               </w:rPr>
             </w:pPr>
+            <w:r>
+              <w:rPr>
+                <w:sz w:val="22"/>
+                <w:lang w:val="en-US"/>
+              </w:rPr>
+              <w:t>1</w:t>
+            </w:r>
           </w:p>
         </w:tc>
         <w:tc>
@@ -2672,6 +2774,13 @@
                 <w:lang w:val="en-US"/>
               </w:rPr>
             </w:pPr>
+            <w:r>
+              <w:rPr>
+                <w:sz w:val="22"/>
+                <w:lang w:val="en-US"/>
+              </w:rPr>
+              <w:t>2</w:t>
+            </w:r>
           </w:p>
         </w:tc>
         <w:tc>
@@ -2689,6 +2798,13 @@
                 <w:lang w:val="en-US"/>
               </w:rPr>
             </w:pPr>
+            <w:r>
+              <w:rPr>
+                <w:sz w:val="22"/>
+                <w:lang w:val="en-US"/>
+              </w:rPr>
+              <w:t>6</w:t>
+            </w:r>
           </w:p>
         </w:tc>
         <w:tc>
@@ -2706,6 +2822,13 @@
                 <w:lang w:val="en-US"/>
               </w:rPr>
             </w:pPr>
+            <w:r>
+              <w:rPr>
+                <w:sz w:val="22"/>
+                <w:lang w:val="en-US"/>
+              </w:rPr>
+              <w:t>7</w:t>
+            </w:r>
           </w:p>
         </w:tc>
         <w:tc>
@@ -2722,6 +2845,13 @@
                 <w:lang w:val="en-US"/>
               </w:rPr>
             </w:pPr>
+            <w:r>
+              <w:rPr>
+                <w:sz w:val="22"/>
+                <w:lang w:val="en-US"/>
+              </w:rPr>
+              <w:t>5</w:t>
+            </w:r>
           </w:p>
         </w:tc>
       </w:tr>
@@ -2836,6 +2966,13 @@
                 <w:lang w:val="en-US"/>
               </w:rPr>
             </w:pPr>
+            <w:r>
+              <w:rPr>
+                <w:sz w:val="22"/>
+                <w:lang w:val="en-US"/>
+              </w:rPr>
+              <w:t>1</w:t>
+            </w:r>
           </w:p>
         </w:tc>
         <w:tc>
@@ -2850,8 +2987,16 @@
               <w:jc w:val="center"/>
               <w:rPr>
                 <w:sz w:val="22"/>
-              </w:rPr>
-            </w:pPr>
+                <w:lang w:val="en-US"/>
+              </w:rPr>
+            </w:pPr>
+            <w:r>
+              <w:rPr>
+                <w:sz w:val="22"/>
+                <w:lang w:val="en-US"/>
+              </w:rPr>
+              <w:t>2</w:t>
+            </w:r>
           </w:p>
         </w:tc>
         <w:tc>
@@ -2869,6 +3014,13 @@
                 <w:lang w:val="en-US"/>
               </w:rPr>
             </w:pPr>
+            <w:r>
+              <w:rPr>
+                <w:sz w:val="22"/>
+                <w:lang w:val="en-US"/>
+              </w:rPr>
+              <w:t>8</w:t>
+            </w:r>
           </w:p>
         </w:tc>
         <w:tc>
@@ -2886,6 +3038,13 @@
                 <w:lang w:val="en-US"/>
               </w:rPr>
             </w:pPr>
+            <w:r>
+              <w:rPr>
+                <w:sz w:val="22"/>
+                <w:lang w:val="en-US"/>
+              </w:rPr>
+              <w:t>9</w:t>
+            </w:r>
           </w:p>
         </w:tc>
         <w:tc>
@@ -2899,8 +3058,16 @@
               <w:jc w:val="center"/>
               <w:rPr>
                 <w:sz w:val="22"/>
-              </w:rPr>
-            </w:pPr>
+                <w:lang w:val="en-US"/>
+              </w:rPr>
+            </w:pPr>
+            <w:r>
+              <w:rPr>
+                <w:sz w:val="22"/>
+                <w:lang w:val="en-US"/>
+              </w:rPr>
+              <w:t>7</w:t>
+            </w:r>
           </w:p>
         </w:tc>
       </w:tr>
@@ -2922,6 +3089,7 @@
               <w:rPr>
                 <w:sz w:val="22"/>
               </w:rPr>
+              <w:lastRenderedPageBreak/>
               <w:t>4</w:t>
             </w:r>
           </w:p>
@@ -3049,8 +3217,16 @@
               <w:jc w:val="center"/>
               <w:rPr>
                 <w:sz w:val="22"/>
-              </w:rPr>
-            </w:pPr>
+                <w:lang w:val="en-US"/>
+              </w:rPr>
+            </w:pPr>
+            <w:r>
+              <w:rPr>
+                <w:sz w:val="22"/>
+                <w:lang w:val="en-US"/>
+              </w:rPr>
+              <w:t>3</w:t>
+            </w:r>
           </w:p>
         </w:tc>
         <w:tc>
@@ -3065,8 +3241,16 @@
               <w:jc w:val="center"/>
               <w:rPr>
                 <w:sz w:val="22"/>
-              </w:rPr>
-            </w:pPr>
+                <w:lang w:val="en-US"/>
+              </w:rPr>
+            </w:pPr>
+            <w:r>
+              <w:rPr>
+                <w:sz w:val="22"/>
+                <w:lang w:val="en-US"/>
+              </w:rPr>
+              <w:t>4</w:t>
+            </w:r>
           </w:p>
         </w:tc>
         <w:tc>
@@ -3081,8 +3265,16 @@
               <w:jc w:val="center"/>
               <w:rPr>
                 <w:sz w:val="22"/>
-              </w:rPr>
-            </w:pPr>
+                <w:lang w:val="en-US"/>
+              </w:rPr>
+            </w:pPr>
+            <w:r>
+              <w:rPr>
+                <w:sz w:val="22"/>
+                <w:lang w:val="en-US"/>
+              </w:rPr>
+              <w:t>9</w:t>
+            </w:r>
           </w:p>
         </w:tc>
         <w:tc>
@@ -3097,8 +3289,16 @@
               <w:jc w:val="center"/>
               <w:rPr>
                 <w:sz w:val="22"/>
-              </w:rPr>
-            </w:pPr>
+                <w:lang w:val="en-US"/>
+              </w:rPr>
+            </w:pPr>
+            <w:r>
+              <w:rPr>
+                <w:sz w:val="22"/>
+                <w:lang w:val="en-US"/>
+              </w:rPr>
+              <w:t>10</w:t>
+            </w:r>
           </w:p>
         </w:tc>
         <w:tc>
@@ -3112,8 +3312,16 @@
               <w:jc w:val="center"/>
               <w:rPr>
                 <w:sz w:val="22"/>
-              </w:rPr>
-            </w:pPr>
+                <w:lang w:val="en-US"/>
+              </w:rPr>
+            </w:pPr>
+            <w:r>
+              <w:rPr>
+                <w:sz w:val="22"/>
+                <w:lang w:val="en-US"/>
+              </w:rPr>
+              <w:t>6</w:t>
+            </w:r>
           </w:p>
         </w:tc>
       </w:tr>
@@ -3237,22 +3445,252 @@
         <w:tc>
           <w:tcPr>
             <w:tcW w:w="922" w:type="dxa"/>
-            <w:shd w:val="clear" w:color="auto" w:fill="FFFFFF" w:themeFill="background1"/>
-            <w:vAlign w:val="center"/>
-          </w:tcPr>
-          <w:p>
-            <w:pPr>
-              <w:ind w:firstLine="0"/>
-              <w:jc w:val="center"/>
-              <w:rPr>
-                <w:sz w:val="22"/>
-                <w:lang w:val="en-US"/>
-              </w:rPr>
-            </w:pPr>
-            <w:r>
-              <w:rPr>
-                <w:sz w:val="22"/>
-                <w:lang w:val="en-US"/>
+            <w:shd w:val="clear" w:color="auto" w:fill="F2F2F2" w:themeFill="background1" w:themeFillShade="F2"/>
+            <w:vAlign w:val="center"/>
+          </w:tcPr>
+          <w:p>
+            <w:pPr>
+              <w:ind w:firstLine="0"/>
+              <w:jc w:val="center"/>
+              <w:rPr>
+                <w:sz w:val="22"/>
+                <w:lang w:val="en-US"/>
+              </w:rPr>
+            </w:pPr>
+            <w:r>
+              <w:rPr>
+                <w:sz w:val="22"/>
+                <w:lang w:val="en-US"/>
+              </w:rPr>
+              <w:t>2</w:t>
+            </w:r>
+          </w:p>
+        </w:tc>
+        <w:tc>
+          <w:tcPr>
+            <w:tcW w:w="922" w:type="dxa"/>
+            <w:shd w:val="clear" w:color="auto" w:fill="F2F2F2" w:themeFill="background1" w:themeFillShade="F2"/>
+            <w:vAlign w:val="center"/>
+          </w:tcPr>
+          <w:p>
+            <w:pPr>
+              <w:ind w:firstLine="0"/>
+              <w:jc w:val="center"/>
+              <w:rPr>
+                <w:sz w:val="22"/>
+                <w:lang w:val="en-US"/>
+              </w:rPr>
+            </w:pPr>
+            <w:r>
+              <w:rPr>
+                <w:sz w:val="22"/>
+                <w:lang w:val="en-US"/>
+              </w:rPr>
+              <w:t>5</w:t>
+            </w:r>
+          </w:p>
+        </w:tc>
+        <w:tc>
+          <w:tcPr>
+            <w:tcW w:w="922" w:type="dxa"/>
+            <w:shd w:val="clear" w:color="auto" w:fill="F2F2F2" w:themeFill="background1" w:themeFillShade="F2"/>
+            <w:vAlign w:val="center"/>
+          </w:tcPr>
+          <w:p>
+            <w:pPr>
+              <w:ind w:firstLine="0"/>
+              <w:jc w:val="center"/>
+              <w:rPr>
+                <w:sz w:val="22"/>
+                <w:lang w:val="en-US"/>
+              </w:rPr>
+            </w:pPr>
+            <w:r>
+              <w:rPr>
+                <w:sz w:val="22"/>
+                <w:lang w:val="en-US"/>
+              </w:rPr>
+              <w:t>2</w:t>
+            </w:r>
+          </w:p>
+        </w:tc>
+        <w:tc>
+          <w:tcPr>
+            <w:tcW w:w="922" w:type="dxa"/>
+            <w:shd w:val="clear" w:color="auto" w:fill="F2F2F2" w:themeFill="background1" w:themeFillShade="F2"/>
+            <w:vAlign w:val="center"/>
+          </w:tcPr>
+          <w:p>
+            <w:pPr>
+              <w:ind w:firstLine="0"/>
+              <w:jc w:val="center"/>
+              <w:rPr>
+                <w:sz w:val="22"/>
+                <w:lang w:val="en-US"/>
+              </w:rPr>
+            </w:pPr>
+            <w:r>
+              <w:rPr>
+                <w:sz w:val="22"/>
+                <w:lang w:val="en-US"/>
+              </w:rPr>
+              <w:t>5</w:t>
+            </w:r>
+          </w:p>
+        </w:tc>
+        <w:tc>
+          <w:tcPr>
+            <w:tcW w:w="922" w:type="dxa"/>
+            <w:shd w:val="clear" w:color="auto" w:fill="D9D9D9" w:themeFill="background1" w:themeFillShade="D9"/>
+            <w:vAlign w:val="center"/>
+          </w:tcPr>
+          <w:p>
+            <w:pPr>
+              <w:ind w:firstLine="0"/>
+              <w:jc w:val="center"/>
+              <w:rPr>
+                <w:sz w:val="22"/>
+                <w:lang w:val="en-US"/>
+              </w:rPr>
+            </w:pPr>
+            <w:r>
+              <w:rPr>
+                <w:sz w:val="22"/>
+                <w:lang w:val="en-US"/>
+              </w:rPr>
+              <w:t>0</w:t>
+            </w:r>
+          </w:p>
+        </w:tc>
+      </w:tr>
+      <w:tr>
+        <w:tc>
+          <w:tcPr>
+            <w:tcW w:w="921" w:type="dxa"/>
+            <w:vAlign w:val="center"/>
+          </w:tcPr>
+          <w:p>
+            <w:pPr>
+              <w:ind w:firstLine="0"/>
+              <w:jc w:val="center"/>
+              <w:rPr>
+                <w:sz w:val="22"/>
+              </w:rPr>
+            </w:pPr>
+            <w:r>
+              <w:rPr>
+                <w:sz w:val="22"/>
+              </w:rPr>
+              <w:t>6</w:t>
+            </w:r>
+          </w:p>
+        </w:tc>
+        <w:tc>
+          <w:tcPr>
+            <w:tcW w:w="921" w:type="dxa"/>
+            <w:vAlign w:val="center"/>
+          </w:tcPr>
+          <w:p>
+            <w:pPr>
+              <w:ind w:firstLine="0"/>
+              <w:jc w:val="center"/>
+              <w:rPr>
+                <w:sz w:val="22"/>
+                <w:lang w:val="en-US"/>
+              </w:rPr>
+            </w:pPr>
+            <w:r>
+              <w:rPr>
+                <w:sz w:val="22"/>
+                <w:lang w:val="en-US"/>
+              </w:rPr>
+              <w:t>1</w:t>
+            </w:r>
+          </w:p>
+        </w:tc>
+        <w:tc>
+          <w:tcPr>
+            <w:tcW w:w="922" w:type="dxa"/>
+            <w:vAlign w:val="center"/>
+          </w:tcPr>
+          <w:p>
+            <w:pPr>
+              <w:ind w:firstLine="0"/>
+              <w:jc w:val="center"/>
+              <w:rPr>
+                <w:sz w:val="22"/>
+                <w:lang w:val="en-US"/>
+              </w:rPr>
+            </w:pPr>
+            <w:r>
+              <w:rPr>
+                <w:sz w:val="22"/>
+                <w:lang w:val="en-US"/>
+              </w:rPr>
+              <w:t>6</w:t>
+            </w:r>
+          </w:p>
+        </w:tc>
+        <w:tc>
+          <w:tcPr>
+            <w:tcW w:w="921" w:type="dxa"/>
+            <w:vAlign w:val="center"/>
+          </w:tcPr>
+          <w:p>
+            <w:pPr>
+              <w:ind w:firstLine="0"/>
+              <w:jc w:val="center"/>
+              <w:rPr>
+                <w:sz w:val="22"/>
+                <w:lang w:val="en-US"/>
+              </w:rPr>
+            </w:pPr>
+            <w:r>
+              <w:rPr>
+                <w:sz w:val="22"/>
+                <w:lang w:val="en-US"/>
+              </w:rPr>
+              <w:t>5</w:t>
+            </w:r>
+          </w:p>
+        </w:tc>
+        <w:tc>
+          <w:tcPr>
+            <w:tcW w:w="921" w:type="dxa"/>
+            <w:vAlign w:val="center"/>
+          </w:tcPr>
+          <w:p>
+            <w:pPr>
+              <w:ind w:firstLine="0"/>
+              <w:jc w:val="center"/>
+              <w:rPr>
+                <w:sz w:val="22"/>
+              </w:rPr>
+            </w:pPr>
+            <w:r>
+              <w:rPr>
+                <w:sz w:val="22"/>
+              </w:rPr>
+              <w:t>6-9</w:t>
+            </w:r>
+          </w:p>
+        </w:tc>
+        <w:tc>
+          <w:tcPr>
+            <w:tcW w:w="921" w:type="dxa"/>
+            <w:vAlign w:val="center"/>
+          </w:tcPr>
+          <w:p>
+            <w:pPr>
+              <w:ind w:firstLine="0"/>
+              <w:jc w:val="center"/>
+              <w:rPr>
+                <w:sz w:val="22"/>
+              </w:rPr>
+            </w:pPr>
+            <w:r>
+              <w:rPr>
+                <w:sz w:val="22"/>
               </w:rPr>
               <w:t>2</w:t>
             </w:r>
@@ -3278,7 +3716,7 @@
                 <w:sz w:val="22"/>
                 <w:lang w:val="en-US"/>
               </w:rPr>
-              <w:t>5</w:t>
+              <w:t>2</w:t>
             </w:r>
           </w:p>
         </w:tc>
@@ -3302,7 +3740,7 @@
                 <w:sz w:val="22"/>
                 <w:lang w:val="en-US"/>
               </w:rPr>
-              <w:t>2</w:t>
+              <w:t>4</w:t>
             </w:r>
           </w:p>
         </w:tc>
@@ -3326,7 +3764,268 @@
                 <w:sz w:val="22"/>
                 <w:lang w:val="en-US"/>
               </w:rPr>
+              <w:t>7</w:t>
+            </w:r>
+          </w:p>
+        </w:tc>
+        <w:tc>
+          <w:tcPr>
+            <w:tcW w:w="922" w:type="dxa"/>
+            <w:shd w:val="clear" w:color="auto" w:fill="FFFFFF" w:themeFill="background1"/>
+            <w:vAlign w:val="center"/>
+          </w:tcPr>
+          <w:p>
+            <w:pPr>
+              <w:ind w:firstLine="0"/>
+              <w:jc w:val="center"/>
+              <w:rPr>
+                <w:sz w:val="22"/>
+                <w:lang w:val="en-US"/>
+              </w:rPr>
+            </w:pPr>
+            <w:r>
+              <w:rPr>
+                <w:sz w:val="22"/>
+                <w:lang w:val="en-US"/>
+              </w:rPr>
+              <w:t>9</w:t>
+            </w:r>
+          </w:p>
+        </w:tc>
+        <w:tc>
+          <w:tcPr>
+            <w:tcW w:w="922" w:type="dxa"/>
+            <w:vAlign w:val="center"/>
+          </w:tcPr>
+          <w:p>
+            <w:pPr>
+              <w:ind w:firstLine="0"/>
+              <w:jc w:val="center"/>
+              <w:rPr>
+                <w:sz w:val="22"/>
+                <w:lang w:val="en-US"/>
+              </w:rPr>
+            </w:pPr>
+            <w:r>
+              <w:rPr>
+                <w:sz w:val="22"/>
+                <w:lang w:val="en-US"/>
+              </w:rPr>
               <w:t>5</w:t>
+            </w:r>
+          </w:p>
+        </w:tc>
+      </w:tr>
+      <w:tr>
+        <w:tc>
+          <w:tcPr>
+            <w:tcW w:w="921" w:type="dxa"/>
+            <w:vAlign w:val="center"/>
+          </w:tcPr>
+          <w:p>
+            <w:pPr>
+              <w:ind w:firstLine="0"/>
+              <w:jc w:val="center"/>
+              <w:rPr>
+                <w:b/>
+                <w:bCs/>
+                <w:sz w:val="22"/>
+              </w:rPr>
+            </w:pPr>
+            <w:r>
+              <w:rPr>
+                <w:b/>
+                <w:bCs/>
+                <w:sz w:val="22"/>
+              </w:rPr>
+              <w:t>7</w:t>
+            </w:r>
+          </w:p>
+        </w:tc>
+        <w:tc>
+          <w:tcPr>
+            <w:tcW w:w="1843" w:type="dxa"/>
+            <w:gridSpan w:val="2"/>
+            <w:vAlign w:val="center"/>
+          </w:tcPr>
+          <w:p>
+            <w:pPr>
+              <w:ind w:firstLine="0"/>
+              <w:jc w:val="center"/>
+              <w:rPr>
+                <w:sz w:val="22"/>
+                <w:lang w:val="en-US"/>
+              </w:rPr>
+            </w:pPr>
+            <w:r>
+              <w:rPr>
+                <w:sz w:val="22"/>
+                <w:lang w:val="en-US"/>
+              </w:rPr>
+              <w:t>5</w:t>
+            </w:r>
+          </w:p>
+        </w:tc>
+        <w:tc>
+          <w:tcPr>
+            <w:tcW w:w="921" w:type="dxa"/>
+            <w:vAlign w:val="center"/>
+          </w:tcPr>
+          <w:p>
+            <w:pPr>
+              <w:ind w:firstLine="0"/>
+              <w:jc w:val="center"/>
+              <w:rPr>
+                <w:sz w:val="22"/>
+                <w:lang w:val="en-US"/>
+              </w:rPr>
+            </w:pPr>
+            <w:r>
+              <w:rPr>
+                <w:sz w:val="22"/>
+                <w:lang w:val="en-US"/>
+              </w:rPr>
+              <w:t>0</w:t>
+            </w:r>
+          </w:p>
+        </w:tc>
+        <w:tc>
+          <w:tcPr>
+            <w:tcW w:w="921" w:type="dxa"/>
+            <w:shd w:val="clear" w:color="auto" w:fill="D9D9D9" w:themeFill="background1" w:themeFillShade="D9"/>
+            <w:vAlign w:val="center"/>
+          </w:tcPr>
+          <w:p>
+            <w:pPr>
+              <w:ind w:firstLine="0"/>
+              <w:jc w:val="center"/>
+              <w:rPr>
+                <w:sz w:val="22"/>
+              </w:rPr>
+            </w:pPr>
+            <w:r>
+              <w:rPr>
+                <w:sz w:val="22"/>
+              </w:rPr>
+              <w:t>7-8</w:t>
+            </w:r>
+          </w:p>
+        </w:tc>
+        <w:tc>
+          <w:tcPr>
+            <w:tcW w:w="921" w:type="dxa"/>
+            <w:shd w:val="clear" w:color="auto" w:fill="D9D9D9" w:themeFill="background1" w:themeFillShade="D9"/>
+            <w:vAlign w:val="center"/>
+          </w:tcPr>
+          <w:p>
+            <w:pPr>
+              <w:ind w:firstLine="0"/>
+              <w:jc w:val="center"/>
+              <w:rPr>
+                <w:sz w:val="22"/>
+              </w:rPr>
+            </w:pPr>
+            <w:r>
+              <w:rPr>
+                <w:sz w:val="22"/>
+              </w:rPr>
+              <w:t>3</w:t>
+            </w:r>
+          </w:p>
+        </w:tc>
+        <w:tc>
+          <w:tcPr>
+            <w:tcW w:w="922" w:type="dxa"/>
+            <w:shd w:val="clear" w:color="auto" w:fill="F2F2F2" w:themeFill="background1" w:themeFillShade="F2"/>
+            <w:vAlign w:val="center"/>
+          </w:tcPr>
+          <w:p>
+            <w:pPr>
+              <w:ind w:firstLine="0"/>
+              <w:jc w:val="center"/>
+              <w:rPr>
+                <w:sz w:val="22"/>
+                <w:lang w:val="en-US"/>
+              </w:rPr>
+            </w:pPr>
+            <w:r>
+              <w:rPr>
+                <w:sz w:val="22"/>
+                <w:lang w:val="en-US"/>
+              </w:rPr>
+              <w:t>5</w:t>
+            </w:r>
+          </w:p>
+        </w:tc>
+        <w:tc>
+          <w:tcPr>
+            <w:tcW w:w="922" w:type="dxa"/>
+            <w:shd w:val="clear" w:color="auto" w:fill="F2F2F2" w:themeFill="background1" w:themeFillShade="F2"/>
+            <w:vAlign w:val="center"/>
+          </w:tcPr>
+          <w:p>
+            <w:pPr>
+              <w:ind w:firstLine="0"/>
+              <w:jc w:val="center"/>
+              <w:rPr>
+                <w:sz w:val="22"/>
+                <w:lang w:val="en-US"/>
+              </w:rPr>
+            </w:pPr>
+            <w:r>
+              <w:rPr>
+                <w:sz w:val="22"/>
+                <w:lang w:val="en-US"/>
+              </w:rPr>
+              <w:t>8</w:t>
+            </w:r>
+          </w:p>
+        </w:tc>
+        <w:tc>
+          <w:tcPr>
+            <w:tcW w:w="922" w:type="dxa"/>
+            <w:shd w:val="clear" w:color="auto" w:fill="F2F2F2" w:themeFill="background1" w:themeFillShade="F2"/>
+            <w:vAlign w:val="center"/>
+          </w:tcPr>
+          <w:p>
+            <w:pPr>
+              <w:ind w:firstLine="0"/>
+              <w:jc w:val="center"/>
+              <w:rPr>
+                <w:sz w:val="22"/>
+                <w:lang w:val="en-US"/>
+              </w:rPr>
+            </w:pPr>
+            <w:r>
+              <w:rPr>
+                <w:sz w:val="22"/>
+                <w:lang w:val="en-US"/>
+              </w:rPr>
+              <w:t>5</w:t>
+            </w:r>
+          </w:p>
+        </w:tc>
+        <w:tc>
+          <w:tcPr>
+            <w:tcW w:w="922" w:type="dxa"/>
+            <w:shd w:val="clear" w:color="auto" w:fill="F2F2F2" w:themeFill="background1" w:themeFillShade="F2"/>
+            <w:vAlign w:val="center"/>
+          </w:tcPr>
+          <w:p>
+            <w:pPr>
+              <w:ind w:firstLine="0"/>
+              <w:jc w:val="center"/>
+              <w:rPr>
+                <w:sz w:val="22"/>
+                <w:lang w:val="en-US"/>
+              </w:rPr>
+            </w:pPr>
+            <w:r>
+              <w:rPr>
+                <w:sz w:val="22"/>
+                <w:lang w:val="en-US"/>
+              </w:rPr>
+              <w:t>8</w:t>
             </w:r>
           </w:p>
         </w:tc>
@@ -3366,14 +4065,42 @@
               <w:ind w:firstLine="0"/>
               <w:jc w:val="center"/>
               <w:rPr>
-                <w:sz w:val="22"/>
-              </w:rPr>
-            </w:pPr>
-            <w:r>
-              <w:rPr>
-                <w:sz w:val="22"/>
-              </w:rPr>
-              <w:t>6</w:t>
+                <w:b/>
+                <w:bCs/>
+                <w:sz w:val="22"/>
+              </w:rPr>
+            </w:pPr>
+            <w:r>
+              <w:rPr>
+                <w:b/>
+                <w:bCs/>
+                <w:sz w:val="22"/>
+              </w:rPr>
+              <w:t>8</w:t>
+            </w:r>
+          </w:p>
+        </w:tc>
+        <w:tc>
+          <w:tcPr>
+            <w:tcW w:w="1843" w:type="dxa"/>
+            <w:gridSpan w:val="2"/>
+            <w:vAlign w:val="center"/>
+          </w:tcPr>
+          <w:p>
+            <w:pPr>
+              <w:ind w:firstLine="0"/>
+              <w:jc w:val="center"/>
+              <w:rPr>
+                <w:sz w:val="22"/>
+                <w:lang w:val="en-US"/>
+              </w:rPr>
+            </w:pPr>
+            <w:r>
+              <w:rPr>
+                <w:sz w:val="22"/>
+                <w:lang w:val="en-US"/>
+              </w:rPr>
+              <w:t>8</w:t>
             </w:r>
           </w:p>
         </w:tc>
@@ -3396,6 +4123,50 @@
                 <w:sz w:val="22"/>
                 <w:lang w:val="en-US"/>
               </w:rPr>
+              <w:t>0</w:t>
+            </w:r>
+          </w:p>
+        </w:tc>
+        <w:tc>
+          <w:tcPr>
+            <w:tcW w:w="921" w:type="dxa"/>
+            <w:shd w:val="clear" w:color="auto" w:fill="D9D9D9" w:themeFill="background1" w:themeFillShade="D9"/>
+            <w:vAlign w:val="center"/>
+          </w:tcPr>
+          <w:p>
+            <w:pPr>
+              <w:ind w:firstLine="0"/>
+              <w:jc w:val="center"/>
+              <w:rPr>
+                <w:sz w:val="22"/>
+              </w:rPr>
+            </w:pPr>
+            <w:r>
+              <w:rPr>
+                <w:sz w:val="22"/>
+              </w:rPr>
+              <w:t>8-9</w:t>
+            </w:r>
+          </w:p>
+        </w:tc>
+        <w:tc>
+          <w:tcPr>
+            <w:tcW w:w="921" w:type="dxa"/>
+            <w:shd w:val="clear" w:color="auto" w:fill="D9D9D9" w:themeFill="background1" w:themeFillShade="D9"/>
+            <w:vAlign w:val="center"/>
+          </w:tcPr>
+          <w:p>
+            <w:pPr>
+              <w:ind w:firstLine="0"/>
+              <w:jc w:val="center"/>
+              <w:rPr>
+                <w:sz w:val="22"/>
+              </w:rPr>
+            </w:pPr>
+            <w:r>
+              <w:rPr>
+                <w:sz w:val="22"/>
+              </w:rPr>
               <w:t>1</w:t>
             </w:r>
           </w:p>
@@ -3403,168 +4174,121 @@
         <w:tc>
           <w:tcPr>
             <w:tcW w:w="922" w:type="dxa"/>
-            <w:vAlign w:val="center"/>
-          </w:tcPr>
-          <w:p>
-            <w:pPr>
-              <w:ind w:firstLine="0"/>
-              <w:jc w:val="center"/>
-              <w:rPr>
-                <w:sz w:val="22"/>
-                <w:lang w:val="en-US"/>
-              </w:rPr>
-            </w:pPr>
-            <w:r>
-              <w:rPr>
-                <w:sz w:val="22"/>
-                <w:lang w:val="en-US"/>
-              </w:rPr>
-              <w:t>6</w:t>
-            </w:r>
-          </w:p>
-        </w:tc>
-        <w:tc>
-          <w:tcPr>
-            <w:tcW w:w="921" w:type="dxa"/>
-            <w:vAlign w:val="center"/>
-          </w:tcPr>
-          <w:p>
-            <w:pPr>
-              <w:ind w:firstLine="0"/>
-              <w:jc w:val="center"/>
-              <w:rPr>
-                <w:sz w:val="22"/>
-                <w:lang w:val="en-US"/>
-              </w:rPr>
-            </w:pPr>
-            <w:r>
-              <w:rPr>
-                <w:sz w:val="22"/>
-                <w:lang w:val="en-US"/>
-              </w:rPr>
-              <w:t>5</w:t>
-            </w:r>
-          </w:p>
-        </w:tc>
-        <w:tc>
-          <w:tcPr>
-            <w:tcW w:w="921" w:type="dxa"/>
-            <w:vAlign w:val="center"/>
-          </w:tcPr>
-          <w:p>
-            <w:pPr>
-              <w:ind w:firstLine="0"/>
-              <w:jc w:val="center"/>
-              <w:rPr>
-                <w:sz w:val="22"/>
-              </w:rPr>
-            </w:pPr>
-            <w:r>
-              <w:rPr>
-                <w:sz w:val="22"/>
-              </w:rPr>
-              <w:t>6-9</w:t>
-            </w:r>
-          </w:p>
-        </w:tc>
-        <w:tc>
-          <w:tcPr>
-            <w:tcW w:w="921" w:type="dxa"/>
-            <w:vAlign w:val="center"/>
-          </w:tcPr>
-          <w:p>
-            <w:pPr>
-              <w:ind w:firstLine="0"/>
-              <w:jc w:val="center"/>
-              <w:rPr>
-                <w:sz w:val="22"/>
-              </w:rPr>
-            </w:pPr>
-            <w:r>
-              <w:rPr>
-                <w:sz w:val="22"/>
-              </w:rPr>
-              <w:t>2</w:t>
+            <w:shd w:val="clear" w:color="auto" w:fill="F2F2F2" w:themeFill="background1" w:themeFillShade="F2"/>
+            <w:vAlign w:val="center"/>
+          </w:tcPr>
+          <w:p>
+            <w:pPr>
+              <w:ind w:firstLine="0"/>
+              <w:jc w:val="center"/>
+              <w:rPr>
+                <w:sz w:val="22"/>
+                <w:lang w:val="en-US"/>
+              </w:rPr>
+            </w:pPr>
+            <w:r>
+              <w:rPr>
+                <w:sz w:val="22"/>
+                <w:lang w:val="en-US"/>
+              </w:rPr>
+              <w:t>8</w:t>
             </w:r>
           </w:p>
         </w:tc>
         <w:tc>
           <w:tcPr>
             <w:tcW w:w="922" w:type="dxa"/>
-            <w:shd w:val="clear" w:color="auto" w:fill="FFFFFF" w:themeFill="background1"/>
-            <w:vAlign w:val="center"/>
-          </w:tcPr>
-          <w:p>
-            <w:pPr>
-              <w:ind w:firstLine="0"/>
-              <w:jc w:val="center"/>
-              <w:rPr>
-                <w:sz w:val="22"/>
-              </w:rPr>
-            </w:pPr>
+            <w:shd w:val="clear" w:color="auto" w:fill="F2F2F2" w:themeFill="background1" w:themeFillShade="F2"/>
+            <w:vAlign w:val="center"/>
+          </w:tcPr>
+          <w:p>
+            <w:pPr>
+              <w:ind w:firstLine="0"/>
+              <w:jc w:val="center"/>
+              <w:rPr>
+                <w:sz w:val="22"/>
+                <w:lang w:val="en-US"/>
+              </w:rPr>
+            </w:pPr>
+            <w:r>
+              <w:rPr>
+                <w:sz w:val="22"/>
+                <w:lang w:val="en-US"/>
+              </w:rPr>
+              <w:t>9</w:t>
+            </w:r>
           </w:p>
         </w:tc>
         <w:tc>
           <w:tcPr>
             <w:tcW w:w="922" w:type="dxa"/>
-            <w:shd w:val="clear" w:color="auto" w:fill="FFFFFF" w:themeFill="background1"/>
-            <w:vAlign w:val="center"/>
-          </w:tcPr>
-          <w:p>
-            <w:pPr>
-              <w:ind w:firstLine="0"/>
-              <w:jc w:val="center"/>
-              <w:rPr>
-                <w:sz w:val="22"/>
-              </w:rPr>
-            </w:pPr>
+            <w:shd w:val="clear" w:color="auto" w:fill="F2F2F2" w:themeFill="background1" w:themeFillShade="F2"/>
+            <w:vAlign w:val="center"/>
+          </w:tcPr>
+          <w:p>
+            <w:pPr>
+              <w:ind w:firstLine="0"/>
+              <w:jc w:val="center"/>
+              <w:rPr>
+                <w:sz w:val="22"/>
+                <w:lang w:val="en-US"/>
+              </w:rPr>
+            </w:pPr>
+            <w:r>
+              <w:rPr>
+                <w:sz w:val="22"/>
+                <w:lang w:val="en-US"/>
+              </w:rPr>
+              <w:t>8</w:t>
+            </w:r>
           </w:p>
         </w:tc>
         <w:tc>
           <w:tcPr>
             <w:tcW w:w="922" w:type="dxa"/>
-            <w:shd w:val="clear" w:color="auto" w:fill="FFFFFF" w:themeFill="background1"/>
-            <w:vAlign w:val="center"/>
-          </w:tcPr>
-          <w:p>
-            <w:pPr>
-              <w:ind w:firstLine="0"/>
-              <w:jc w:val="center"/>
-              <w:rPr>
-                <w:sz w:val="22"/>
-              </w:rPr>
-            </w:pPr>
+            <w:shd w:val="clear" w:color="auto" w:fill="F2F2F2" w:themeFill="background1" w:themeFillShade="F2"/>
+            <w:vAlign w:val="center"/>
+          </w:tcPr>
+          <w:p>
+            <w:pPr>
+              <w:ind w:firstLine="0"/>
+              <w:jc w:val="center"/>
+              <w:rPr>
+                <w:sz w:val="22"/>
+                <w:lang w:val="en-US"/>
+              </w:rPr>
+            </w:pPr>
+            <w:r>
+              <w:rPr>
+                <w:sz w:val="22"/>
+                <w:lang w:val="en-US"/>
+              </w:rPr>
+              <w:t>9</w:t>
+            </w:r>
           </w:p>
         </w:tc>
         <w:tc>
           <w:tcPr>
             <w:tcW w:w="922" w:type="dxa"/>
-            <w:shd w:val="clear" w:color="auto" w:fill="FFFFFF" w:themeFill="background1"/>
-            <w:vAlign w:val="center"/>
-          </w:tcPr>
-          <w:p>
-            <w:pPr>
-              <w:ind w:firstLine="0"/>
-              <w:jc w:val="center"/>
-              <w:rPr>
-                <w:sz w:val="22"/>
-              </w:rPr>
-            </w:pPr>
-          </w:p>
-        </w:tc>
-        <w:tc>
-          <w:tcPr>
-            <w:tcW w:w="922" w:type="dxa"/>
-            <w:vAlign w:val="center"/>
-          </w:tcPr>
-          <w:p>
-            <w:pPr>
-              <w:ind w:firstLine="0"/>
-              <w:jc w:val="center"/>
-              <w:rPr>
-                <w:sz w:val="22"/>
-              </w:rPr>
-            </w:pPr>
+            <w:shd w:val="clear" w:color="auto" w:fill="D9D9D9" w:themeFill="background1" w:themeFillShade="D9"/>
+            <w:vAlign w:val="center"/>
+          </w:tcPr>
+          <w:p>
+            <w:pPr>
+              <w:ind w:firstLine="0"/>
+              <w:jc w:val="center"/>
+              <w:rPr>
+                <w:sz w:val="22"/>
+                <w:lang w:val="en-US"/>
+              </w:rPr>
+            </w:pPr>
+            <w:r>
+              <w:rPr>
+                <w:sz w:val="22"/>
+                <w:lang w:val="en-US"/>
+              </w:rPr>
+              <w:t>0</w:t>
+            </w:r>
           </w:p>
         </w:tc>
       </w:tr>
@@ -3590,7 +4314,7 @@
                 <w:bCs/>
                 <w:sz w:val="22"/>
               </w:rPr>
-              <w:t>7</w:t>
+              <w:t>9</w:t>
             </w:r>
           </w:p>
         </w:tc>
@@ -3614,7 +4338,7 @@
                 <w:sz w:val="22"/>
                 <w:lang w:val="en-US"/>
               </w:rPr>
-              <w:t>5</w:t>
+              <w:t>9</w:t>
             </w:r>
           </w:p>
         </w:tc>
@@ -3659,7 +4383,7 @@
               <w:rPr>
                 <w:sz w:val="22"/>
               </w:rPr>
-              <w:t>7-8</w:t>
+              <w:t>9-10</w:t>
             </w:r>
           </w:p>
         </w:tc>
@@ -3681,103 +4405,103 @@
               <w:rPr>
                 <w:sz w:val="22"/>
               </w:rPr>
-              <w:t>3</w:t>
+              <w:t>1</w:t>
             </w:r>
           </w:p>
         </w:tc>
         <w:tc>
           <w:tcPr>
             <w:tcW w:w="922" w:type="dxa"/>
-            <w:shd w:val="clear" w:color="auto" w:fill="FFFFFF" w:themeFill="background1"/>
-            <w:vAlign w:val="center"/>
-          </w:tcPr>
-          <w:p>
-            <w:pPr>
-              <w:ind w:firstLine="0"/>
-              <w:jc w:val="center"/>
-              <w:rPr>
-                <w:sz w:val="22"/>
-                <w:lang w:val="en-US"/>
-              </w:rPr>
-            </w:pPr>
-            <w:r>
-              <w:rPr>
-                <w:sz w:val="22"/>
-                <w:lang w:val="en-US"/>
-              </w:rPr>
-              <w:t>5</w:t>
+            <w:shd w:val="clear" w:color="auto" w:fill="F2F2F2" w:themeFill="background1" w:themeFillShade="F2"/>
+            <w:vAlign w:val="center"/>
+          </w:tcPr>
+          <w:p>
+            <w:pPr>
+              <w:ind w:firstLine="0"/>
+              <w:jc w:val="center"/>
+              <w:rPr>
+                <w:sz w:val="22"/>
+                <w:lang w:val="en-US"/>
+              </w:rPr>
+            </w:pPr>
+            <w:r>
+              <w:rPr>
+                <w:sz w:val="22"/>
+                <w:lang w:val="en-US"/>
+              </w:rPr>
+              <w:t>9</w:t>
             </w:r>
           </w:p>
         </w:tc>
         <w:tc>
           <w:tcPr>
             <w:tcW w:w="922" w:type="dxa"/>
-            <w:shd w:val="clear" w:color="auto" w:fill="FFFFFF" w:themeFill="background1"/>
-            <w:vAlign w:val="center"/>
-          </w:tcPr>
-          <w:p>
-            <w:pPr>
-              <w:ind w:firstLine="0"/>
-              <w:jc w:val="center"/>
-              <w:rPr>
-                <w:sz w:val="22"/>
-                <w:lang w:val="en-US"/>
-              </w:rPr>
-            </w:pPr>
-            <w:r>
-              <w:rPr>
-                <w:sz w:val="22"/>
-                <w:lang w:val="en-US"/>
-              </w:rPr>
-              <w:t>8</w:t>
+            <w:shd w:val="clear" w:color="auto" w:fill="F2F2F2" w:themeFill="background1" w:themeFillShade="F2"/>
+            <w:vAlign w:val="center"/>
+          </w:tcPr>
+          <w:p>
+            <w:pPr>
+              <w:ind w:firstLine="0"/>
+              <w:jc w:val="center"/>
+              <w:rPr>
+                <w:sz w:val="22"/>
+                <w:lang w:val="en-US"/>
+              </w:rPr>
+            </w:pPr>
+            <w:r>
+              <w:rPr>
+                <w:sz w:val="22"/>
+                <w:lang w:val="en-US"/>
+              </w:rPr>
+              <w:t>10</w:t>
             </w:r>
           </w:p>
         </w:tc>
         <w:tc>
           <w:tcPr>
             <w:tcW w:w="922" w:type="dxa"/>
-            <w:shd w:val="clear" w:color="auto" w:fill="FFFFFF" w:themeFill="background1"/>
-            <w:vAlign w:val="center"/>
-          </w:tcPr>
-          <w:p>
-            <w:pPr>
-              <w:ind w:firstLine="0"/>
-              <w:jc w:val="center"/>
-              <w:rPr>
-                <w:sz w:val="22"/>
-                <w:lang w:val="en-US"/>
-              </w:rPr>
-            </w:pPr>
-            <w:r>
-              <w:rPr>
-                <w:sz w:val="22"/>
-                <w:lang w:val="en-US"/>
-              </w:rPr>
-              <w:t>5</w:t>
+            <w:shd w:val="clear" w:color="auto" w:fill="F2F2F2" w:themeFill="background1" w:themeFillShade="F2"/>
+            <w:vAlign w:val="center"/>
+          </w:tcPr>
+          <w:p>
+            <w:pPr>
+              <w:ind w:firstLine="0"/>
+              <w:jc w:val="center"/>
+              <w:rPr>
+                <w:sz w:val="22"/>
+                <w:lang w:val="en-US"/>
+              </w:rPr>
+            </w:pPr>
+            <w:r>
+              <w:rPr>
+                <w:sz w:val="22"/>
+                <w:lang w:val="en-US"/>
+              </w:rPr>
+              <w:t>9</w:t>
             </w:r>
           </w:p>
         </w:tc>
         <w:tc>
           <w:tcPr>
             <w:tcW w:w="922" w:type="dxa"/>
-            <w:shd w:val="clear" w:color="auto" w:fill="FFFFFF" w:themeFill="background1"/>
-            <w:vAlign w:val="center"/>
-          </w:tcPr>
-          <w:p>
-            <w:pPr>
-              <w:ind w:firstLine="0"/>
-              <w:jc w:val="center"/>
-              <w:rPr>
-                <w:sz w:val="22"/>
-                <w:lang w:val="en-US"/>
-              </w:rPr>
-            </w:pPr>
-            <w:r>
-              <w:rPr>
-                <w:sz w:val="22"/>
-                <w:lang w:val="en-US"/>
-              </w:rPr>
-              <w:t>8</w:t>
+            <w:shd w:val="clear" w:color="auto" w:fill="F2F2F2" w:themeFill="background1" w:themeFillShade="F2"/>
+            <w:vAlign w:val="center"/>
+          </w:tcPr>
+          <w:p>
+            <w:pPr>
+              <w:ind w:firstLine="0"/>
+              <w:jc w:val="center"/>
+              <w:rPr>
+                <w:sz w:val="22"/>
+                <w:lang w:val="en-US"/>
+              </w:rPr>
+            </w:pPr>
+            <w:r>
+              <w:rPr>
+                <w:sz w:val="22"/>
+                <w:lang w:val="en-US"/>
+              </w:rPr>
+              <w:t>10</w:t>
             </w:r>
           </w:p>
         </w:tc>
@@ -3828,7 +4552,7 @@
                 <w:bCs/>
                 <w:sz w:val="22"/>
               </w:rPr>
-              <w:t>8</w:t>
+              <w:t>10</w:t>
             </w:r>
           </w:p>
         </w:tc>
@@ -3852,7 +4576,7 @@
                 <w:sz w:val="22"/>
                 <w:lang w:val="en-US"/>
               </w:rPr>
-              <w:t>8</w:t>
+              <w:t>10</w:t>
             </w:r>
           </w:p>
         </w:tc>
@@ -3897,7 +4621,7 @@
               <w:rPr>
                 <w:sz w:val="22"/>
               </w:rPr>
-              <w:t>8-9</w:t>
+              <w:t>10-11</w:t>
             </w:r>
           </w:p>
         </w:tc>
@@ -3926,96 +4650,96 @@
         <w:tc>
           <w:tcPr>
             <w:tcW w:w="922" w:type="dxa"/>
-            <w:shd w:val="clear" w:color="auto" w:fill="FFFFFF" w:themeFill="background1"/>
-            <w:vAlign w:val="center"/>
-          </w:tcPr>
-          <w:p>
-            <w:pPr>
-              <w:ind w:firstLine="0"/>
-              <w:jc w:val="center"/>
-              <w:rPr>
-                <w:sz w:val="22"/>
-                <w:lang w:val="en-US"/>
-              </w:rPr>
-            </w:pPr>
-            <w:r>
-              <w:rPr>
-                <w:sz w:val="22"/>
-                <w:lang w:val="en-US"/>
-              </w:rPr>
-              <w:t>8</w:t>
+            <w:shd w:val="clear" w:color="auto" w:fill="F2F2F2" w:themeFill="background1" w:themeFillShade="F2"/>
+            <w:vAlign w:val="center"/>
+          </w:tcPr>
+          <w:p>
+            <w:pPr>
+              <w:ind w:firstLine="0"/>
+              <w:jc w:val="center"/>
+              <w:rPr>
+                <w:sz w:val="22"/>
+                <w:lang w:val="en-US"/>
+              </w:rPr>
+            </w:pPr>
+            <w:r>
+              <w:rPr>
+                <w:sz w:val="22"/>
+                <w:lang w:val="en-US"/>
+              </w:rPr>
+              <w:t>10</w:t>
             </w:r>
           </w:p>
         </w:tc>
         <w:tc>
           <w:tcPr>
             <w:tcW w:w="922" w:type="dxa"/>
-            <w:shd w:val="clear" w:color="auto" w:fill="FFFFFF" w:themeFill="background1"/>
-            <w:vAlign w:val="center"/>
-          </w:tcPr>
-          <w:p>
-            <w:pPr>
-              <w:ind w:firstLine="0"/>
-              <w:jc w:val="center"/>
-              <w:rPr>
-                <w:sz w:val="22"/>
-                <w:lang w:val="en-US"/>
-              </w:rPr>
-            </w:pPr>
-            <w:r>
-              <w:rPr>
-                <w:sz w:val="22"/>
-                <w:lang w:val="en-US"/>
-              </w:rPr>
-              <w:t>9</w:t>
+            <w:shd w:val="clear" w:color="auto" w:fill="F2F2F2" w:themeFill="background1" w:themeFillShade="F2"/>
+            <w:vAlign w:val="center"/>
+          </w:tcPr>
+          <w:p>
+            <w:pPr>
+              <w:ind w:firstLine="0"/>
+              <w:jc w:val="center"/>
+              <w:rPr>
+                <w:sz w:val="22"/>
+                <w:lang w:val="en-US"/>
+              </w:rPr>
+            </w:pPr>
+            <w:r>
+              <w:rPr>
+                <w:sz w:val="22"/>
+                <w:lang w:val="en-US"/>
+              </w:rPr>
+              <w:t>11</w:t>
             </w:r>
           </w:p>
         </w:tc>
         <w:tc>
           <w:tcPr>
             <w:tcW w:w="922" w:type="dxa"/>
-            <w:shd w:val="clear" w:color="auto" w:fill="FFFFFF" w:themeFill="background1"/>
-            <w:vAlign w:val="center"/>
-          </w:tcPr>
-          <w:p>
-            <w:pPr>
-              <w:ind w:firstLine="0"/>
-              <w:jc w:val="center"/>
-              <w:rPr>
-                <w:sz w:val="22"/>
-                <w:lang w:val="en-US"/>
-              </w:rPr>
-            </w:pPr>
-            <w:r>
-              <w:rPr>
-                <w:sz w:val="22"/>
-                <w:lang w:val="en-US"/>
-              </w:rPr>
-              <w:t>8</w:t>
+            <w:shd w:val="clear" w:color="auto" w:fill="F2F2F2" w:themeFill="background1" w:themeFillShade="F2"/>
+            <w:vAlign w:val="center"/>
+          </w:tcPr>
+          <w:p>
+            <w:pPr>
+              <w:ind w:firstLine="0"/>
+              <w:jc w:val="center"/>
+              <w:rPr>
+                <w:sz w:val="22"/>
+                <w:lang w:val="en-US"/>
+              </w:rPr>
+            </w:pPr>
+            <w:r>
+              <w:rPr>
+                <w:sz w:val="22"/>
+                <w:lang w:val="en-US"/>
+              </w:rPr>
+              <w:t>10</w:t>
             </w:r>
           </w:p>
         </w:tc>
         <w:tc>
           <w:tcPr>
             <w:tcW w:w="922" w:type="dxa"/>
-            <w:shd w:val="clear" w:color="auto" w:fill="FFFFFF" w:themeFill="background1"/>
-            <w:vAlign w:val="center"/>
-          </w:tcPr>
-          <w:p>
-            <w:pPr>
-              <w:ind w:firstLine="0"/>
-              <w:jc w:val="center"/>
-              <w:rPr>
-                <w:sz w:val="22"/>
-                <w:lang w:val="en-US"/>
-              </w:rPr>
-            </w:pPr>
-            <w:r>
-              <w:rPr>
-                <w:sz w:val="22"/>
-                <w:lang w:val="en-US"/>
-              </w:rPr>
-              <w:t>9</w:t>
+            <w:shd w:val="clear" w:color="auto" w:fill="F2F2F2" w:themeFill="background1" w:themeFillShade="F2"/>
+            <w:vAlign w:val="center"/>
+          </w:tcPr>
+          <w:p>
+            <w:pPr>
+              <w:ind w:firstLine="0"/>
+              <w:jc w:val="center"/>
+              <w:rPr>
+                <w:sz w:val="22"/>
+                <w:lang w:val="en-US"/>
+              </w:rPr>
+            </w:pPr>
+            <w:r>
+              <w:rPr>
+                <w:sz w:val="22"/>
+                <w:lang w:val="en-US"/>
+              </w:rPr>
+              <w:t>11</w:t>
             </w:r>
           </w:p>
         </w:tc>
@@ -4066,8 +4790,7 @@
                 <w:bCs/>
                 <w:sz w:val="22"/>
               </w:rPr>
-              <w:lastRenderedPageBreak/>
-              <w:t>9</w:t>
+              <w:t>11</w:t>
             </w:r>
           </w:p>
         </w:tc>
@@ -4083,15 +4806,14 @@
               <w:jc w:val="center"/>
               <w:rPr>
                 <w:sz w:val="22"/>
-                <w:lang w:val="en-US"/>
-              </w:rPr>
-            </w:pPr>
-            <w:r>
-              <w:rPr>
-                <w:sz w:val="22"/>
-                <w:lang w:val="en-US"/>
-              </w:rPr>
-              <w:t>9</w:t>
+              </w:rPr>
+            </w:pPr>
+            <w:r>
+              <w:rPr>
+                <w:sz w:val="22"/>
+                <w:lang w:val="en-US"/>
+              </w:rPr>
+              <w:t>11</w:t>
             </w:r>
           </w:p>
         </w:tc>
@@ -4136,7 +4858,7 @@
               <w:rPr>
                 <w:sz w:val="22"/>
               </w:rPr>
-              <w:t>9-10</w:t>
+              <w:t>11-12</w:t>
             </w:r>
           </w:p>
         </w:tc>
@@ -4158,103 +4880,103 @@
               <w:rPr>
                 <w:sz w:val="22"/>
               </w:rPr>
-              <w:t>1</w:t>
+              <w:t>3</w:t>
             </w:r>
           </w:p>
         </w:tc>
         <w:tc>
           <w:tcPr>
             <w:tcW w:w="922" w:type="dxa"/>
-            <w:shd w:val="clear" w:color="auto" w:fill="FFFFFF" w:themeFill="background1"/>
-            <w:vAlign w:val="center"/>
-          </w:tcPr>
-          <w:p>
-            <w:pPr>
-              <w:ind w:firstLine="0"/>
-              <w:jc w:val="center"/>
-              <w:rPr>
-                <w:sz w:val="22"/>
-                <w:lang w:val="en-US"/>
-              </w:rPr>
-            </w:pPr>
-            <w:r>
-              <w:rPr>
-                <w:sz w:val="22"/>
-                <w:lang w:val="en-US"/>
-              </w:rPr>
-              <w:t>9</w:t>
+            <w:shd w:val="clear" w:color="auto" w:fill="F2F2F2" w:themeFill="background1" w:themeFillShade="F2"/>
+            <w:vAlign w:val="center"/>
+          </w:tcPr>
+          <w:p>
+            <w:pPr>
+              <w:ind w:firstLine="0"/>
+              <w:jc w:val="center"/>
+              <w:rPr>
+                <w:sz w:val="22"/>
+                <w:lang w:val="en-US"/>
+              </w:rPr>
+            </w:pPr>
+            <w:r>
+              <w:rPr>
+                <w:sz w:val="22"/>
+                <w:lang w:val="en-US"/>
+              </w:rPr>
+              <w:t>11</w:t>
             </w:r>
           </w:p>
         </w:tc>
         <w:tc>
           <w:tcPr>
             <w:tcW w:w="922" w:type="dxa"/>
-            <w:shd w:val="clear" w:color="auto" w:fill="FFFFFF" w:themeFill="background1"/>
-            <w:vAlign w:val="center"/>
-          </w:tcPr>
-          <w:p>
-            <w:pPr>
-              <w:ind w:firstLine="0"/>
-              <w:jc w:val="center"/>
-              <w:rPr>
-                <w:sz w:val="22"/>
-                <w:lang w:val="en-US"/>
-              </w:rPr>
-            </w:pPr>
-            <w:r>
-              <w:rPr>
-                <w:sz w:val="22"/>
-                <w:lang w:val="en-US"/>
-              </w:rPr>
-              <w:t>10</w:t>
+            <w:shd w:val="clear" w:color="auto" w:fill="F2F2F2" w:themeFill="background1" w:themeFillShade="F2"/>
+            <w:vAlign w:val="center"/>
+          </w:tcPr>
+          <w:p>
+            <w:pPr>
+              <w:ind w:firstLine="0"/>
+              <w:jc w:val="center"/>
+              <w:rPr>
+                <w:sz w:val="22"/>
+                <w:lang w:val="en-US"/>
+              </w:rPr>
+            </w:pPr>
+            <w:r>
+              <w:rPr>
+                <w:sz w:val="22"/>
+                <w:lang w:val="en-US"/>
+              </w:rPr>
+              <w:t>12</w:t>
             </w:r>
           </w:p>
         </w:tc>
         <w:tc>
           <w:tcPr>
             <w:tcW w:w="922" w:type="dxa"/>
-            <w:shd w:val="clear" w:color="auto" w:fill="FFFFFF" w:themeFill="background1"/>
-            <w:vAlign w:val="center"/>
-          </w:tcPr>
-          <w:p>
-            <w:pPr>
-              <w:ind w:firstLine="0"/>
-              <w:jc w:val="center"/>
-              <w:rPr>
-                <w:sz w:val="22"/>
-                <w:lang w:val="en-US"/>
-              </w:rPr>
-            </w:pPr>
-            <w:r>
-              <w:rPr>
-                <w:sz w:val="22"/>
-                <w:lang w:val="en-US"/>
-              </w:rPr>
-              <w:t>9</w:t>
+            <w:shd w:val="clear" w:color="auto" w:fill="F2F2F2" w:themeFill="background1" w:themeFillShade="F2"/>
+            <w:vAlign w:val="center"/>
+          </w:tcPr>
+          <w:p>
+            <w:pPr>
+              <w:ind w:firstLine="0"/>
+              <w:jc w:val="center"/>
+              <w:rPr>
+                <w:sz w:val="22"/>
+                <w:lang w:val="en-US"/>
+              </w:rPr>
+            </w:pPr>
+            <w:r>
+              <w:rPr>
+                <w:sz w:val="22"/>
+                <w:lang w:val="en-US"/>
+              </w:rPr>
+              <w:t>11</w:t>
             </w:r>
           </w:p>
         </w:tc>
         <w:tc>
           <w:tcPr>
             <w:tcW w:w="922" w:type="dxa"/>
-            <w:shd w:val="clear" w:color="auto" w:fill="FFFFFF" w:themeFill="background1"/>
-            <w:vAlign w:val="center"/>
-          </w:tcPr>
-          <w:p>
-            <w:pPr>
-              <w:ind w:firstLine="0"/>
-              <w:jc w:val="center"/>
-              <w:rPr>
-                <w:sz w:val="22"/>
-                <w:lang w:val="en-US"/>
-              </w:rPr>
-            </w:pPr>
-            <w:r>
-              <w:rPr>
-                <w:sz w:val="22"/>
-                <w:lang w:val="en-US"/>
-              </w:rPr>
-              <w:t>10</w:t>
+            <w:shd w:val="clear" w:color="auto" w:fill="F2F2F2" w:themeFill="background1" w:themeFillShade="F2"/>
+            <w:vAlign w:val="center"/>
+          </w:tcPr>
+          <w:p>
+            <w:pPr>
+              <w:ind w:firstLine="0"/>
+              <w:jc w:val="center"/>
+              <w:rPr>
+                <w:sz w:val="22"/>
+                <w:lang w:val="en-US"/>
+              </w:rPr>
+            </w:pPr>
+            <w:r>
+              <w:rPr>
+                <w:sz w:val="22"/>
+                <w:lang w:val="en-US"/>
+              </w:rPr>
+              <w:t>12</w:t>
             </w:r>
           </w:p>
         </w:tc>
@@ -4305,7 +5027,7 @@
                 <w:bCs/>
                 <w:sz w:val="22"/>
               </w:rPr>
-              <w:t>10</w:t>
+              <w:t>12</w:t>
             </w:r>
           </w:p>
         </w:tc>
@@ -4321,15 +5043,14 @@
               <w:jc w:val="center"/>
               <w:rPr>
                 <w:sz w:val="22"/>
-                <w:lang w:val="en-US"/>
-              </w:rPr>
-            </w:pPr>
-            <w:r>
-              <w:rPr>
-                <w:sz w:val="22"/>
-                <w:lang w:val="en-US"/>
-              </w:rPr>
-              <w:t>10</w:t>
+              </w:rPr>
+            </w:pPr>
+            <w:r>
+              <w:rPr>
+                <w:sz w:val="22"/>
+                <w:lang w:val="en-US"/>
+              </w:rPr>
+              <w:t>14</w:t>
             </w:r>
           </w:p>
         </w:tc>
@@ -4359,568 +5080,96 @@
         <w:tc>
           <w:tcPr>
             <w:tcW w:w="921" w:type="dxa"/>
-            <w:shd w:val="clear" w:color="auto" w:fill="D9D9D9" w:themeFill="background1" w:themeFillShade="D9"/>
-            <w:vAlign w:val="center"/>
-          </w:tcPr>
-          <w:p>
-            <w:pPr>
-              <w:ind w:firstLine="0"/>
-              <w:jc w:val="center"/>
-              <w:rPr>
-                <w:sz w:val="22"/>
-              </w:rPr>
-            </w:pPr>
-            <w:r>
-              <w:rPr>
-                <w:sz w:val="22"/>
-              </w:rPr>
-              <w:t>10-11</w:t>
+            <w:vAlign w:val="center"/>
+          </w:tcPr>
+          <w:p>
+            <w:pPr>
+              <w:ind w:firstLine="0"/>
+              <w:jc w:val="center"/>
+              <w:rPr>
+                <w:sz w:val="22"/>
+              </w:rPr>
+            </w:pPr>
+            <w:r>
+              <w:rPr>
+                <w:sz w:val="22"/>
+              </w:rPr>
+              <w:t>12</w:t>
             </w:r>
           </w:p>
         </w:tc>
         <w:tc>
           <w:tcPr>
             <w:tcW w:w="921" w:type="dxa"/>
-            <w:shd w:val="clear" w:color="auto" w:fill="D9D9D9" w:themeFill="background1" w:themeFillShade="D9"/>
-            <w:vAlign w:val="center"/>
-          </w:tcPr>
-          <w:p>
-            <w:pPr>
-              <w:ind w:firstLine="0"/>
-              <w:jc w:val="center"/>
-              <w:rPr>
-                <w:sz w:val="22"/>
-              </w:rPr>
-            </w:pPr>
-            <w:r>
-              <w:rPr>
-                <w:sz w:val="22"/>
-              </w:rPr>
-              <w:t>1</w:t>
+            <w:vAlign w:val="center"/>
+          </w:tcPr>
+          <w:p>
+            <w:pPr>
+              <w:ind w:firstLine="0"/>
+              <w:jc w:val="center"/>
+              <w:rPr>
+                <w:sz w:val="22"/>
+              </w:rPr>
+            </w:pPr>
+            <w:r>
+              <w:rPr>
+                <w:sz w:val="22"/>
+              </w:rPr>
+              <w:t>-</w:t>
             </w:r>
           </w:p>
         </w:tc>
         <w:tc>
           <w:tcPr>
             <w:tcW w:w="922" w:type="dxa"/>
-            <w:shd w:val="clear" w:color="auto" w:fill="FFFFFF" w:themeFill="background1"/>
-            <w:vAlign w:val="center"/>
-          </w:tcPr>
-          <w:p>
-            <w:pPr>
-              <w:ind w:firstLine="0"/>
-              <w:jc w:val="center"/>
-              <w:rPr>
-                <w:sz w:val="22"/>
-                <w:lang w:val="en-US"/>
-              </w:rPr>
-            </w:pPr>
-            <w:r>
-              <w:rPr>
-                <w:sz w:val="22"/>
-                <w:lang w:val="en-US"/>
-              </w:rPr>
-              <w:t>10</w:t>
+            <w:shd w:val="clear" w:color="auto" w:fill="F2F2F2" w:themeFill="background1" w:themeFillShade="F2"/>
+            <w:vAlign w:val="center"/>
+          </w:tcPr>
+          <w:p>
+            <w:pPr>
+              <w:ind w:firstLine="0"/>
+              <w:jc w:val="center"/>
+              <w:rPr>
+                <w:sz w:val="22"/>
+                <w:lang w:val="en-US"/>
+              </w:rPr>
+            </w:pPr>
+            <w:r>
+              <w:rPr>
+                <w:sz w:val="22"/>
+                <w:lang w:val="en-US"/>
+              </w:rPr>
+              <w:t>12</w:t>
             </w:r>
           </w:p>
         </w:tc>
         <w:tc>
           <w:tcPr>
             <w:tcW w:w="922" w:type="dxa"/>
-            <w:shd w:val="clear" w:color="auto" w:fill="FFFFFF" w:themeFill="background1"/>
-            <w:vAlign w:val="center"/>
-          </w:tcPr>
-          <w:p>
-            <w:pPr>
-              <w:ind w:firstLine="0"/>
-              <w:jc w:val="center"/>
-              <w:rPr>
-                <w:sz w:val="22"/>
-                <w:lang w:val="en-US"/>
-              </w:rPr>
-            </w:pPr>
-            <w:r>
-              <w:rPr>
-                <w:sz w:val="22"/>
-                <w:lang w:val="en-US"/>
-              </w:rPr>
-              <w:t>11</w:t>
+            <w:vAlign w:val="center"/>
+          </w:tcPr>
+          <w:p>
+            <w:pPr>
+              <w:ind w:firstLine="0"/>
+              <w:jc w:val="center"/>
+              <w:rPr>
+                <w:sz w:val="22"/>
+                <w:lang w:val="en-US"/>
+              </w:rPr>
+            </w:pPr>
+            <w:r>
+              <w:rPr>
+                <w:sz w:val="22"/>
+                <w:lang w:val="en-US"/>
+              </w:rPr>
+              <w:t>-</w:t>
             </w:r>
           </w:p>
         </w:tc>
         <w:tc>
           <w:tcPr>
             <w:tcW w:w="922" w:type="dxa"/>
-            <w:shd w:val="clear" w:color="auto" w:fill="FFFFFF" w:themeFill="background1"/>
-            <w:vAlign w:val="center"/>
-          </w:tcPr>
-          <w:p>
-            <w:pPr>
-              <w:ind w:firstLine="0"/>
-              <w:jc w:val="center"/>
-              <w:rPr>
-                <w:sz w:val="22"/>
-                <w:lang w:val="en-US"/>
-              </w:rPr>
-            </w:pPr>
-            <w:r>
-              <w:rPr>
-                <w:sz w:val="22"/>
-                <w:lang w:val="en-US"/>
-              </w:rPr>
-              <w:t>10</w:t>
-            </w:r>
-          </w:p>
-        </w:tc>
-        <w:tc>
-          <w:tcPr>
-            <w:tcW w:w="922" w:type="dxa"/>
-            <w:shd w:val="clear" w:color="auto" w:fill="FFFFFF" w:themeFill="background1"/>
-            <w:vAlign w:val="center"/>
-          </w:tcPr>
-          <w:p>
-            <w:pPr>
-              <w:ind w:firstLine="0"/>
-              <w:jc w:val="center"/>
-              <w:rPr>
-                <w:sz w:val="22"/>
-                <w:lang w:val="en-US"/>
-              </w:rPr>
-            </w:pPr>
-            <w:r>
-              <w:rPr>
-                <w:sz w:val="22"/>
-                <w:lang w:val="en-US"/>
-              </w:rPr>
-              <w:t>11</w:t>
-            </w:r>
-          </w:p>
-        </w:tc>
-        <w:tc>
-          <w:tcPr>
-            <w:tcW w:w="922" w:type="dxa"/>
-            <w:shd w:val="clear" w:color="auto" w:fill="D9D9D9" w:themeFill="background1" w:themeFillShade="D9"/>
-            <w:vAlign w:val="center"/>
-          </w:tcPr>
-          <w:p>
-            <w:pPr>
-              <w:ind w:firstLine="0"/>
-              <w:jc w:val="center"/>
-              <w:rPr>
-                <w:sz w:val="22"/>
-                <w:lang w:val="en-US"/>
-              </w:rPr>
-            </w:pPr>
-            <w:r>
-              <w:rPr>
-                <w:sz w:val="22"/>
-                <w:lang w:val="en-US"/>
-              </w:rPr>
-              <w:t>0</w:t>
-            </w:r>
-          </w:p>
-        </w:tc>
-      </w:tr>
-      <w:tr>
-        <w:tc>
-          <w:tcPr>
-            <w:tcW w:w="921" w:type="dxa"/>
-            <w:vAlign w:val="center"/>
-          </w:tcPr>
-          <w:p>
-            <w:pPr>
-              <w:ind w:firstLine="0"/>
-              <w:jc w:val="center"/>
-              <w:rPr>
-                <w:b/>
-                <w:bCs/>
-                <w:sz w:val="22"/>
-              </w:rPr>
-            </w:pPr>
-            <w:r>
-              <w:rPr>
-                <w:b/>
-                <w:bCs/>
-                <w:sz w:val="22"/>
-              </w:rPr>
-              <w:t>11</w:t>
-            </w:r>
-          </w:p>
-        </w:tc>
-        <w:tc>
-          <w:tcPr>
-            <w:tcW w:w="1843" w:type="dxa"/>
-            <w:gridSpan w:val="2"/>
-            <w:vAlign w:val="center"/>
-          </w:tcPr>
-          <w:p>
-            <w:pPr>
-              <w:ind w:firstLine="0"/>
-              <w:jc w:val="center"/>
-              <w:rPr>
-                <w:sz w:val="22"/>
-              </w:rPr>
-            </w:pPr>
-            <w:r>
-              <w:rPr>
-                <w:sz w:val="22"/>
-                <w:lang w:val="en-US"/>
-              </w:rPr>
-              <w:t>11</w:t>
-            </w:r>
-          </w:p>
-        </w:tc>
-        <w:tc>
-          <w:tcPr>
-            <w:tcW w:w="921" w:type="dxa"/>
-            <w:vAlign w:val="center"/>
-          </w:tcPr>
-          <w:p>
-            <w:pPr>
-              <w:ind w:firstLine="0"/>
-              <w:jc w:val="center"/>
-              <w:rPr>
-                <w:sz w:val="22"/>
-                <w:lang w:val="en-US"/>
-              </w:rPr>
-            </w:pPr>
-            <w:r>
-              <w:rPr>
-                <w:sz w:val="22"/>
-                <w:lang w:val="en-US"/>
-              </w:rPr>
-              <w:t>0</w:t>
-            </w:r>
-          </w:p>
-        </w:tc>
-        <w:tc>
-          <w:tcPr>
-            <w:tcW w:w="921" w:type="dxa"/>
-            <w:shd w:val="clear" w:color="auto" w:fill="D9D9D9" w:themeFill="background1" w:themeFillShade="D9"/>
-            <w:vAlign w:val="center"/>
-          </w:tcPr>
-          <w:p>
-            <w:pPr>
-              <w:ind w:firstLine="0"/>
-              <w:jc w:val="center"/>
-              <w:rPr>
-                <w:sz w:val="22"/>
-              </w:rPr>
-            </w:pPr>
-            <w:r>
-              <w:rPr>
-                <w:sz w:val="22"/>
-              </w:rPr>
-              <w:t>11-12</w:t>
-            </w:r>
-          </w:p>
-        </w:tc>
-        <w:tc>
-          <w:tcPr>
-            <w:tcW w:w="921" w:type="dxa"/>
-            <w:shd w:val="clear" w:color="auto" w:fill="D9D9D9" w:themeFill="background1" w:themeFillShade="D9"/>
-            <w:vAlign w:val="center"/>
-          </w:tcPr>
-          <w:p>
-            <w:pPr>
-              <w:ind w:firstLine="0"/>
-              <w:jc w:val="center"/>
-              <w:rPr>
-                <w:sz w:val="22"/>
-              </w:rPr>
-            </w:pPr>
-            <w:r>
-              <w:rPr>
-                <w:sz w:val="22"/>
-              </w:rPr>
-              <w:t>3</w:t>
-            </w:r>
-          </w:p>
-        </w:tc>
-        <w:tc>
-          <w:tcPr>
-            <w:tcW w:w="922" w:type="dxa"/>
-            <w:shd w:val="clear" w:color="auto" w:fill="FFFFFF" w:themeFill="background1"/>
-            <w:vAlign w:val="center"/>
-          </w:tcPr>
-          <w:p>
-            <w:pPr>
-              <w:ind w:firstLine="0"/>
-              <w:jc w:val="center"/>
-              <w:rPr>
-                <w:sz w:val="22"/>
-                <w:lang w:val="en-US"/>
-              </w:rPr>
-            </w:pPr>
-            <w:r>
-              <w:rPr>
-                <w:sz w:val="22"/>
-                <w:lang w:val="en-US"/>
-              </w:rPr>
-              <w:t>11</w:t>
-            </w:r>
-          </w:p>
-        </w:tc>
-        <w:tc>
-          <w:tcPr>
-            <w:tcW w:w="922" w:type="dxa"/>
-            <w:shd w:val="clear" w:color="auto" w:fill="FFFFFF" w:themeFill="background1"/>
-            <w:vAlign w:val="center"/>
-          </w:tcPr>
-          <w:p>
-            <w:pPr>
-              <w:ind w:firstLine="0"/>
-              <w:jc w:val="center"/>
-              <w:rPr>
-                <w:sz w:val="22"/>
-                <w:lang w:val="en-US"/>
-              </w:rPr>
-            </w:pPr>
-            <w:r>
-              <w:rPr>
-                <w:sz w:val="22"/>
-                <w:lang w:val="en-US"/>
-              </w:rPr>
-              <w:t>12</w:t>
-            </w:r>
-          </w:p>
-        </w:tc>
-        <w:tc>
-          <w:tcPr>
-            <w:tcW w:w="922" w:type="dxa"/>
-            <w:shd w:val="clear" w:color="auto" w:fill="FFFFFF" w:themeFill="background1"/>
-            <w:vAlign w:val="center"/>
-          </w:tcPr>
-          <w:p>
-            <w:pPr>
-              <w:ind w:firstLine="0"/>
-              <w:jc w:val="center"/>
-              <w:rPr>
-                <w:sz w:val="22"/>
-                <w:lang w:val="en-US"/>
-              </w:rPr>
-            </w:pPr>
-            <w:r>
-              <w:rPr>
-                <w:sz w:val="22"/>
-                <w:lang w:val="en-US"/>
-              </w:rPr>
-              <w:t>11</w:t>
-            </w:r>
-          </w:p>
-        </w:tc>
-        <w:tc>
-          <w:tcPr>
-            <w:tcW w:w="922" w:type="dxa"/>
-            <w:shd w:val="clear" w:color="auto" w:fill="FFFFFF" w:themeFill="background1"/>
-            <w:vAlign w:val="center"/>
-          </w:tcPr>
-          <w:p>
-            <w:pPr>
-              <w:ind w:firstLine="0"/>
-              <w:jc w:val="center"/>
-              <w:rPr>
-                <w:sz w:val="22"/>
-                <w:lang w:val="en-US"/>
-              </w:rPr>
-            </w:pPr>
-            <w:r>
-              <w:rPr>
-                <w:sz w:val="22"/>
-                <w:lang w:val="en-US"/>
-              </w:rPr>
-              <w:t>12</w:t>
-            </w:r>
-          </w:p>
-        </w:tc>
-        <w:tc>
-          <w:tcPr>
-            <w:tcW w:w="922" w:type="dxa"/>
-            <w:shd w:val="clear" w:color="auto" w:fill="D9D9D9" w:themeFill="background1" w:themeFillShade="D9"/>
-            <w:vAlign w:val="center"/>
-          </w:tcPr>
-          <w:p>
-            <w:pPr>
-              <w:ind w:firstLine="0"/>
-              <w:jc w:val="center"/>
-              <w:rPr>
-                <w:sz w:val="22"/>
-                <w:lang w:val="en-US"/>
-              </w:rPr>
-            </w:pPr>
-            <w:r>
-              <w:rPr>
-                <w:sz w:val="22"/>
-                <w:lang w:val="en-US"/>
-              </w:rPr>
-              <w:t>0</w:t>
-            </w:r>
-          </w:p>
-        </w:tc>
-      </w:tr>
-      <w:tr>
-        <w:tc>
-          <w:tcPr>
-            <w:tcW w:w="921" w:type="dxa"/>
-            <w:vAlign w:val="center"/>
-          </w:tcPr>
-          <w:p>
-            <w:pPr>
-              <w:ind w:firstLine="0"/>
-              <w:jc w:val="center"/>
-              <w:rPr>
-                <w:b/>
-                <w:bCs/>
-                <w:sz w:val="22"/>
-              </w:rPr>
-            </w:pPr>
-            <w:r>
-              <w:rPr>
-                <w:b/>
-                <w:bCs/>
-                <w:sz w:val="22"/>
-              </w:rPr>
-              <w:t>12</w:t>
-            </w:r>
-          </w:p>
-        </w:tc>
-        <w:tc>
-          <w:tcPr>
-            <w:tcW w:w="1843" w:type="dxa"/>
-            <w:gridSpan w:val="2"/>
-            <w:vAlign w:val="center"/>
-          </w:tcPr>
-          <w:p>
-            <w:pPr>
-              <w:ind w:firstLine="0"/>
-              <w:jc w:val="center"/>
-              <w:rPr>
-                <w:sz w:val="22"/>
-              </w:rPr>
-            </w:pPr>
-            <w:r>
-              <w:rPr>
-                <w:sz w:val="22"/>
-                <w:lang w:val="en-US"/>
-              </w:rPr>
-              <w:t>14</w:t>
-            </w:r>
-          </w:p>
-        </w:tc>
-        <w:tc>
-          <w:tcPr>
-            <w:tcW w:w="921" w:type="dxa"/>
-            <w:vAlign w:val="center"/>
-          </w:tcPr>
-          <w:p>
-            <w:pPr>
-              <w:ind w:firstLine="0"/>
-              <w:jc w:val="center"/>
-              <w:rPr>
-                <w:sz w:val="22"/>
-                <w:lang w:val="en-US"/>
-              </w:rPr>
-            </w:pPr>
-            <w:r>
-              <w:rPr>
-                <w:sz w:val="22"/>
-                <w:lang w:val="en-US"/>
-              </w:rPr>
-              <w:t>0</w:t>
-            </w:r>
-          </w:p>
-        </w:tc>
-        <w:tc>
-          <w:tcPr>
-            <w:tcW w:w="921" w:type="dxa"/>
-            <w:vAlign w:val="center"/>
-          </w:tcPr>
-          <w:p>
-            <w:pPr>
-              <w:ind w:firstLine="0"/>
-              <w:jc w:val="center"/>
-              <w:rPr>
-                <w:sz w:val="22"/>
-              </w:rPr>
-            </w:pPr>
-            <w:r>
-              <w:rPr>
-                <w:sz w:val="22"/>
-              </w:rPr>
-              <w:t>12</w:t>
-            </w:r>
-          </w:p>
-        </w:tc>
-        <w:tc>
-          <w:tcPr>
-            <w:tcW w:w="921" w:type="dxa"/>
-            <w:vAlign w:val="center"/>
-          </w:tcPr>
-          <w:p>
-            <w:pPr>
-              <w:ind w:firstLine="0"/>
-              <w:jc w:val="center"/>
-              <w:rPr>
-                <w:sz w:val="22"/>
-              </w:rPr>
-            </w:pPr>
-            <w:r>
-              <w:rPr>
-                <w:sz w:val="22"/>
-              </w:rPr>
-              <w:t>-</w:t>
-            </w:r>
-          </w:p>
-        </w:tc>
-        <w:tc>
-          <w:tcPr>
-            <w:tcW w:w="922" w:type="dxa"/>
-            <w:vAlign w:val="center"/>
-          </w:tcPr>
-          <w:p>
-            <w:pPr>
-              <w:ind w:firstLine="0"/>
-              <w:jc w:val="center"/>
-              <w:rPr>
-                <w:sz w:val="22"/>
-                <w:lang w:val="en-US"/>
-              </w:rPr>
-            </w:pPr>
-            <w:r>
-              <w:rPr>
-                <w:sz w:val="22"/>
-                <w:lang w:val="en-US"/>
-              </w:rPr>
-              <w:t>12</w:t>
-            </w:r>
-          </w:p>
-        </w:tc>
-        <w:tc>
-          <w:tcPr>
-            <w:tcW w:w="922" w:type="dxa"/>
-            <w:vAlign w:val="center"/>
-          </w:tcPr>
-          <w:p>
-            <w:pPr>
-              <w:ind w:firstLine="0"/>
-              <w:jc w:val="center"/>
-              <w:rPr>
-                <w:sz w:val="22"/>
-                <w:lang w:val="en-US"/>
-              </w:rPr>
-            </w:pPr>
-            <w:r>
-              <w:rPr>
-                <w:sz w:val="22"/>
-                <w:lang w:val="en-US"/>
-              </w:rPr>
-              <w:t>-</w:t>
-            </w:r>
-          </w:p>
-        </w:tc>
-        <w:tc>
-          <w:tcPr>
-            <w:tcW w:w="922" w:type="dxa"/>
+            <w:shd w:val="clear" w:color="auto" w:fill="F2F2F2" w:themeFill="background1" w:themeFillShade="F2"/>
             <w:vAlign w:val="center"/>
           </w:tcPr>
           <w:p>
@@ -4991,18 +5240,8 @@
     </w:tbl>
     <w:p/>
     <w:p>
-      <w:pPr>
-        <w:rPr>
-          <w:b/>
-          <w:bCs/>
-        </w:rPr>
-      </w:pPr>
       <w:r>
-        <w:rPr>
-          <w:b/>
-          <w:bCs/>
-        </w:rPr>
-        <w:t>УСЛОВНЫЕ ОБЗНАЧЕНИЯ:</w:t>
+        <w:t>Бали задействованы следующие условные обозначения:</w:t>
       </w:r>
     </w:p>
     <w:p>
@@ -5014,12 +5253,14 @@
         </w:numPr>
         <w:ind w:left="1134" w:hanging="425"/>
       </w:pPr>
+      <w:proofErr w:type="spellStart"/>
       <w:r>
         <w:rPr>
           <w:lang w:val="en-US"/>
         </w:rPr>
         <w:t>i</w:t>
       </w:r>
+      <w:proofErr w:type="spellEnd"/>
       <w:r>
         <w:t xml:space="preserve">, </w:t>
       </w:r>
@@ -5035,6 +5276,9 @@
       <w:r>
         <w:t>события, определяющие работу</w:t>
       </w:r>
+      <w:r>
+        <w:t>;</w:t>
+      </w:r>
     </w:p>
     <w:p>
       <w:pPr>
@@ -5080,7 +5324,16 @@
         <w:t xml:space="preserve"> </w:t>
       </w:r>
       <w:r>
-        <w:t>– Ранний срок свершения события</w:t>
+        <w:t xml:space="preserve">– </w:t>
+      </w:r>
+      <w:r>
+        <w:t>р</w:t>
+      </w:r>
+      <w:r>
+        <w:t>анний срок свершения события</w:t>
+      </w:r>
+      <w:r>
+        <w:t>;</w:t>
       </w:r>
     </w:p>
     <w:p>
@@ -5128,7 +5381,16 @@
         <w:t xml:space="preserve"> </w:t>
       </w:r>
       <w:r>
-        <w:t>– Поздний срок свершения события</w:t>
+        <w:t xml:space="preserve">– </w:t>
+      </w:r>
+      <w:r>
+        <w:t>п</w:t>
+      </w:r>
+      <w:r>
+        <w:t>оздний срок свершения события</w:t>
+      </w:r>
+      <w:r>
+        <w:t>;</w:t>
       </w:r>
     </w:p>
     <w:p>
@@ -5140,17 +5402,269 @@
         </w:numPr>
         <w:ind w:left="1134" w:hanging="425"/>
       </w:pPr>
+      <w:proofErr w:type="spellStart"/>
       <w:r>
         <w:t>р</w:t>
       </w:r>
       <w:r>
-        <w:t>н, ро, пн, по – раннее/поздне</w:t>
+        <w:t>н</w:t>
+      </w:r>
+      <w:proofErr w:type="spellEnd"/>
+      <w:r>
+        <w:t xml:space="preserve">, </w:t>
+      </w:r>
+      <w:proofErr w:type="spellStart"/>
+      <w:r>
+        <w:t>ро</w:t>
+      </w:r>
+      <w:proofErr w:type="spellEnd"/>
+      <w:r>
+        <w:t xml:space="preserve">, </w:t>
+      </w:r>
+      <w:proofErr w:type="spellStart"/>
+      <w:r>
+        <w:t>пн</w:t>
+      </w:r>
+      <w:proofErr w:type="spellEnd"/>
+      <w:r>
+        <w:t>, по – раннее/поздне</w:t>
       </w:r>
       <w:r>
         <w:t>е начало/окончание</w:t>
       </w:r>
+      <w:r>
+        <w:t>;</w:t>
+      </w:r>
+    </w:p>
+    <w:p>
+      <w:pPr>
+        <w:pStyle w:val="aa"/>
+        <w:numPr>
+          <w:ilvl w:val="0"/>
+          <w:numId w:val="41"/>
+        </w:numPr>
+        <w:ind w:left="1134" w:hanging="425"/>
+      </w:pPr>
+      <m:oMath>
+        <m:sSub>
+          <m:sSubPr>
+            <m:ctrlPr>
+              <w:rPr>
+                <w:rFonts w:ascii="Cambria Math" w:hAnsi="Cambria Math"/>
+                <w:bCs/>
+                <w:lang w:val="en-US"/>
+              </w:rPr>
+            </m:ctrlPr>
+          </m:sSubPr>
+          <m:e>
+            <m:r>
+              <w:rPr>
+                <w:rFonts w:ascii="Cambria Math" w:hAnsi="Cambria Math"/>
+                <w:lang w:val="en-US"/>
+              </w:rPr>
+              <m:t>R</m:t>
+            </m:r>
+          </m:e>
+          <m:sub>
+            <m:r>
+              <w:rPr>
+                <w:rFonts w:ascii="Cambria Math" w:hAnsi="Cambria Math"/>
+                <w:lang w:val="en-US"/>
+              </w:rPr>
+              <m:t>i</m:t>
+            </m:r>
+          </m:sub>
+        </m:sSub>
+      </m:oMath>
+      <w:r>
+        <w:rPr>
+          <w:rFonts w:eastAsiaTheme="minorEastAsia"/>
+          <w:bCs/>
+        </w:rPr>
+        <w:t xml:space="preserve"> – </w:t>
+      </w:r>
+      <w:r>
+        <w:rPr>
+          <w:rFonts w:eastAsiaTheme="minorEastAsia"/>
+          <w:bCs/>
+        </w:rPr>
+        <w:t>резерв времени наступления события</w:t>
+      </w:r>
+      <w:r>
+        <w:rPr>
+          <w:rFonts w:eastAsiaTheme="minorEastAsia"/>
+          <w:bCs/>
+        </w:rPr>
+        <w:t>;</w:t>
+      </w:r>
+    </w:p>
+    <w:p>
+      <w:pPr>
+        <w:pStyle w:val="aa"/>
+        <w:numPr>
+          <w:ilvl w:val="0"/>
+          <w:numId w:val="41"/>
+        </w:numPr>
+        <w:ind w:left="1134" w:hanging="425"/>
+      </w:pPr>
+      <m:oMath>
+        <m:sSub>
+          <m:sSubPr>
+            <m:ctrlPr>
+              <w:rPr>
+                <w:rFonts w:ascii="Cambria Math" w:hAnsi="Cambria Math"/>
+                <w:lang w:val="en-US"/>
+              </w:rPr>
+            </m:ctrlPr>
+          </m:sSubPr>
+          <m:e>
+            <m:r>
+              <w:rPr>
+                <w:rFonts w:ascii="Cambria Math" w:hAnsi="Cambria Math"/>
+                <w:lang w:val="en-US"/>
+              </w:rPr>
+              <m:t>R</m:t>
+            </m:r>
+          </m:e>
+          <m:sub>
+            <m:r>
+              <w:rPr>
+                <w:rFonts w:ascii="Cambria Math" w:hAnsi="Cambria Math"/>
+                <w:lang w:val="en-US"/>
+              </w:rPr>
+              <m:t>i</m:t>
+            </m:r>
+            <m:r>
+              <m:rPr>
+                <m:sty m:val="p"/>
+              </m:rPr>
+              <w:rPr>
+                <w:rFonts w:ascii="Cambria Math" w:hAnsi="Cambria Math"/>
+              </w:rPr>
+              <m:t>-</m:t>
+            </m:r>
+            <m:r>
+              <w:rPr>
+                <w:rFonts w:ascii="Cambria Math" w:hAnsi="Cambria Math"/>
+                <w:lang w:val="en-US"/>
+              </w:rPr>
+              <m:t>j</m:t>
+            </m:r>
+          </m:sub>
+        </m:sSub>
+      </m:oMath>
+      <w:r>
+        <w:rPr>
+          <w:rFonts w:eastAsiaTheme="minorEastAsia"/>
+        </w:rPr>
+        <w:t xml:space="preserve"> </w:t>
+      </w:r>
+      <w:r>
+        <w:t>–</w:t>
+      </w:r>
+      <w:r>
+        <w:t xml:space="preserve"> </w:t>
+      </w:r>
+      <w:r>
+        <w:t>общий резерв времени</w:t>
+      </w:r>
+      <w:r>
+        <w:t>;</w:t>
+      </w:r>
+    </w:p>
+    <w:p>
+      <w:pPr>
+        <w:rPr>
+          <w:lang w:val="en-US"/>
+        </w:rPr>
+      </w:pPr>
+    </w:p>
+    <w:p>
+      <w:r>
+        <w:t>И</w:t>
+      </w:r>
+      <w:r>
+        <w:t xml:space="preserve">сходя из полученных данных </w:t>
+      </w:r>
+      <w:r>
+        <w:t>можно с</w:t>
+      </w:r>
+      <w:r>
+        <w:t>оставить календарный план</w:t>
+      </w:r>
+      <w:r>
+        <w:t xml:space="preserve"> (таблица 3.2)</w:t>
+      </w:r>
+      <w:r>
+        <w:t>. Дата начала проекта была взята за 01.04.26 (среда).</w:t>
+      </w:r>
+      <w:r>
+        <w:t xml:space="preserve"> Также при составлении календарного плана было учтено расписание выходных дней (рисунок 3.2).</w:t>
+      </w:r>
     </w:p>
     <w:p/>
+    <w:p>
+      <w:pPr>
+        <w:ind w:firstLine="142"/>
+        <w:jc w:val="center"/>
+      </w:pPr>
+      <w:r>
+        <w:rPr>
+          <w:noProof/>
+        </w:rPr>
+        <w:drawing>
+          <wp:inline distT="0" distB="0" distL="0" distR="0" wp14:anchorId="6793208F" wp14:editId="34016043">
+            <wp:extent cx="2138295" cy="2320925"/>
+            <wp:effectExtent l="0" t="0" r="0" b="0"/>
+            <wp:docPr id="524744523" name="Рисунок 1"/>
+            <wp:cNvGraphicFramePr>
+              <a:graphicFrameLocks xmlns:a="http://schemas.openxmlformats.org/drawingml/2006/main" noChangeAspect="1"/>
+            </wp:cNvGraphicFramePr>
+            <a:graphic xmlns:a="http://schemas.openxmlformats.org/drawingml/2006/main">
+              <a:graphicData uri="http://schemas.openxmlformats.org/drawingml/2006/picture">
+                <pic:pic xmlns:pic="http://schemas.openxmlformats.org/drawingml/2006/picture">
+                  <pic:nvPicPr>
+                    <pic:cNvPr id="524744523" name=""/>
+                    <pic:cNvPicPr/>
+                  </pic:nvPicPr>
+                  <pic:blipFill>
+                    <a:blip r:embed="rId10"/>
+                    <a:stretch>
+                      <a:fillRect/>
+                    </a:stretch>
+                  </pic:blipFill>
+                  <pic:spPr>
+                    <a:xfrm>
+                      <a:off x="0" y="0"/>
+                      <a:ext cx="2140052" cy="2322833"/>
+                    </a:xfrm>
+                    <a:prstGeom prst="rect">
+                      <a:avLst/>
+                    </a:prstGeom>
+                  </pic:spPr>
+                </pic:pic>
+              </a:graphicData>
+            </a:graphic>
+          </wp:inline>
+        </w:drawing>
+      </w:r>
+    </w:p>
+    <w:p>
+      <w:pPr>
+        <w:ind w:firstLine="142"/>
+        <w:jc w:val="center"/>
+      </w:pPr>
+      <w:r>
+        <w:t>Рисунок 3.2 – Календарь выходных дней на апрель</w:t>
+      </w:r>
+    </w:p>
+    <w:p/>
+    <w:p>
+      <w:r>
+        <w:lastRenderedPageBreak/>
+        <w:t>Таблица 3.2 – Планирование работ</w:t>
+      </w:r>
+    </w:p>
     <w:tbl>
       <w:tblPr>
         <w:tblStyle w:val="a5"/>
@@ -5158,30 +5672,37 @@
         <w:tblLook w:val="04A0" w:firstRow="1" w:lastRow="0" w:firstColumn="1" w:lastColumn="0" w:noHBand="0" w:noVBand="1"/>
       </w:tblPr>
       <w:tblGrid>
-        <w:gridCol w:w="1431"/>
-        <w:gridCol w:w="1520"/>
-        <w:gridCol w:w="1434"/>
-        <w:gridCol w:w="1442"/>
-        <w:gridCol w:w="1434"/>
-        <w:gridCol w:w="1442"/>
-        <w:gridCol w:w="1434"/>
+        <w:gridCol w:w="1231"/>
+        <w:gridCol w:w="1622"/>
+        <w:gridCol w:w="1508"/>
+        <w:gridCol w:w="1544"/>
+        <w:gridCol w:w="1574"/>
+        <w:gridCol w:w="1560"/>
+        <w:gridCol w:w="1098"/>
       </w:tblGrid>
       <w:tr>
         <w:tc>
           <w:tcPr>
-            <w:tcW w:w="1448" w:type="dxa"/>
+            <w:tcW w:w="1231" w:type="dxa"/>
             <w:vMerge w:val="restart"/>
-          </w:tcPr>
-          <w:p>
-            <w:pPr>
-              <w:ind w:firstLine="0"/>
-              <w:rPr>
-                <w:sz w:val="22"/>
-                <w:szCs w:val="18"/>
-              </w:rPr>
-            </w:pPr>
-            <w:r>
-              <w:rPr>
+            <w:shd w:val="clear" w:color="auto" w:fill="BFBFBF" w:themeFill="background1" w:themeFillShade="BF"/>
+            <w:vAlign w:val="center"/>
+          </w:tcPr>
+          <w:p>
+            <w:pPr>
+              <w:ind w:firstLine="0"/>
+              <w:jc w:val="center"/>
+              <w:rPr>
+                <w:b/>
+                <w:bCs/>
+                <w:sz w:val="22"/>
+                <w:szCs w:val="18"/>
+              </w:rPr>
+            </w:pPr>
+            <w:r>
+              <w:rPr>
+                <w:b/>
+                <w:bCs/>
                 <w:sz w:val="22"/>
                 <w:szCs w:val="18"/>
               </w:rPr>
@@ -5191,19 +5712,26 @@
         </w:tc>
         <w:tc>
           <w:tcPr>
-            <w:tcW w:w="1448" w:type="dxa"/>
+            <w:tcW w:w="1622" w:type="dxa"/>
             <w:vMerge w:val="restart"/>
-          </w:tcPr>
-          <w:p>
-            <w:pPr>
-              <w:ind w:firstLine="0"/>
-              <w:rPr>
-                <w:sz w:val="22"/>
-                <w:szCs w:val="18"/>
-              </w:rPr>
-            </w:pPr>
-            <w:r>
-              <w:rPr>
+            <w:shd w:val="clear" w:color="auto" w:fill="BFBFBF" w:themeFill="background1" w:themeFillShade="BF"/>
+            <w:vAlign w:val="center"/>
+          </w:tcPr>
+          <w:p>
+            <w:pPr>
+              <w:ind w:firstLine="0"/>
+              <w:jc w:val="center"/>
+              <w:rPr>
+                <w:b/>
+                <w:bCs/>
+                <w:sz w:val="22"/>
+                <w:szCs w:val="18"/>
+              </w:rPr>
+            </w:pPr>
+            <w:r>
+              <w:rPr>
+                <w:b/>
+                <w:bCs/>
                 <w:sz w:val="22"/>
                 <w:szCs w:val="18"/>
               </w:rPr>
@@ -5213,19 +5741,26 @@
         </w:tc>
         <w:tc>
           <w:tcPr>
-            <w:tcW w:w="2896" w:type="dxa"/>
+            <w:tcW w:w="3052" w:type="dxa"/>
             <w:gridSpan w:val="2"/>
-          </w:tcPr>
-          <w:p>
-            <w:pPr>
-              <w:ind w:firstLine="0"/>
-              <w:rPr>
-                <w:sz w:val="22"/>
-                <w:szCs w:val="18"/>
-              </w:rPr>
-            </w:pPr>
-            <w:r>
-              <w:rPr>
+            <w:shd w:val="clear" w:color="auto" w:fill="BFBFBF" w:themeFill="background1" w:themeFillShade="BF"/>
+            <w:vAlign w:val="center"/>
+          </w:tcPr>
+          <w:p>
+            <w:pPr>
+              <w:ind w:firstLine="0"/>
+              <w:jc w:val="center"/>
+              <w:rPr>
+                <w:b/>
+                <w:bCs/>
+                <w:sz w:val="22"/>
+                <w:szCs w:val="18"/>
+              </w:rPr>
+            </w:pPr>
+            <w:r>
+              <w:rPr>
+                <w:b/>
+                <w:bCs/>
                 <w:sz w:val="22"/>
                 <w:szCs w:val="18"/>
               </w:rPr>
@@ -5235,19 +5770,26 @@
         </w:tc>
         <w:tc>
           <w:tcPr>
-            <w:tcW w:w="2896" w:type="dxa"/>
+            <w:tcW w:w="3134" w:type="dxa"/>
             <w:gridSpan w:val="2"/>
-          </w:tcPr>
-          <w:p>
-            <w:pPr>
-              <w:ind w:firstLine="0"/>
-              <w:rPr>
-                <w:sz w:val="22"/>
-                <w:szCs w:val="18"/>
-              </w:rPr>
-            </w:pPr>
-            <w:r>
-              <w:rPr>
+            <w:shd w:val="clear" w:color="auto" w:fill="BFBFBF" w:themeFill="background1" w:themeFillShade="BF"/>
+            <w:vAlign w:val="center"/>
+          </w:tcPr>
+          <w:p>
+            <w:pPr>
+              <w:ind w:firstLine="0"/>
+              <w:jc w:val="center"/>
+              <w:rPr>
+                <w:b/>
+                <w:bCs/>
+                <w:sz w:val="22"/>
+                <w:szCs w:val="18"/>
+              </w:rPr>
+            </w:pPr>
+            <w:r>
+              <w:rPr>
+                <w:b/>
+                <w:bCs/>
                 <w:sz w:val="22"/>
                 <w:szCs w:val="18"/>
               </w:rPr>
@@ -5257,23 +5799,30 @@
         </w:tc>
         <w:tc>
           <w:tcPr>
-            <w:tcW w:w="1449" w:type="dxa"/>
+            <w:tcW w:w="1098" w:type="dxa"/>
             <w:vMerge w:val="restart"/>
-          </w:tcPr>
-          <w:p>
-            <w:pPr>
-              <w:ind w:firstLine="0"/>
-              <w:rPr>
-                <w:sz w:val="22"/>
-                <w:szCs w:val="18"/>
-              </w:rPr>
-            </w:pPr>
-            <w:r>
-              <w:rPr>
-                <w:sz w:val="22"/>
-                <w:szCs w:val="18"/>
-              </w:rPr>
-              <w:t>Резерв (6-4)</w:t>
+            <w:shd w:val="clear" w:color="auto" w:fill="BFBFBF" w:themeFill="background1" w:themeFillShade="BF"/>
+            <w:vAlign w:val="center"/>
+          </w:tcPr>
+          <w:p>
+            <w:pPr>
+              <w:ind w:firstLine="0"/>
+              <w:jc w:val="center"/>
+              <w:rPr>
+                <w:b/>
+                <w:bCs/>
+                <w:sz w:val="22"/>
+                <w:szCs w:val="18"/>
+              </w:rPr>
+            </w:pPr>
+            <w:r>
+              <w:rPr>
+                <w:b/>
+                <w:bCs/>
+                <w:sz w:val="22"/>
+                <w:szCs w:val="18"/>
+              </w:rPr>
+              <w:t>Резерв</w:t>
             </w:r>
           </w:p>
         </w:tc>
@@ -5281,7 +5830,7 @@
       <w:tr>
         <w:tc>
           <w:tcPr>
-            <w:tcW w:w="1448" w:type="dxa"/>
+            <w:tcW w:w="1231" w:type="dxa"/>
             <w:vMerge/>
           </w:tcPr>
           <w:p>
@@ -5296,7 +5845,7 @@
         </w:tc>
         <w:tc>
           <w:tcPr>
-            <w:tcW w:w="1448" w:type="dxa"/>
+            <w:tcW w:w="1622" w:type="dxa"/>
             <w:vMerge/>
           </w:tcPr>
           <w:p>
@@ -5311,18 +5860,25 @@
         </w:tc>
         <w:tc>
           <w:tcPr>
-            <w:tcW w:w="1448" w:type="dxa"/>
-          </w:tcPr>
-          <w:p>
-            <w:pPr>
-              <w:ind w:firstLine="0"/>
-              <w:rPr>
-                <w:sz w:val="22"/>
-                <w:szCs w:val="18"/>
-              </w:rPr>
-            </w:pPr>
-            <w:r>
-              <w:rPr>
+            <w:tcW w:w="1508" w:type="dxa"/>
+            <w:shd w:val="clear" w:color="auto" w:fill="BFBFBF" w:themeFill="background1" w:themeFillShade="BF"/>
+            <w:vAlign w:val="center"/>
+          </w:tcPr>
+          <w:p>
+            <w:pPr>
+              <w:ind w:firstLine="0"/>
+              <w:jc w:val="center"/>
+              <w:rPr>
+                <w:b/>
+                <w:bCs/>
+                <w:sz w:val="22"/>
+                <w:szCs w:val="18"/>
+              </w:rPr>
+            </w:pPr>
+            <w:r>
+              <w:rPr>
+                <w:b/>
+                <w:bCs/>
                 <w:sz w:val="22"/>
                 <w:szCs w:val="18"/>
               </w:rPr>
@@ -5332,18 +5888,25 @@
         </w:tc>
         <w:tc>
           <w:tcPr>
-            <w:tcW w:w="1448" w:type="dxa"/>
-          </w:tcPr>
-          <w:p>
-            <w:pPr>
-              <w:ind w:firstLine="0"/>
-              <w:rPr>
-                <w:sz w:val="22"/>
-                <w:szCs w:val="18"/>
-              </w:rPr>
-            </w:pPr>
-            <w:r>
-              <w:rPr>
+            <w:tcW w:w="1544" w:type="dxa"/>
+            <w:shd w:val="clear" w:color="auto" w:fill="BFBFBF" w:themeFill="background1" w:themeFillShade="BF"/>
+            <w:vAlign w:val="center"/>
+          </w:tcPr>
+          <w:p>
+            <w:pPr>
+              <w:ind w:firstLine="0"/>
+              <w:jc w:val="center"/>
+              <w:rPr>
+                <w:b/>
+                <w:bCs/>
+                <w:sz w:val="22"/>
+                <w:szCs w:val="18"/>
+              </w:rPr>
+            </w:pPr>
+            <w:r>
+              <w:rPr>
+                <w:b/>
+                <w:bCs/>
                 <w:sz w:val="22"/>
                 <w:szCs w:val="18"/>
               </w:rPr>
@@ -5353,18 +5916,25 @@
         </w:tc>
         <w:tc>
           <w:tcPr>
-            <w:tcW w:w="1448" w:type="dxa"/>
-          </w:tcPr>
-          <w:p>
-            <w:pPr>
-              <w:ind w:firstLine="0"/>
-              <w:rPr>
-                <w:sz w:val="22"/>
-                <w:szCs w:val="18"/>
-              </w:rPr>
-            </w:pPr>
-            <w:r>
-              <w:rPr>
+            <w:tcW w:w="1574" w:type="dxa"/>
+            <w:shd w:val="clear" w:color="auto" w:fill="BFBFBF" w:themeFill="background1" w:themeFillShade="BF"/>
+            <w:vAlign w:val="center"/>
+          </w:tcPr>
+          <w:p>
+            <w:pPr>
+              <w:ind w:firstLine="0"/>
+              <w:jc w:val="center"/>
+              <w:rPr>
+                <w:b/>
+                <w:bCs/>
+                <w:sz w:val="22"/>
+                <w:szCs w:val="18"/>
+              </w:rPr>
+            </w:pPr>
+            <w:r>
+              <w:rPr>
+                <w:b/>
+                <w:bCs/>
                 <w:sz w:val="22"/>
                 <w:szCs w:val="18"/>
               </w:rPr>
@@ -5374,18 +5944,25 @@
         </w:tc>
         <w:tc>
           <w:tcPr>
-            <w:tcW w:w="1448" w:type="dxa"/>
-          </w:tcPr>
-          <w:p>
-            <w:pPr>
-              <w:ind w:firstLine="0"/>
-              <w:rPr>
-                <w:sz w:val="22"/>
-                <w:szCs w:val="18"/>
-              </w:rPr>
-            </w:pPr>
-            <w:r>
-              <w:rPr>
+            <w:tcW w:w="1560" w:type="dxa"/>
+            <w:shd w:val="clear" w:color="auto" w:fill="BFBFBF" w:themeFill="background1" w:themeFillShade="BF"/>
+            <w:vAlign w:val="center"/>
+          </w:tcPr>
+          <w:p>
+            <w:pPr>
+              <w:ind w:firstLine="0"/>
+              <w:jc w:val="center"/>
+              <w:rPr>
+                <w:b/>
+                <w:bCs/>
+                <w:sz w:val="22"/>
+                <w:szCs w:val="18"/>
+              </w:rPr>
+            </w:pPr>
+            <w:r>
+              <w:rPr>
+                <w:b/>
+                <w:bCs/>
                 <w:sz w:val="22"/>
                 <w:szCs w:val="18"/>
               </w:rPr>
@@ -5395,7 +5972,7 @@
         </w:tc>
         <w:tc>
           <w:tcPr>
-            <w:tcW w:w="1449" w:type="dxa"/>
+            <w:tcW w:w="1098" w:type="dxa"/>
             <w:vMerge/>
           </w:tcPr>
           <w:p>
@@ -5412,20 +5989,43 @@
       <w:tr>
         <w:tc>
           <w:tcPr>
-            <w:tcW w:w="1448" w:type="dxa"/>
-          </w:tcPr>
-          <w:p>
-            <w:pPr>
-              <w:ind w:firstLine="0"/>
-              <w:rPr>
-                <w:sz w:val="22"/>
-                <w:szCs w:val="18"/>
-              </w:rPr>
-            </w:pPr>
-            <w:r>
-              <w:rPr>
-                <w:sz w:val="22"/>
-                <w:szCs w:val="18"/>
+            <w:tcW w:w="1231" w:type="dxa"/>
+            <w:vAlign w:val="center"/>
+          </w:tcPr>
+          <w:p>
+            <w:pPr>
+              <w:ind w:firstLine="0"/>
+              <w:jc w:val="center"/>
+              <w:rPr>
+                <w:sz w:val="22"/>
+                <w:szCs w:val="18"/>
+              </w:rPr>
+            </w:pPr>
+            <w:r>
+              <w:rPr>
+                <w:sz w:val="22"/>
+              </w:rPr>
+              <w:t>1-2</w:t>
+            </w:r>
+          </w:p>
+        </w:tc>
+        <w:tc>
+          <w:tcPr>
+            <w:tcW w:w="1622" w:type="dxa"/>
+            <w:vAlign w:val="center"/>
+          </w:tcPr>
+          <w:p>
+            <w:pPr>
+              <w:ind w:firstLine="0"/>
+              <w:jc w:val="center"/>
+              <w:rPr>
+                <w:sz w:val="22"/>
+                <w:szCs w:val="18"/>
+              </w:rPr>
+            </w:pPr>
+            <w:r>
+              <w:rPr>
+                <w:sz w:val="22"/>
               </w:rPr>
               <w:t>1</w:t>
             </w:r>
@@ -5433,386 +6033,2791 @@
         </w:tc>
         <w:tc>
           <w:tcPr>
-            <w:tcW w:w="1448" w:type="dxa"/>
-          </w:tcPr>
-          <w:p>
-            <w:pPr>
-              <w:ind w:firstLine="0"/>
-              <w:rPr>
-                <w:sz w:val="22"/>
-                <w:szCs w:val="18"/>
-              </w:rPr>
-            </w:pPr>
-          </w:p>
-        </w:tc>
-        <w:tc>
-          <w:tcPr>
-            <w:tcW w:w="1448" w:type="dxa"/>
-          </w:tcPr>
-          <w:p>
-            <w:pPr>
-              <w:ind w:firstLine="0"/>
-              <w:rPr>
-                <w:sz w:val="22"/>
-                <w:szCs w:val="18"/>
-              </w:rPr>
-            </w:pPr>
-          </w:p>
-        </w:tc>
-        <w:tc>
-          <w:tcPr>
-            <w:tcW w:w="1448" w:type="dxa"/>
-          </w:tcPr>
-          <w:p>
-            <w:pPr>
-              <w:ind w:firstLine="0"/>
-              <w:rPr>
-                <w:sz w:val="22"/>
-                <w:szCs w:val="18"/>
-              </w:rPr>
-            </w:pPr>
-          </w:p>
-        </w:tc>
-        <w:tc>
-          <w:tcPr>
-            <w:tcW w:w="1448" w:type="dxa"/>
-          </w:tcPr>
-          <w:p>
-            <w:pPr>
-              <w:ind w:firstLine="0"/>
-              <w:rPr>
-                <w:sz w:val="22"/>
-                <w:szCs w:val="18"/>
-              </w:rPr>
-            </w:pPr>
-          </w:p>
-        </w:tc>
-        <w:tc>
-          <w:tcPr>
-            <w:tcW w:w="1448" w:type="dxa"/>
-          </w:tcPr>
-          <w:p>
-            <w:pPr>
-              <w:ind w:firstLine="0"/>
-              <w:rPr>
-                <w:sz w:val="22"/>
-                <w:szCs w:val="18"/>
-              </w:rPr>
-            </w:pPr>
-          </w:p>
-        </w:tc>
-        <w:tc>
-          <w:tcPr>
-            <w:tcW w:w="1449" w:type="dxa"/>
-          </w:tcPr>
-          <w:p>
-            <w:pPr>
-              <w:ind w:firstLine="0"/>
-              <w:rPr>
-                <w:sz w:val="22"/>
-                <w:szCs w:val="18"/>
-              </w:rPr>
-            </w:pPr>
+            <w:tcW w:w="1508" w:type="dxa"/>
+            <w:shd w:val="clear" w:color="auto" w:fill="92D050"/>
+            <w:vAlign w:val="center"/>
+          </w:tcPr>
+          <w:p>
+            <w:pPr>
+              <w:ind w:firstLine="0"/>
+              <w:jc w:val="center"/>
+              <w:rPr>
+                <w:sz w:val="22"/>
+                <w:szCs w:val="18"/>
+              </w:rPr>
+            </w:pPr>
+            <w:r>
+              <w:rPr>
+                <w:sz w:val="22"/>
+                <w:szCs w:val="18"/>
+              </w:rPr>
+              <w:t>01.04</w:t>
+            </w:r>
+          </w:p>
+        </w:tc>
+        <w:tc>
+          <w:tcPr>
+            <w:tcW w:w="1544" w:type="dxa"/>
+            <w:vAlign w:val="center"/>
+          </w:tcPr>
+          <w:p>
+            <w:pPr>
+              <w:ind w:firstLine="0"/>
+              <w:jc w:val="center"/>
+              <w:rPr>
+                <w:sz w:val="22"/>
+                <w:szCs w:val="18"/>
+              </w:rPr>
+            </w:pPr>
+            <w:r>
+              <w:rPr>
+                <w:sz w:val="22"/>
+                <w:szCs w:val="18"/>
+              </w:rPr>
+              <w:t>01.04</w:t>
+            </w:r>
+          </w:p>
+        </w:tc>
+        <w:tc>
+          <w:tcPr>
+            <w:tcW w:w="1574" w:type="dxa"/>
+            <w:vAlign w:val="center"/>
+          </w:tcPr>
+          <w:p>
+            <w:pPr>
+              <w:ind w:firstLine="0"/>
+              <w:jc w:val="center"/>
+              <w:rPr>
+                <w:sz w:val="22"/>
+                <w:szCs w:val="18"/>
+              </w:rPr>
+            </w:pPr>
+            <w:r>
+              <w:rPr>
+                <w:sz w:val="22"/>
+                <w:szCs w:val="18"/>
+                <w:lang w:val="en-US"/>
+              </w:rPr>
+              <w:t>09</w:t>
+            </w:r>
+            <w:r>
+              <w:rPr>
+                <w:sz w:val="22"/>
+                <w:szCs w:val="18"/>
+              </w:rPr>
+              <w:t>.04</w:t>
+            </w:r>
+          </w:p>
+        </w:tc>
+        <w:tc>
+          <w:tcPr>
+            <w:tcW w:w="1560" w:type="dxa"/>
+            <w:vAlign w:val="center"/>
+          </w:tcPr>
+          <w:p>
+            <w:pPr>
+              <w:ind w:firstLine="0"/>
+              <w:jc w:val="center"/>
+              <w:rPr>
+                <w:sz w:val="22"/>
+                <w:szCs w:val="18"/>
+              </w:rPr>
+            </w:pPr>
+            <w:r>
+              <w:rPr>
+                <w:sz w:val="22"/>
+                <w:szCs w:val="18"/>
+                <w:lang w:val="en-US"/>
+              </w:rPr>
+              <w:t>09</w:t>
+            </w:r>
+            <w:r>
+              <w:rPr>
+                <w:sz w:val="22"/>
+                <w:szCs w:val="18"/>
+              </w:rPr>
+              <w:t>.04</w:t>
+            </w:r>
+          </w:p>
+        </w:tc>
+        <w:tc>
+          <w:tcPr>
+            <w:tcW w:w="1098" w:type="dxa"/>
+            <w:vAlign w:val="center"/>
+          </w:tcPr>
+          <w:p>
+            <w:pPr>
+              <w:ind w:firstLine="0"/>
+              <w:jc w:val="center"/>
+              <w:rPr>
+                <w:sz w:val="22"/>
+                <w:szCs w:val="18"/>
+              </w:rPr>
+            </w:pPr>
+            <w:r>
+              <w:rPr>
+                <w:sz w:val="22"/>
+                <w:lang w:val="en-US"/>
+              </w:rPr>
+              <w:t>6</w:t>
+            </w:r>
           </w:p>
         </w:tc>
       </w:tr>
       <w:tr>
         <w:tc>
           <w:tcPr>
-            <w:tcW w:w="1448" w:type="dxa"/>
-          </w:tcPr>
-          <w:p>
-            <w:pPr>
-              <w:ind w:firstLine="0"/>
-              <w:rPr>
-                <w:sz w:val="22"/>
-                <w:szCs w:val="18"/>
-              </w:rPr>
-            </w:pPr>
-          </w:p>
-        </w:tc>
-        <w:tc>
-          <w:tcPr>
-            <w:tcW w:w="1448" w:type="dxa"/>
-          </w:tcPr>
-          <w:p>
-            <w:pPr>
-              <w:ind w:firstLine="0"/>
-              <w:rPr>
-                <w:sz w:val="22"/>
-                <w:szCs w:val="18"/>
-              </w:rPr>
-            </w:pPr>
-          </w:p>
-        </w:tc>
-        <w:tc>
-          <w:tcPr>
-            <w:tcW w:w="1448" w:type="dxa"/>
-          </w:tcPr>
-          <w:p>
-            <w:pPr>
-              <w:ind w:firstLine="0"/>
-              <w:rPr>
-                <w:sz w:val="22"/>
-                <w:szCs w:val="18"/>
-              </w:rPr>
-            </w:pPr>
-          </w:p>
-        </w:tc>
-        <w:tc>
-          <w:tcPr>
-            <w:tcW w:w="1448" w:type="dxa"/>
-          </w:tcPr>
-          <w:p>
-            <w:pPr>
-              <w:ind w:firstLine="0"/>
-              <w:rPr>
-                <w:sz w:val="22"/>
-                <w:szCs w:val="18"/>
-              </w:rPr>
-            </w:pPr>
-          </w:p>
-        </w:tc>
-        <w:tc>
-          <w:tcPr>
-            <w:tcW w:w="1448" w:type="dxa"/>
-          </w:tcPr>
-          <w:p>
-            <w:pPr>
-              <w:ind w:firstLine="0"/>
-              <w:rPr>
-                <w:sz w:val="22"/>
-                <w:szCs w:val="18"/>
-              </w:rPr>
-            </w:pPr>
-          </w:p>
-        </w:tc>
-        <w:tc>
-          <w:tcPr>
-            <w:tcW w:w="1448" w:type="dxa"/>
-          </w:tcPr>
-          <w:p>
-            <w:pPr>
-              <w:ind w:firstLine="0"/>
-              <w:rPr>
-                <w:sz w:val="22"/>
-                <w:szCs w:val="18"/>
-              </w:rPr>
-            </w:pPr>
-          </w:p>
-        </w:tc>
-        <w:tc>
-          <w:tcPr>
-            <w:tcW w:w="1449" w:type="dxa"/>
-          </w:tcPr>
-          <w:p>
-            <w:pPr>
-              <w:ind w:firstLine="0"/>
-              <w:rPr>
-                <w:sz w:val="22"/>
-                <w:szCs w:val="18"/>
-              </w:rPr>
-            </w:pPr>
+            <w:tcW w:w="1231" w:type="dxa"/>
+            <w:shd w:val="clear" w:color="auto" w:fill="D9D9D9" w:themeFill="background1" w:themeFillShade="D9"/>
+            <w:vAlign w:val="center"/>
+          </w:tcPr>
+          <w:p>
+            <w:pPr>
+              <w:ind w:firstLine="0"/>
+              <w:jc w:val="center"/>
+              <w:rPr>
+                <w:sz w:val="22"/>
+                <w:szCs w:val="18"/>
+              </w:rPr>
+            </w:pPr>
+            <w:r>
+              <w:rPr>
+                <w:sz w:val="22"/>
+              </w:rPr>
+              <w:t>1-3</w:t>
+            </w:r>
+          </w:p>
+        </w:tc>
+        <w:tc>
+          <w:tcPr>
+            <w:tcW w:w="1622" w:type="dxa"/>
+            <w:vAlign w:val="center"/>
+          </w:tcPr>
+          <w:p>
+            <w:pPr>
+              <w:ind w:firstLine="0"/>
+              <w:jc w:val="center"/>
+              <w:rPr>
+                <w:sz w:val="22"/>
+                <w:szCs w:val="18"/>
+              </w:rPr>
+            </w:pPr>
+            <w:r>
+              <w:rPr>
+                <w:sz w:val="22"/>
+              </w:rPr>
+              <w:t>1</w:t>
+            </w:r>
+          </w:p>
+        </w:tc>
+        <w:tc>
+          <w:tcPr>
+            <w:tcW w:w="1508" w:type="dxa"/>
+            <w:shd w:val="clear" w:color="auto" w:fill="92D050"/>
+            <w:vAlign w:val="center"/>
+          </w:tcPr>
+          <w:p>
+            <w:pPr>
+              <w:ind w:firstLine="0"/>
+              <w:jc w:val="center"/>
+              <w:rPr>
+                <w:sz w:val="22"/>
+                <w:szCs w:val="18"/>
+              </w:rPr>
+            </w:pPr>
+            <w:r>
+              <w:rPr>
+                <w:sz w:val="22"/>
+                <w:szCs w:val="18"/>
+              </w:rPr>
+              <w:t>01.04</w:t>
+            </w:r>
+          </w:p>
+        </w:tc>
+        <w:tc>
+          <w:tcPr>
+            <w:tcW w:w="1544" w:type="dxa"/>
+            <w:shd w:val="clear" w:color="auto" w:fill="F2F2F2" w:themeFill="background1" w:themeFillShade="F2"/>
+            <w:vAlign w:val="center"/>
+          </w:tcPr>
+          <w:p>
+            <w:pPr>
+              <w:ind w:firstLine="0"/>
+              <w:jc w:val="center"/>
+              <w:rPr>
+                <w:sz w:val="22"/>
+                <w:szCs w:val="18"/>
+              </w:rPr>
+            </w:pPr>
+            <w:r>
+              <w:rPr>
+                <w:sz w:val="22"/>
+                <w:szCs w:val="18"/>
+              </w:rPr>
+              <w:t>01.04</w:t>
+            </w:r>
+          </w:p>
+        </w:tc>
+        <w:tc>
+          <w:tcPr>
+            <w:tcW w:w="1574" w:type="dxa"/>
+            <w:shd w:val="clear" w:color="auto" w:fill="F2F2F2" w:themeFill="background1" w:themeFillShade="F2"/>
+            <w:vAlign w:val="center"/>
+          </w:tcPr>
+          <w:p>
+            <w:pPr>
+              <w:ind w:firstLine="0"/>
+              <w:jc w:val="center"/>
+              <w:rPr>
+                <w:sz w:val="22"/>
+                <w:szCs w:val="18"/>
+              </w:rPr>
+            </w:pPr>
+            <w:r>
+              <w:rPr>
+                <w:sz w:val="22"/>
+                <w:szCs w:val="18"/>
+              </w:rPr>
+              <w:t>01.04</w:t>
+            </w:r>
+          </w:p>
+        </w:tc>
+        <w:tc>
+          <w:tcPr>
+            <w:tcW w:w="1560" w:type="dxa"/>
+            <w:shd w:val="clear" w:color="auto" w:fill="F2F2F2" w:themeFill="background1" w:themeFillShade="F2"/>
+            <w:vAlign w:val="center"/>
+          </w:tcPr>
+          <w:p>
+            <w:pPr>
+              <w:ind w:firstLine="0"/>
+              <w:jc w:val="center"/>
+              <w:rPr>
+                <w:sz w:val="22"/>
+                <w:szCs w:val="18"/>
+              </w:rPr>
+            </w:pPr>
+            <w:r>
+              <w:rPr>
+                <w:sz w:val="22"/>
+                <w:szCs w:val="18"/>
+              </w:rPr>
+              <w:t>01.04</w:t>
+            </w:r>
+          </w:p>
+        </w:tc>
+        <w:tc>
+          <w:tcPr>
+            <w:tcW w:w="1098" w:type="dxa"/>
+            <w:shd w:val="clear" w:color="auto" w:fill="F2F2F2" w:themeFill="background1" w:themeFillShade="F2"/>
+            <w:vAlign w:val="center"/>
+          </w:tcPr>
+          <w:p>
+            <w:pPr>
+              <w:ind w:firstLine="0"/>
+              <w:jc w:val="center"/>
+              <w:rPr>
+                <w:sz w:val="22"/>
+                <w:szCs w:val="18"/>
+              </w:rPr>
+            </w:pPr>
+            <w:r>
+              <w:rPr>
+                <w:sz w:val="22"/>
+                <w:lang w:val="en-US"/>
+              </w:rPr>
+              <w:t>0</w:t>
+            </w:r>
           </w:p>
         </w:tc>
       </w:tr>
       <w:tr>
         <w:tc>
           <w:tcPr>
-            <w:tcW w:w="1448" w:type="dxa"/>
-          </w:tcPr>
-          <w:p>
-            <w:pPr>
-              <w:ind w:firstLine="0"/>
-              <w:rPr>
-                <w:sz w:val="22"/>
-                <w:szCs w:val="18"/>
-              </w:rPr>
-            </w:pPr>
-          </w:p>
-        </w:tc>
-        <w:tc>
-          <w:tcPr>
-            <w:tcW w:w="1448" w:type="dxa"/>
-          </w:tcPr>
-          <w:p>
-            <w:pPr>
-              <w:ind w:firstLine="0"/>
-              <w:rPr>
-                <w:sz w:val="22"/>
-                <w:szCs w:val="18"/>
-              </w:rPr>
-            </w:pPr>
-          </w:p>
-        </w:tc>
-        <w:tc>
-          <w:tcPr>
-            <w:tcW w:w="1448" w:type="dxa"/>
-          </w:tcPr>
-          <w:p>
-            <w:pPr>
-              <w:ind w:firstLine="0"/>
-              <w:rPr>
-                <w:sz w:val="22"/>
-                <w:szCs w:val="18"/>
-              </w:rPr>
-            </w:pPr>
-          </w:p>
-        </w:tc>
-        <w:tc>
-          <w:tcPr>
-            <w:tcW w:w="1448" w:type="dxa"/>
-          </w:tcPr>
-          <w:p>
-            <w:pPr>
-              <w:ind w:firstLine="0"/>
-              <w:rPr>
-                <w:sz w:val="22"/>
-                <w:szCs w:val="18"/>
-              </w:rPr>
-            </w:pPr>
-          </w:p>
-        </w:tc>
-        <w:tc>
-          <w:tcPr>
-            <w:tcW w:w="1448" w:type="dxa"/>
-          </w:tcPr>
-          <w:p>
-            <w:pPr>
-              <w:ind w:firstLine="0"/>
-              <w:rPr>
-                <w:sz w:val="22"/>
-                <w:szCs w:val="18"/>
-              </w:rPr>
-            </w:pPr>
-          </w:p>
-        </w:tc>
-        <w:tc>
-          <w:tcPr>
-            <w:tcW w:w="1448" w:type="dxa"/>
-          </w:tcPr>
-          <w:p>
-            <w:pPr>
-              <w:ind w:firstLine="0"/>
-              <w:rPr>
-                <w:sz w:val="22"/>
-                <w:szCs w:val="18"/>
-              </w:rPr>
-            </w:pPr>
-          </w:p>
-        </w:tc>
-        <w:tc>
-          <w:tcPr>
-            <w:tcW w:w="1449" w:type="dxa"/>
-          </w:tcPr>
-          <w:p>
-            <w:pPr>
-              <w:ind w:firstLine="0"/>
-              <w:rPr>
-                <w:sz w:val="22"/>
-                <w:szCs w:val="18"/>
-              </w:rPr>
-            </w:pPr>
+            <w:tcW w:w="1231" w:type="dxa"/>
+            <w:vAlign w:val="center"/>
+          </w:tcPr>
+          <w:p>
+            <w:pPr>
+              <w:ind w:firstLine="0"/>
+              <w:jc w:val="center"/>
+              <w:rPr>
+                <w:sz w:val="22"/>
+                <w:szCs w:val="18"/>
+              </w:rPr>
+            </w:pPr>
+            <w:r>
+              <w:rPr>
+                <w:sz w:val="22"/>
+              </w:rPr>
+              <w:t>1-10</w:t>
+            </w:r>
+          </w:p>
+        </w:tc>
+        <w:tc>
+          <w:tcPr>
+            <w:tcW w:w="1622" w:type="dxa"/>
+            <w:vAlign w:val="center"/>
+          </w:tcPr>
+          <w:p>
+            <w:pPr>
+              <w:ind w:firstLine="0"/>
+              <w:jc w:val="center"/>
+              <w:rPr>
+                <w:sz w:val="22"/>
+                <w:szCs w:val="18"/>
+              </w:rPr>
+            </w:pPr>
+            <w:r>
+              <w:rPr>
+                <w:sz w:val="22"/>
+              </w:rPr>
+              <w:t>2</w:t>
+            </w:r>
+          </w:p>
+        </w:tc>
+        <w:tc>
+          <w:tcPr>
+            <w:tcW w:w="1508" w:type="dxa"/>
+            <w:shd w:val="clear" w:color="auto" w:fill="92D050"/>
+            <w:vAlign w:val="center"/>
+          </w:tcPr>
+          <w:p>
+            <w:pPr>
+              <w:ind w:firstLine="0"/>
+              <w:jc w:val="center"/>
+              <w:rPr>
+                <w:sz w:val="22"/>
+                <w:szCs w:val="18"/>
+              </w:rPr>
+            </w:pPr>
+            <w:r>
+              <w:rPr>
+                <w:sz w:val="22"/>
+                <w:szCs w:val="18"/>
+              </w:rPr>
+              <w:t>01.04</w:t>
+            </w:r>
+          </w:p>
+        </w:tc>
+        <w:tc>
+          <w:tcPr>
+            <w:tcW w:w="1544" w:type="dxa"/>
+            <w:vAlign w:val="center"/>
+          </w:tcPr>
+          <w:p>
+            <w:pPr>
+              <w:ind w:firstLine="0"/>
+              <w:jc w:val="center"/>
+              <w:rPr>
+                <w:sz w:val="22"/>
+                <w:szCs w:val="18"/>
+              </w:rPr>
+            </w:pPr>
+            <w:r>
+              <w:rPr>
+                <w:sz w:val="22"/>
+                <w:szCs w:val="18"/>
+              </w:rPr>
+              <w:t>0</w:t>
+            </w:r>
+            <w:r>
+              <w:rPr>
+                <w:sz w:val="22"/>
+                <w:szCs w:val="18"/>
+                <w:lang w:val="en-US"/>
+              </w:rPr>
+              <w:t>2</w:t>
+            </w:r>
+            <w:r>
+              <w:rPr>
+                <w:sz w:val="22"/>
+                <w:szCs w:val="18"/>
+              </w:rPr>
+              <w:t>.04</w:t>
+            </w:r>
+          </w:p>
+        </w:tc>
+        <w:tc>
+          <w:tcPr>
+            <w:tcW w:w="1574" w:type="dxa"/>
+            <w:vAlign w:val="center"/>
+          </w:tcPr>
+          <w:p>
+            <w:pPr>
+              <w:ind w:firstLine="0"/>
+              <w:jc w:val="center"/>
+              <w:rPr>
+                <w:sz w:val="22"/>
+                <w:szCs w:val="18"/>
+                <w:lang w:val="en-US"/>
+              </w:rPr>
+            </w:pPr>
+            <w:r>
+              <w:rPr>
+                <w:sz w:val="22"/>
+                <w:szCs w:val="18"/>
+              </w:rPr>
+              <w:t>1</w:t>
+            </w:r>
+            <w:r>
+              <w:rPr>
+                <w:sz w:val="22"/>
+                <w:szCs w:val="18"/>
+                <w:lang w:val="en-US"/>
+              </w:rPr>
+              <w:t>3</w:t>
+            </w:r>
+            <w:r>
+              <w:rPr>
+                <w:sz w:val="22"/>
+                <w:szCs w:val="18"/>
+              </w:rPr>
+              <w:t>.04</w:t>
+            </w:r>
+          </w:p>
+        </w:tc>
+        <w:tc>
+          <w:tcPr>
+            <w:tcW w:w="1560" w:type="dxa"/>
+            <w:vAlign w:val="center"/>
+          </w:tcPr>
+          <w:p>
+            <w:pPr>
+              <w:ind w:firstLine="0"/>
+              <w:jc w:val="center"/>
+              <w:rPr>
+                <w:sz w:val="22"/>
+                <w:szCs w:val="18"/>
+                <w:lang w:val="en-US"/>
+              </w:rPr>
+            </w:pPr>
+            <w:r>
+              <w:rPr>
+                <w:sz w:val="22"/>
+                <w:szCs w:val="18"/>
+              </w:rPr>
+              <w:t>14.04</w:t>
+            </w:r>
+          </w:p>
+        </w:tc>
+        <w:tc>
+          <w:tcPr>
+            <w:tcW w:w="1098" w:type="dxa"/>
+            <w:vAlign w:val="center"/>
+          </w:tcPr>
+          <w:p>
+            <w:pPr>
+              <w:ind w:firstLine="0"/>
+              <w:jc w:val="center"/>
+              <w:rPr>
+                <w:sz w:val="22"/>
+                <w:szCs w:val="18"/>
+              </w:rPr>
+            </w:pPr>
+            <w:r>
+              <w:rPr>
+                <w:sz w:val="22"/>
+                <w:lang w:val="en-US"/>
+              </w:rPr>
+              <w:t>8</w:t>
+            </w:r>
           </w:p>
         </w:tc>
       </w:tr>
       <w:tr>
         <w:tc>
           <w:tcPr>
-            <w:tcW w:w="1448" w:type="dxa"/>
-          </w:tcPr>
-          <w:p>
-            <w:pPr>
-              <w:ind w:firstLine="0"/>
-              <w:rPr>
-                <w:sz w:val="22"/>
-                <w:szCs w:val="18"/>
-              </w:rPr>
-            </w:pPr>
-          </w:p>
-        </w:tc>
-        <w:tc>
-          <w:tcPr>
-            <w:tcW w:w="1448" w:type="dxa"/>
-          </w:tcPr>
-          <w:p>
-            <w:pPr>
-              <w:ind w:firstLine="0"/>
-              <w:rPr>
-                <w:sz w:val="22"/>
-                <w:szCs w:val="18"/>
-              </w:rPr>
-            </w:pPr>
-          </w:p>
-        </w:tc>
-        <w:tc>
-          <w:tcPr>
-            <w:tcW w:w="1448" w:type="dxa"/>
-          </w:tcPr>
-          <w:p>
-            <w:pPr>
-              <w:ind w:firstLine="0"/>
-              <w:rPr>
-                <w:sz w:val="22"/>
-                <w:szCs w:val="18"/>
-              </w:rPr>
-            </w:pPr>
-          </w:p>
-        </w:tc>
-        <w:tc>
-          <w:tcPr>
-            <w:tcW w:w="1448" w:type="dxa"/>
-          </w:tcPr>
-          <w:p>
-            <w:pPr>
-              <w:ind w:firstLine="0"/>
-              <w:rPr>
-                <w:sz w:val="22"/>
-                <w:szCs w:val="18"/>
-              </w:rPr>
-            </w:pPr>
-          </w:p>
-        </w:tc>
-        <w:tc>
-          <w:tcPr>
-            <w:tcW w:w="1448" w:type="dxa"/>
-          </w:tcPr>
-          <w:p>
-            <w:pPr>
-              <w:ind w:firstLine="0"/>
-              <w:rPr>
-                <w:sz w:val="22"/>
-                <w:szCs w:val="18"/>
-              </w:rPr>
-            </w:pPr>
-          </w:p>
-        </w:tc>
-        <w:tc>
-          <w:tcPr>
-            <w:tcW w:w="1448" w:type="dxa"/>
-          </w:tcPr>
-          <w:p>
-            <w:pPr>
-              <w:ind w:firstLine="0"/>
-              <w:rPr>
-                <w:sz w:val="22"/>
-                <w:szCs w:val="18"/>
-              </w:rPr>
-            </w:pPr>
-          </w:p>
-        </w:tc>
-        <w:tc>
-          <w:tcPr>
-            <w:tcW w:w="1449" w:type="dxa"/>
-          </w:tcPr>
-          <w:p>
-            <w:pPr>
-              <w:ind w:firstLine="0"/>
-              <w:rPr>
-                <w:sz w:val="22"/>
-                <w:szCs w:val="18"/>
-              </w:rPr>
-            </w:pPr>
+            <w:tcW w:w="1231" w:type="dxa"/>
+            <w:vAlign w:val="center"/>
+          </w:tcPr>
+          <w:p>
+            <w:pPr>
+              <w:ind w:firstLine="0"/>
+              <w:jc w:val="center"/>
+              <w:rPr>
+                <w:sz w:val="22"/>
+                <w:szCs w:val="18"/>
+              </w:rPr>
+            </w:pPr>
+            <w:r>
+              <w:rPr>
+                <w:sz w:val="22"/>
+              </w:rPr>
+              <w:t>2-4</w:t>
+            </w:r>
+          </w:p>
+        </w:tc>
+        <w:tc>
+          <w:tcPr>
+            <w:tcW w:w="1622" w:type="dxa"/>
+            <w:vAlign w:val="center"/>
+          </w:tcPr>
+          <w:p>
+            <w:pPr>
+              <w:ind w:firstLine="0"/>
+              <w:jc w:val="center"/>
+              <w:rPr>
+                <w:sz w:val="22"/>
+                <w:szCs w:val="18"/>
+              </w:rPr>
+            </w:pPr>
+            <w:r>
+              <w:rPr>
+                <w:sz w:val="22"/>
+              </w:rPr>
+              <w:t>2</w:t>
+            </w:r>
+          </w:p>
+        </w:tc>
+        <w:tc>
+          <w:tcPr>
+            <w:tcW w:w="1508" w:type="dxa"/>
+            <w:vAlign w:val="center"/>
+          </w:tcPr>
+          <w:p>
+            <w:pPr>
+              <w:ind w:firstLine="0"/>
+              <w:jc w:val="center"/>
+              <w:rPr>
+                <w:sz w:val="22"/>
+                <w:szCs w:val="18"/>
+                <w:lang w:val="en-US"/>
+              </w:rPr>
+            </w:pPr>
+            <w:r>
+              <w:rPr>
+                <w:sz w:val="22"/>
+                <w:szCs w:val="18"/>
+              </w:rPr>
+              <w:t>0</w:t>
+            </w:r>
+            <w:r>
+              <w:rPr>
+                <w:sz w:val="22"/>
+                <w:szCs w:val="18"/>
+                <w:lang w:val="en-US"/>
+              </w:rPr>
+              <w:t>2</w:t>
+            </w:r>
+            <w:r>
+              <w:rPr>
+                <w:sz w:val="22"/>
+                <w:szCs w:val="18"/>
+              </w:rPr>
+              <w:t>.04</w:t>
+            </w:r>
+          </w:p>
+        </w:tc>
+        <w:tc>
+          <w:tcPr>
+            <w:tcW w:w="1544" w:type="dxa"/>
+            <w:vAlign w:val="center"/>
+          </w:tcPr>
+          <w:p>
+            <w:pPr>
+              <w:ind w:firstLine="0"/>
+              <w:jc w:val="center"/>
+              <w:rPr>
+                <w:sz w:val="22"/>
+                <w:szCs w:val="18"/>
+              </w:rPr>
+            </w:pPr>
+            <w:r>
+              <w:rPr>
+                <w:sz w:val="22"/>
+                <w:szCs w:val="18"/>
+              </w:rPr>
+              <w:t>0</w:t>
+            </w:r>
+            <w:r>
+              <w:rPr>
+                <w:sz w:val="22"/>
+                <w:szCs w:val="18"/>
+                <w:lang w:val="en-US"/>
+              </w:rPr>
+              <w:t>3</w:t>
+            </w:r>
+            <w:r>
+              <w:rPr>
+                <w:sz w:val="22"/>
+                <w:szCs w:val="18"/>
+              </w:rPr>
+              <w:t>.04</w:t>
+            </w:r>
+          </w:p>
+        </w:tc>
+        <w:tc>
+          <w:tcPr>
+            <w:tcW w:w="1574" w:type="dxa"/>
+            <w:vAlign w:val="center"/>
+          </w:tcPr>
+          <w:p>
+            <w:pPr>
+              <w:ind w:firstLine="0"/>
+              <w:jc w:val="center"/>
+              <w:rPr>
+                <w:sz w:val="22"/>
+                <w:szCs w:val="18"/>
+              </w:rPr>
+            </w:pPr>
+            <w:r>
+              <w:rPr>
+                <w:sz w:val="22"/>
+                <w:szCs w:val="18"/>
+              </w:rPr>
+              <w:t>1</w:t>
+            </w:r>
+            <w:r>
+              <w:rPr>
+                <w:sz w:val="22"/>
+                <w:szCs w:val="18"/>
+                <w:lang w:val="en-US"/>
+              </w:rPr>
+              <w:t>0</w:t>
+            </w:r>
+            <w:r>
+              <w:rPr>
+                <w:sz w:val="22"/>
+                <w:szCs w:val="18"/>
+              </w:rPr>
+              <w:t>.04</w:t>
+            </w:r>
+          </w:p>
+        </w:tc>
+        <w:tc>
+          <w:tcPr>
+            <w:tcW w:w="1560" w:type="dxa"/>
+            <w:vAlign w:val="center"/>
+          </w:tcPr>
+          <w:p>
+            <w:pPr>
+              <w:ind w:firstLine="0"/>
+              <w:jc w:val="center"/>
+              <w:rPr>
+                <w:i/>
+                <w:iCs/>
+                <w:sz w:val="22"/>
+                <w:szCs w:val="18"/>
+              </w:rPr>
+            </w:pPr>
+            <w:r>
+              <w:rPr>
+                <w:i/>
+                <w:iCs/>
+                <w:sz w:val="22"/>
+                <w:szCs w:val="18"/>
+              </w:rPr>
+              <w:t>1</w:t>
+            </w:r>
+            <w:r>
+              <w:rPr>
+                <w:i/>
+                <w:iCs/>
+                <w:sz w:val="22"/>
+                <w:szCs w:val="18"/>
+                <w:lang w:val="en-US"/>
+              </w:rPr>
+              <w:t>3</w:t>
+            </w:r>
+            <w:r>
+              <w:rPr>
+                <w:i/>
+                <w:iCs/>
+                <w:sz w:val="22"/>
+                <w:szCs w:val="18"/>
+              </w:rPr>
+              <w:t>.04</w:t>
+            </w:r>
+          </w:p>
+        </w:tc>
+        <w:tc>
+          <w:tcPr>
+            <w:tcW w:w="1098" w:type="dxa"/>
+            <w:vAlign w:val="center"/>
+          </w:tcPr>
+          <w:p>
+            <w:pPr>
+              <w:ind w:firstLine="0"/>
+              <w:jc w:val="center"/>
+              <w:rPr>
+                <w:sz w:val="22"/>
+                <w:szCs w:val="18"/>
+              </w:rPr>
+            </w:pPr>
+            <w:r>
+              <w:rPr>
+                <w:sz w:val="22"/>
+                <w:lang w:val="en-US"/>
+              </w:rPr>
+              <w:t>6</w:t>
+            </w:r>
+          </w:p>
+        </w:tc>
+      </w:tr>
+      <w:tr>
+        <w:tc>
+          <w:tcPr>
+            <w:tcW w:w="1231" w:type="dxa"/>
+            <w:shd w:val="clear" w:color="auto" w:fill="D9D9D9" w:themeFill="background1" w:themeFillShade="D9"/>
+            <w:vAlign w:val="center"/>
+          </w:tcPr>
+          <w:p>
+            <w:pPr>
+              <w:ind w:firstLine="0"/>
+              <w:jc w:val="center"/>
+              <w:rPr>
+                <w:sz w:val="22"/>
+                <w:szCs w:val="18"/>
+              </w:rPr>
+            </w:pPr>
+            <w:r>
+              <w:rPr>
+                <w:sz w:val="22"/>
+              </w:rPr>
+              <w:t>3-5</w:t>
+            </w:r>
+          </w:p>
+        </w:tc>
+        <w:tc>
+          <w:tcPr>
+            <w:tcW w:w="1622" w:type="dxa"/>
+            <w:vAlign w:val="center"/>
+          </w:tcPr>
+          <w:p>
+            <w:pPr>
+              <w:ind w:firstLine="0"/>
+              <w:jc w:val="center"/>
+              <w:rPr>
+                <w:sz w:val="22"/>
+                <w:szCs w:val="18"/>
+              </w:rPr>
+            </w:pPr>
+            <w:r>
+              <w:rPr>
+                <w:sz w:val="22"/>
+              </w:rPr>
+              <w:t>1</w:t>
+            </w:r>
+          </w:p>
+        </w:tc>
+        <w:tc>
+          <w:tcPr>
+            <w:tcW w:w="1508" w:type="dxa"/>
+            <w:shd w:val="clear" w:color="auto" w:fill="F2F2F2" w:themeFill="background1" w:themeFillShade="F2"/>
+            <w:vAlign w:val="center"/>
+          </w:tcPr>
+          <w:p>
+            <w:pPr>
+              <w:ind w:firstLine="0"/>
+              <w:jc w:val="center"/>
+              <w:rPr>
+                <w:sz w:val="22"/>
+                <w:szCs w:val="18"/>
+              </w:rPr>
+            </w:pPr>
+            <w:r>
+              <w:rPr>
+                <w:sz w:val="22"/>
+                <w:szCs w:val="18"/>
+              </w:rPr>
+              <w:t>0</w:t>
+            </w:r>
+            <w:r>
+              <w:rPr>
+                <w:sz w:val="22"/>
+                <w:szCs w:val="18"/>
+              </w:rPr>
+              <w:t>2</w:t>
+            </w:r>
+            <w:r>
+              <w:rPr>
+                <w:sz w:val="22"/>
+                <w:szCs w:val="18"/>
+              </w:rPr>
+              <w:t>.04</w:t>
+            </w:r>
+          </w:p>
+        </w:tc>
+        <w:tc>
+          <w:tcPr>
+            <w:tcW w:w="1544" w:type="dxa"/>
+            <w:shd w:val="clear" w:color="auto" w:fill="F2F2F2" w:themeFill="background1" w:themeFillShade="F2"/>
+            <w:vAlign w:val="center"/>
+          </w:tcPr>
+          <w:p>
+            <w:pPr>
+              <w:ind w:firstLine="0"/>
+              <w:jc w:val="center"/>
+              <w:rPr>
+                <w:sz w:val="22"/>
+                <w:szCs w:val="18"/>
+              </w:rPr>
+            </w:pPr>
+            <w:r>
+              <w:rPr>
+                <w:sz w:val="22"/>
+                <w:szCs w:val="18"/>
+              </w:rPr>
+              <w:t>02.04</w:t>
+            </w:r>
+          </w:p>
+        </w:tc>
+        <w:tc>
+          <w:tcPr>
+            <w:tcW w:w="1574" w:type="dxa"/>
+            <w:shd w:val="clear" w:color="auto" w:fill="F2F2F2" w:themeFill="background1" w:themeFillShade="F2"/>
+            <w:vAlign w:val="center"/>
+          </w:tcPr>
+          <w:p>
+            <w:pPr>
+              <w:ind w:firstLine="0"/>
+              <w:jc w:val="center"/>
+              <w:rPr>
+                <w:sz w:val="22"/>
+                <w:szCs w:val="18"/>
+              </w:rPr>
+            </w:pPr>
+            <w:r>
+              <w:rPr>
+                <w:sz w:val="22"/>
+                <w:szCs w:val="18"/>
+              </w:rPr>
+              <w:t>02.04</w:t>
+            </w:r>
+          </w:p>
+        </w:tc>
+        <w:tc>
+          <w:tcPr>
+            <w:tcW w:w="1560" w:type="dxa"/>
+            <w:shd w:val="clear" w:color="auto" w:fill="F2F2F2" w:themeFill="background1" w:themeFillShade="F2"/>
+            <w:vAlign w:val="center"/>
+          </w:tcPr>
+          <w:p>
+            <w:pPr>
+              <w:ind w:firstLine="0"/>
+              <w:jc w:val="center"/>
+              <w:rPr>
+                <w:sz w:val="22"/>
+                <w:szCs w:val="18"/>
+              </w:rPr>
+            </w:pPr>
+            <w:r>
+              <w:rPr>
+                <w:sz w:val="22"/>
+                <w:szCs w:val="18"/>
+              </w:rPr>
+              <w:t>02.04</w:t>
+            </w:r>
+          </w:p>
+        </w:tc>
+        <w:tc>
+          <w:tcPr>
+            <w:tcW w:w="1098" w:type="dxa"/>
+            <w:shd w:val="clear" w:color="auto" w:fill="F2F2F2" w:themeFill="background1" w:themeFillShade="F2"/>
+            <w:vAlign w:val="center"/>
+          </w:tcPr>
+          <w:p>
+            <w:pPr>
+              <w:ind w:firstLine="0"/>
+              <w:jc w:val="center"/>
+              <w:rPr>
+                <w:sz w:val="22"/>
+                <w:szCs w:val="18"/>
+              </w:rPr>
+            </w:pPr>
+            <w:r>
+              <w:rPr>
+                <w:sz w:val="22"/>
+                <w:lang w:val="en-US"/>
+              </w:rPr>
+              <w:t>0</w:t>
+            </w:r>
+          </w:p>
+        </w:tc>
+      </w:tr>
+      <w:tr>
+        <w:tc>
+          <w:tcPr>
+            <w:tcW w:w="1231" w:type="dxa"/>
+            <w:vAlign w:val="center"/>
+          </w:tcPr>
+          <w:p>
+            <w:pPr>
+              <w:ind w:firstLine="0"/>
+              <w:jc w:val="center"/>
+              <w:rPr>
+                <w:sz w:val="22"/>
+                <w:szCs w:val="18"/>
+              </w:rPr>
+            </w:pPr>
+            <w:r>
+              <w:rPr>
+                <w:sz w:val="22"/>
+              </w:rPr>
+              <w:t>3-6</w:t>
+            </w:r>
+          </w:p>
+        </w:tc>
+        <w:tc>
+          <w:tcPr>
+            <w:tcW w:w="1622" w:type="dxa"/>
+            <w:vAlign w:val="center"/>
+          </w:tcPr>
+          <w:p>
+            <w:pPr>
+              <w:ind w:firstLine="0"/>
+              <w:jc w:val="center"/>
+              <w:rPr>
+                <w:sz w:val="22"/>
+                <w:szCs w:val="18"/>
+              </w:rPr>
+            </w:pPr>
+            <w:r>
+              <w:rPr>
+                <w:sz w:val="22"/>
+              </w:rPr>
+              <w:t>1</w:t>
+            </w:r>
+          </w:p>
+        </w:tc>
+        <w:tc>
+          <w:tcPr>
+            <w:tcW w:w="1508" w:type="dxa"/>
+            <w:vAlign w:val="center"/>
+          </w:tcPr>
+          <w:p>
+            <w:pPr>
+              <w:ind w:firstLine="0"/>
+              <w:jc w:val="center"/>
+              <w:rPr>
+                <w:sz w:val="22"/>
+                <w:szCs w:val="18"/>
+              </w:rPr>
+            </w:pPr>
+            <w:r>
+              <w:rPr>
+                <w:sz w:val="22"/>
+                <w:szCs w:val="18"/>
+              </w:rPr>
+              <w:t>02.04</w:t>
+            </w:r>
+          </w:p>
+        </w:tc>
+        <w:tc>
+          <w:tcPr>
+            <w:tcW w:w="1544" w:type="dxa"/>
+            <w:vAlign w:val="center"/>
+          </w:tcPr>
+          <w:p>
+            <w:pPr>
+              <w:ind w:firstLine="0"/>
+              <w:jc w:val="center"/>
+              <w:rPr>
+                <w:sz w:val="22"/>
+                <w:szCs w:val="18"/>
+              </w:rPr>
+            </w:pPr>
+            <w:r>
+              <w:rPr>
+                <w:sz w:val="22"/>
+                <w:szCs w:val="18"/>
+              </w:rPr>
+              <w:t>02.04</w:t>
+            </w:r>
+          </w:p>
+        </w:tc>
+        <w:tc>
+          <w:tcPr>
+            <w:tcW w:w="1574" w:type="dxa"/>
+            <w:vAlign w:val="center"/>
+          </w:tcPr>
+          <w:p>
+            <w:pPr>
+              <w:ind w:firstLine="0"/>
+              <w:jc w:val="center"/>
+              <w:rPr>
+                <w:sz w:val="22"/>
+                <w:szCs w:val="18"/>
+              </w:rPr>
+            </w:pPr>
+            <w:r>
+              <w:rPr>
+                <w:sz w:val="22"/>
+                <w:szCs w:val="18"/>
+                <w:lang w:val="en-US"/>
+              </w:rPr>
+              <w:t>09</w:t>
+            </w:r>
+            <w:r>
+              <w:rPr>
+                <w:sz w:val="22"/>
+                <w:szCs w:val="18"/>
+              </w:rPr>
+              <w:t>.04</w:t>
+            </w:r>
+          </w:p>
+        </w:tc>
+        <w:tc>
+          <w:tcPr>
+            <w:tcW w:w="1560" w:type="dxa"/>
+            <w:vAlign w:val="center"/>
+          </w:tcPr>
+          <w:p>
+            <w:pPr>
+              <w:ind w:firstLine="0"/>
+              <w:jc w:val="center"/>
+              <w:rPr>
+                <w:sz w:val="22"/>
+                <w:szCs w:val="18"/>
+              </w:rPr>
+            </w:pPr>
+            <w:r>
+              <w:rPr>
+                <w:sz w:val="22"/>
+                <w:szCs w:val="18"/>
+                <w:lang w:val="en-US"/>
+              </w:rPr>
+              <w:t>09</w:t>
+            </w:r>
+            <w:r>
+              <w:rPr>
+                <w:sz w:val="22"/>
+                <w:szCs w:val="18"/>
+              </w:rPr>
+              <w:t>.04</w:t>
+            </w:r>
+          </w:p>
+        </w:tc>
+        <w:tc>
+          <w:tcPr>
+            <w:tcW w:w="1098" w:type="dxa"/>
+            <w:vAlign w:val="center"/>
+          </w:tcPr>
+          <w:p>
+            <w:pPr>
+              <w:ind w:firstLine="0"/>
+              <w:jc w:val="center"/>
+              <w:rPr>
+                <w:sz w:val="22"/>
+                <w:szCs w:val="18"/>
+              </w:rPr>
+            </w:pPr>
+            <w:r>
+              <w:rPr>
+                <w:sz w:val="22"/>
+                <w:lang w:val="en-US"/>
+              </w:rPr>
+              <w:t>5</w:t>
+            </w:r>
+          </w:p>
+        </w:tc>
+      </w:tr>
+      <w:tr>
+        <w:tc>
+          <w:tcPr>
+            <w:tcW w:w="1231" w:type="dxa"/>
+            <w:vAlign w:val="center"/>
+          </w:tcPr>
+          <w:p>
+            <w:pPr>
+              <w:ind w:firstLine="0"/>
+              <w:jc w:val="center"/>
+              <w:rPr>
+                <w:sz w:val="22"/>
+                <w:szCs w:val="18"/>
+              </w:rPr>
+            </w:pPr>
+            <w:r>
+              <w:rPr>
+                <w:sz w:val="22"/>
+              </w:rPr>
+              <w:t>3-9</w:t>
+            </w:r>
+          </w:p>
+        </w:tc>
+        <w:tc>
+          <w:tcPr>
+            <w:tcW w:w="1622" w:type="dxa"/>
+            <w:vAlign w:val="center"/>
+          </w:tcPr>
+          <w:p>
+            <w:pPr>
+              <w:ind w:firstLine="0"/>
+              <w:jc w:val="center"/>
+              <w:rPr>
+                <w:sz w:val="22"/>
+                <w:szCs w:val="18"/>
+              </w:rPr>
+            </w:pPr>
+            <w:r>
+              <w:rPr>
+                <w:sz w:val="22"/>
+              </w:rPr>
+              <w:t>1</w:t>
+            </w:r>
+          </w:p>
+        </w:tc>
+        <w:tc>
+          <w:tcPr>
+            <w:tcW w:w="1508" w:type="dxa"/>
+            <w:vAlign w:val="center"/>
+          </w:tcPr>
+          <w:p>
+            <w:pPr>
+              <w:ind w:firstLine="0"/>
+              <w:jc w:val="center"/>
+              <w:rPr>
+                <w:sz w:val="22"/>
+                <w:szCs w:val="18"/>
+              </w:rPr>
+            </w:pPr>
+            <w:r>
+              <w:rPr>
+                <w:sz w:val="22"/>
+                <w:szCs w:val="18"/>
+              </w:rPr>
+              <w:t>02.04</w:t>
+            </w:r>
+          </w:p>
+        </w:tc>
+        <w:tc>
+          <w:tcPr>
+            <w:tcW w:w="1544" w:type="dxa"/>
+            <w:vAlign w:val="center"/>
+          </w:tcPr>
+          <w:p>
+            <w:pPr>
+              <w:ind w:firstLine="0"/>
+              <w:jc w:val="center"/>
+              <w:rPr>
+                <w:sz w:val="22"/>
+                <w:szCs w:val="18"/>
+              </w:rPr>
+            </w:pPr>
+            <w:r>
+              <w:rPr>
+                <w:sz w:val="22"/>
+                <w:szCs w:val="18"/>
+              </w:rPr>
+              <w:t>02.04</w:t>
+            </w:r>
+          </w:p>
+        </w:tc>
+        <w:tc>
+          <w:tcPr>
+            <w:tcW w:w="1574" w:type="dxa"/>
+            <w:vAlign w:val="center"/>
+          </w:tcPr>
+          <w:p>
+            <w:pPr>
+              <w:ind w:firstLine="0"/>
+              <w:jc w:val="center"/>
+              <w:rPr>
+                <w:sz w:val="22"/>
+                <w:szCs w:val="18"/>
+              </w:rPr>
+            </w:pPr>
+            <w:r>
+              <w:rPr>
+                <w:sz w:val="22"/>
+                <w:szCs w:val="18"/>
+              </w:rPr>
+              <w:t>13</w:t>
+            </w:r>
+            <w:r>
+              <w:rPr>
+                <w:sz w:val="22"/>
+                <w:szCs w:val="18"/>
+              </w:rPr>
+              <w:t>.04</w:t>
+            </w:r>
+          </w:p>
+        </w:tc>
+        <w:tc>
+          <w:tcPr>
+            <w:tcW w:w="1560" w:type="dxa"/>
+            <w:vAlign w:val="center"/>
+          </w:tcPr>
+          <w:p>
+            <w:pPr>
+              <w:ind w:firstLine="0"/>
+              <w:jc w:val="center"/>
+              <w:rPr>
+                <w:sz w:val="22"/>
+                <w:szCs w:val="18"/>
+              </w:rPr>
+            </w:pPr>
+            <w:r>
+              <w:rPr>
+                <w:sz w:val="22"/>
+                <w:szCs w:val="18"/>
+              </w:rPr>
+              <w:t>13.04</w:t>
+            </w:r>
+          </w:p>
+        </w:tc>
+        <w:tc>
+          <w:tcPr>
+            <w:tcW w:w="1098" w:type="dxa"/>
+            <w:vAlign w:val="center"/>
+          </w:tcPr>
+          <w:p>
+            <w:pPr>
+              <w:ind w:firstLine="0"/>
+              <w:jc w:val="center"/>
+              <w:rPr>
+                <w:sz w:val="22"/>
+                <w:szCs w:val="18"/>
+              </w:rPr>
+            </w:pPr>
+            <w:r>
+              <w:rPr>
+                <w:sz w:val="22"/>
+                <w:lang w:val="en-US"/>
+              </w:rPr>
+              <w:t>7</w:t>
+            </w:r>
+          </w:p>
+        </w:tc>
+      </w:tr>
+      <w:tr>
+        <w:tc>
+          <w:tcPr>
+            <w:tcW w:w="1231" w:type="dxa"/>
+            <w:vAlign w:val="center"/>
+          </w:tcPr>
+          <w:p>
+            <w:pPr>
+              <w:ind w:firstLine="0"/>
+              <w:jc w:val="center"/>
+              <w:rPr>
+                <w:sz w:val="22"/>
+                <w:szCs w:val="18"/>
+              </w:rPr>
+            </w:pPr>
+            <w:r>
+              <w:rPr>
+                <w:sz w:val="22"/>
+              </w:rPr>
+              <w:t>4-10</w:t>
+            </w:r>
+          </w:p>
+        </w:tc>
+        <w:tc>
+          <w:tcPr>
+            <w:tcW w:w="1622" w:type="dxa"/>
+            <w:vAlign w:val="center"/>
+          </w:tcPr>
+          <w:p>
+            <w:pPr>
+              <w:ind w:firstLine="0"/>
+              <w:jc w:val="center"/>
+              <w:rPr>
+                <w:sz w:val="22"/>
+                <w:szCs w:val="18"/>
+              </w:rPr>
+            </w:pPr>
+            <w:r>
+              <w:rPr>
+                <w:sz w:val="22"/>
+              </w:rPr>
+              <w:t>1</w:t>
+            </w:r>
+          </w:p>
+        </w:tc>
+        <w:tc>
+          <w:tcPr>
+            <w:tcW w:w="1508" w:type="dxa"/>
+            <w:vAlign w:val="center"/>
+          </w:tcPr>
+          <w:p>
+            <w:pPr>
+              <w:ind w:firstLine="0"/>
+              <w:jc w:val="center"/>
+              <w:rPr>
+                <w:sz w:val="22"/>
+                <w:szCs w:val="18"/>
+              </w:rPr>
+            </w:pPr>
+            <w:r>
+              <w:rPr>
+                <w:sz w:val="22"/>
+                <w:szCs w:val="18"/>
+              </w:rPr>
+              <w:t>0</w:t>
+            </w:r>
+            <w:r>
+              <w:rPr>
+                <w:sz w:val="22"/>
+                <w:szCs w:val="18"/>
+                <w:lang w:val="en-US"/>
+              </w:rPr>
+              <w:t>6</w:t>
+            </w:r>
+            <w:r>
+              <w:rPr>
+                <w:sz w:val="22"/>
+                <w:szCs w:val="18"/>
+              </w:rPr>
+              <w:t>.04</w:t>
+            </w:r>
+          </w:p>
+        </w:tc>
+        <w:tc>
+          <w:tcPr>
+            <w:tcW w:w="1544" w:type="dxa"/>
+            <w:vAlign w:val="center"/>
+          </w:tcPr>
+          <w:p>
+            <w:pPr>
+              <w:ind w:firstLine="0"/>
+              <w:jc w:val="center"/>
+              <w:rPr>
+                <w:sz w:val="22"/>
+                <w:szCs w:val="18"/>
+              </w:rPr>
+            </w:pPr>
+            <w:r>
+              <w:rPr>
+                <w:sz w:val="22"/>
+                <w:szCs w:val="18"/>
+              </w:rPr>
+              <w:t>0</w:t>
+            </w:r>
+            <w:r>
+              <w:rPr>
+                <w:sz w:val="22"/>
+                <w:szCs w:val="18"/>
+                <w:lang w:val="en-US"/>
+              </w:rPr>
+              <w:t>6</w:t>
+            </w:r>
+            <w:r>
+              <w:rPr>
+                <w:sz w:val="22"/>
+                <w:szCs w:val="18"/>
+              </w:rPr>
+              <w:t>.04</w:t>
+            </w:r>
+          </w:p>
+        </w:tc>
+        <w:tc>
+          <w:tcPr>
+            <w:tcW w:w="1574" w:type="dxa"/>
+            <w:vAlign w:val="center"/>
+          </w:tcPr>
+          <w:p>
+            <w:pPr>
+              <w:ind w:firstLine="0"/>
+              <w:jc w:val="center"/>
+              <w:rPr>
+                <w:sz w:val="22"/>
+                <w:szCs w:val="18"/>
+              </w:rPr>
+            </w:pPr>
+            <w:r>
+              <w:rPr>
+                <w:sz w:val="22"/>
+                <w:szCs w:val="18"/>
+              </w:rPr>
+              <w:t>14.04</w:t>
+            </w:r>
+          </w:p>
+        </w:tc>
+        <w:tc>
+          <w:tcPr>
+            <w:tcW w:w="1560" w:type="dxa"/>
+            <w:vAlign w:val="center"/>
+          </w:tcPr>
+          <w:p>
+            <w:pPr>
+              <w:ind w:firstLine="0"/>
+              <w:jc w:val="center"/>
+              <w:rPr>
+                <w:sz w:val="22"/>
+                <w:szCs w:val="18"/>
+              </w:rPr>
+            </w:pPr>
+            <w:r>
+              <w:rPr>
+                <w:sz w:val="22"/>
+                <w:szCs w:val="18"/>
+              </w:rPr>
+              <w:t>14.04</w:t>
+            </w:r>
+          </w:p>
+        </w:tc>
+        <w:tc>
+          <w:tcPr>
+            <w:tcW w:w="1098" w:type="dxa"/>
+            <w:vAlign w:val="center"/>
+          </w:tcPr>
+          <w:p>
+            <w:pPr>
+              <w:ind w:firstLine="0"/>
+              <w:jc w:val="center"/>
+              <w:rPr>
+                <w:sz w:val="22"/>
+                <w:szCs w:val="18"/>
+              </w:rPr>
+            </w:pPr>
+            <w:r>
+              <w:rPr>
+                <w:sz w:val="22"/>
+                <w:lang w:val="en-US"/>
+              </w:rPr>
+              <w:t>6</w:t>
+            </w:r>
+          </w:p>
+        </w:tc>
+      </w:tr>
+      <w:tr>
+        <w:tc>
+          <w:tcPr>
+            <w:tcW w:w="1231" w:type="dxa"/>
+            <w:shd w:val="clear" w:color="auto" w:fill="D9D9D9" w:themeFill="background1" w:themeFillShade="D9"/>
+            <w:vAlign w:val="center"/>
+          </w:tcPr>
+          <w:p>
+            <w:pPr>
+              <w:ind w:firstLine="0"/>
+              <w:jc w:val="center"/>
+              <w:rPr>
+                <w:sz w:val="22"/>
+                <w:szCs w:val="18"/>
+              </w:rPr>
+            </w:pPr>
+            <w:r>
+              <w:rPr>
+                <w:sz w:val="22"/>
+              </w:rPr>
+              <w:t>5-7</w:t>
+            </w:r>
+          </w:p>
+        </w:tc>
+        <w:tc>
+          <w:tcPr>
+            <w:tcW w:w="1622" w:type="dxa"/>
+            <w:vAlign w:val="center"/>
+          </w:tcPr>
+          <w:p>
+            <w:pPr>
+              <w:ind w:firstLine="0"/>
+              <w:jc w:val="center"/>
+              <w:rPr>
+                <w:sz w:val="22"/>
+                <w:szCs w:val="18"/>
+              </w:rPr>
+            </w:pPr>
+            <w:r>
+              <w:rPr>
+                <w:sz w:val="22"/>
+              </w:rPr>
+              <w:t>3</w:t>
+            </w:r>
+          </w:p>
+        </w:tc>
+        <w:tc>
+          <w:tcPr>
+            <w:tcW w:w="1508" w:type="dxa"/>
+            <w:shd w:val="clear" w:color="auto" w:fill="F2F2F2" w:themeFill="background1" w:themeFillShade="F2"/>
+            <w:vAlign w:val="center"/>
+          </w:tcPr>
+          <w:p>
+            <w:pPr>
+              <w:ind w:firstLine="0"/>
+              <w:jc w:val="center"/>
+              <w:rPr>
+                <w:sz w:val="22"/>
+                <w:szCs w:val="18"/>
+              </w:rPr>
+            </w:pPr>
+            <w:r>
+              <w:rPr>
+                <w:sz w:val="22"/>
+                <w:szCs w:val="18"/>
+              </w:rPr>
+              <w:t>0</w:t>
+            </w:r>
+            <w:r>
+              <w:rPr>
+                <w:sz w:val="22"/>
+                <w:szCs w:val="18"/>
+              </w:rPr>
+              <w:t>3</w:t>
+            </w:r>
+            <w:r>
+              <w:rPr>
+                <w:sz w:val="22"/>
+                <w:szCs w:val="18"/>
+              </w:rPr>
+              <w:t>.04</w:t>
+            </w:r>
+          </w:p>
+        </w:tc>
+        <w:tc>
+          <w:tcPr>
+            <w:tcW w:w="1544" w:type="dxa"/>
+            <w:shd w:val="clear" w:color="auto" w:fill="F2F2F2" w:themeFill="background1" w:themeFillShade="F2"/>
+            <w:vAlign w:val="center"/>
+          </w:tcPr>
+          <w:p>
+            <w:pPr>
+              <w:ind w:firstLine="0"/>
+              <w:jc w:val="center"/>
+              <w:rPr>
+                <w:i/>
+                <w:iCs/>
+                <w:sz w:val="22"/>
+                <w:szCs w:val="18"/>
+              </w:rPr>
+            </w:pPr>
+            <w:r>
+              <w:rPr>
+                <w:i/>
+                <w:iCs/>
+                <w:sz w:val="22"/>
+                <w:szCs w:val="18"/>
+              </w:rPr>
+              <w:t>0</w:t>
+            </w:r>
+            <w:r>
+              <w:rPr>
+                <w:i/>
+                <w:iCs/>
+                <w:sz w:val="22"/>
+                <w:szCs w:val="18"/>
+              </w:rPr>
+              <w:t>7</w:t>
+            </w:r>
+            <w:r>
+              <w:rPr>
+                <w:i/>
+                <w:iCs/>
+                <w:sz w:val="22"/>
+                <w:szCs w:val="18"/>
+              </w:rPr>
+              <w:t>.04</w:t>
+            </w:r>
+          </w:p>
+        </w:tc>
+        <w:tc>
+          <w:tcPr>
+            <w:tcW w:w="1574" w:type="dxa"/>
+            <w:shd w:val="clear" w:color="auto" w:fill="F2F2F2" w:themeFill="background1" w:themeFillShade="F2"/>
+            <w:vAlign w:val="center"/>
+          </w:tcPr>
+          <w:p>
+            <w:pPr>
+              <w:ind w:firstLine="0"/>
+              <w:jc w:val="center"/>
+              <w:rPr>
+                <w:sz w:val="22"/>
+                <w:szCs w:val="18"/>
+              </w:rPr>
+            </w:pPr>
+            <w:r>
+              <w:rPr>
+                <w:sz w:val="22"/>
+                <w:szCs w:val="18"/>
+              </w:rPr>
+              <w:t>03.04</w:t>
+            </w:r>
+          </w:p>
+        </w:tc>
+        <w:tc>
+          <w:tcPr>
+            <w:tcW w:w="1560" w:type="dxa"/>
+            <w:shd w:val="clear" w:color="auto" w:fill="F2F2F2" w:themeFill="background1" w:themeFillShade="F2"/>
+            <w:vAlign w:val="center"/>
+          </w:tcPr>
+          <w:p>
+            <w:pPr>
+              <w:ind w:firstLine="0"/>
+              <w:jc w:val="center"/>
+              <w:rPr>
+                <w:i/>
+                <w:iCs/>
+                <w:sz w:val="22"/>
+                <w:szCs w:val="18"/>
+              </w:rPr>
+            </w:pPr>
+            <w:r>
+              <w:rPr>
+                <w:i/>
+                <w:iCs/>
+                <w:sz w:val="22"/>
+                <w:szCs w:val="18"/>
+              </w:rPr>
+              <w:t>0</w:t>
+            </w:r>
+            <w:r>
+              <w:rPr>
+                <w:i/>
+                <w:iCs/>
+                <w:sz w:val="22"/>
+                <w:szCs w:val="18"/>
+              </w:rPr>
+              <w:t>7</w:t>
+            </w:r>
+            <w:r>
+              <w:rPr>
+                <w:i/>
+                <w:iCs/>
+                <w:sz w:val="22"/>
+                <w:szCs w:val="18"/>
+              </w:rPr>
+              <w:t>.04</w:t>
+            </w:r>
+          </w:p>
+        </w:tc>
+        <w:tc>
+          <w:tcPr>
+            <w:tcW w:w="1098" w:type="dxa"/>
+            <w:shd w:val="clear" w:color="auto" w:fill="F2F2F2" w:themeFill="background1" w:themeFillShade="F2"/>
+            <w:vAlign w:val="center"/>
+          </w:tcPr>
+          <w:p>
+            <w:pPr>
+              <w:ind w:firstLine="0"/>
+              <w:jc w:val="center"/>
+              <w:rPr>
+                <w:sz w:val="22"/>
+                <w:szCs w:val="18"/>
+              </w:rPr>
+            </w:pPr>
+            <w:r>
+              <w:rPr>
+                <w:sz w:val="22"/>
+                <w:lang w:val="en-US"/>
+              </w:rPr>
+              <w:t>0</w:t>
+            </w:r>
+          </w:p>
+        </w:tc>
+      </w:tr>
+      <w:tr>
+        <w:tc>
+          <w:tcPr>
+            <w:tcW w:w="1231" w:type="dxa"/>
+            <w:vAlign w:val="center"/>
+          </w:tcPr>
+          <w:p>
+            <w:pPr>
+              <w:ind w:firstLine="0"/>
+              <w:jc w:val="center"/>
+              <w:rPr>
+                <w:sz w:val="22"/>
+                <w:szCs w:val="18"/>
+              </w:rPr>
+            </w:pPr>
+            <w:r>
+              <w:rPr>
+                <w:sz w:val="22"/>
+              </w:rPr>
+              <w:t>6-9</w:t>
+            </w:r>
+          </w:p>
+        </w:tc>
+        <w:tc>
+          <w:tcPr>
+            <w:tcW w:w="1622" w:type="dxa"/>
+            <w:vAlign w:val="center"/>
+          </w:tcPr>
+          <w:p>
+            <w:pPr>
+              <w:ind w:firstLine="0"/>
+              <w:jc w:val="center"/>
+              <w:rPr>
+                <w:sz w:val="22"/>
+                <w:szCs w:val="18"/>
+              </w:rPr>
+            </w:pPr>
+            <w:r>
+              <w:rPr>
+                <w:sz w:val="22"/>
+              </w:rPr>
+              <w:t>2</w:t>
+            </w:r>
+          </w:p>
+        </w:tc>
+        <w:tc>
+          <w:tcPr>
+            <w:tcW w:w="1508" w:type="dxa"/>
+            <w:vAlign w:val="center"/>
+          </w:tcPr>
+          <w:p>
+            <w:pPr>
+              <w:ind w:firstLine="0"/>
+              <w:jc w:val="center"/>
+              <w:rPr>
+                <w:sz w:val="22"/>
+                <w:szCs w:val="18"/>
+              </w:rPr>
+            </w:pPr>
+            <w:r>
+              <w:rPr>
+                <w:sz w:val="22"/>
+                <w:szCs w:val="18"/>
+              </w:rPr>
+              <w:t>0</w:t>
+            </w:r>
+            <w:r>
+              <w:rPr>
+                <w:sz w:val="22"/>
+                <w:szCs w:val="18"/>
+                <w:lang w:val="en-US"/>
+              </w:rPr>
+              <w:t>3</w:t>
+            </w:r>
+            <w:r>
+              <w:rPr>
+                <w:sz w:val="22"/>
+                <w:szCs w:val="18"/>
+              </w:rPr>
+              <w:t>.04</w:t>
+            </w:r>
+          </w:p>
+        </w:tc>
+        <w:tc>
+          <w:tcPr>
+            <w:tcW w:w="1544" w:type="dxa"/>
+            <w:vAlign w:val="center"/>
+          </w:tcPr>
+          <w:p>
+            <w:pPr>
+              <w:ind w:firstLine="0"/>
+              <w:jc w:val="center"/>
+              <w:rPr>
+                <w:i/>
+                <w:iCs/>
+                <w:sz w:val="22"/>
+                <w:szCs w:val="18"/>
+              </w:rPr>
+            </w:pPr>
+            <w:r>
+              <w:rPr>
+                <w:i/>
+                <w:iCs/>
+                <w:sz w:val="22"/>
+                <w:szCs w:val="18"/>
+              </w:rPr>
+              <w:t>0</w:t>
+            </w:r>
+            <w:r>
+              <w:rPr>
+                <w:i/>
+                <w:iCs/>
+                <w:sz w:val="22"/>
+                <w:szCs w:val="18"/>
+                <w:lang w:val="en-US"/>
+              </w:rPr>
+              <w:t>6</w:t>
+            </w:r>
+            <w:r>
+              <w:rPr>
+                <w:i/>
+                <w:iCs/>
+                <w:sz w:val="22"/>
+                <w:szCs w:val="18"/>
+              </w:rPr>
+              <w:t>.04</w:t>
+            </w:r>
+          </w:p>
+        </w:tc>
+        <w:tc>
+          <w:tcPr>
+            <w:tcW w:w="1574" w:type="dxa"/>
+            <w:vAlign w:val="center"/>
+          </w:tcPr>
+          <w:p>
+            <w:pPr>
+              <w:ind w:firstLine="0"/>
+              <w:jc w:val="center"/>
+              <w:rPr>
+                <w:sz w:val="22"/>
+                <w:szCs w:val="18"/>
+              </w:rPr>
+            </w:pPr>
+            <w:r>
+              <w:rPr>
+                <w:sz w:val="22"/>
+                <w:szCs w:val="18"/>
+                <w:lang w:val="en-US"/>
+              </w:rPr>
+              <w:t>10</w:t>
+            </w:r>
+            <w:r>
+              <w:rPr>
+                <w:sz w:val="22"/>
+                <w:szCs w:val="18"/>
+              </w:rPr>
+              <w:t>.04</w:t>
+            </w:r>
+          </w:p>
+        </w:tc>
+        <w:tc>
+          <w:tcPr>
+            <w:tcW w:w="1560" w:type="dxa"/>
+            <w:vAlign w:val="center"/>
+          </w:tcPr>
+          <w:p>
+            <w:pPr>
+              <w:ind w:firstLine="0"/>
+              <w:jc w:val="center"/>
+              <w:rPr>
+                <w:i/>
+                <w:iCs/>
+                <w:sz w:val="22"/>
+                <w:szCs w:val="18"/>
+              </w:rPr>
+            </w:pPr>
+            <w:r>
+              <w:rPr>
+                <w:i/>
+                <w:iCs/>
+                <w:sz w:val="22"/>
+                <w:szCs w:val="18"/>
+                <w:lang w:val="en-US"/>
+              </w:rPr>
+              <w:t>1</w:t>
+            </w:r>
+            <w:r>
+              <w:rPr>
+                <w:i/>
+                <w:iCs/>
+                <w:sz w:val="22"/>
+                <w:szCs w:val="18"/>
+                <w:lang w:val="en-US"/>
+              </w:rPr>
+              <w:t>3</w:t>
+            </w:r>
+            <w:r>
+              <w:rPr>
+                <w:i/>
+                <w:iCs/>
+                <w:sz w:val="22"/>
+                <w:szCs w:val="18"/>
+              </w:rPr>
+              <w:t>.04</w:t>
+            </w:r>
+          </w:p>
+        </w:tc>
+        <w:tc>
+          <w:tcPr>
+            <w:tcW w:w="1098" w:type="dxa"/>
+            <w:vAlign w:val="center"/>
+          </w:tcPr>
+          <w:p>
+            <w:pPr>
+              <w:ind w:firstLine="0"/>
+              <w:jc w:val="center"/>
+              <w:rPr>
+                <w:sz w:val="22"/>
+                <w:szCs w:val="18"/>
+              </w:rPr>
+            </w:pPr>
+            <w:r>
+              <w:rPr>
+                <w:sz w:val="22"/>
+                <w:lang w:val="en-US"/>
+              </w:rPr>
+              <w:t>5</w:t>
+            </w:r>
+          </w:p>
+        </w:tc>
+      </w:tr>
+      <w:tr>
+        <w:tc>
+          <w:tcPr>
+            <w:tcW w:w="1231" w:type="dxa"/>
+            <w:shd w:val="clear" w:color="auto" w:fill="D9D9D9" w:themeFill="background1" w:themeFillShade="D9"/>
+            <w:vAlign w:val="center"/>
+          </w:tcPr>
+          <w:p>
+            <w:pPr>
+              <w:ind w:firstLine="0"/>
+              <w:jc w:val="center"/>
+              <w:rPr>
+                <w:sz w:val="22"/>
+                <w:szCs w:val="18"/>
+              </w:rPr>
+            </w:pPr>
+            <w:r>
+              <w:rPr>
+                <w:sz w:val="22"/>
+              </w:rPr>
+              <w:t>7-8</w:t>
+            </w:r>
+          </w:p>
+        </w:tc>
+        <w:tc>
+          <w:tcPr>
+            <w:tcW w:w="1622" w:type="dxa"/>
+            <w:vAlign w:val="center"/>
+          </w:tcPr>
+          <w:p>
+            <w:pPr>
+              <w:ind w:firstLine="0"/>
+              <w:jc w:val="center"/>
+              <w:rPr>
+                <w:sz w:val="22"/>
+                <w:szCs w:val="18"/>
+              </w:rPr>
+            </w:pPr>
+            <w:r>
+              <w:rPr>
+                <w:sz w:val="22"/>
+              </w:rPr>
+              <w:t>3</w:t>
+            </w:r>
+          </w:p>
+        </w:tc>
+        <w:tc>
+          <w:tcPr>
+            <w:tcW w:w="1508" w:type="dxa"/>
+            <w:shd w:val="clear" w:color="auto" w:fill="F2F2F2" w:themeFill="background1" w:themeFillShade="F2"/>
+            <w:vAlign w:val="center"/>
+          </w:tcPr>
+          <w:p>
+            <w:pPr>
+              <w:ind w:firstLine="0"/>
+              <w:jc w:val="center"/>
+              <w:rPr>
+                <w:sz w:val="22"/>
+                <w:szCs w:val="18"/>
+              </w:rPr>
+            </w:pPr>
+            <w:r>
+              <w:rPr>
+                <w:sz w:val="22"/>
+                <w:szCs w:val="18"/>
+              </w:rPr>
+              <w:t>08.04</w:t>
+            </w:r>
+          </w:p>
+        </w:tc>
+        <w:tc>
+          <w:tcPr>
+            <w:tcW w:w="1544" w:type="dxa"/>
+            <w:shd w:val="clear" w:color="auto" w:fill="F2F2F2" w:themeFill="background1" w:themeFillShade="F2"/>
+            <w:vAlign w:val="center"/>
+          </w:tcPr>
+          <w:p>
+            <w:pPr>
+              <w:ind w:firstLine="0"/>
+              <w:jc w:val="center"/>
+              <w:rPr>
+                <w:sz w:val="22"/>
+                <w:szCs w:val="18"/>
+              </w:rPr>
+            </w:pPr>
+            <w:r>
+              <w:rPr>
+                <w:sz w:val="22"/>
+                <w:szCs w:val="18"/>
+              </w:rPr>
+              <w:t>10.04</w:t>
+            </w:r>
+          </w:p>
+        </w:tc>
+        <w:tc>
+          <w:tcPr>
+            <w:tcW w:w="1574" w:type="dxa"/>
+            <w:shd w:val="clear" w:color="auto" w:fill="F2F2F2" w:themeFill="background1" w:themeFillShade="F2"/>
+            <w:vAlign w:val="center"/>
+          </w:tcPr>
+          <w:p>
+            <w:pPr>
+              <w:ind w:firstLine="0"/>
+              <w:jc w:val="center"/>
+              <w:rPr>
+                <w:sz w:val="22"/>
+                <w:szCs w:val="18"/>
+              </w:rPr>
+            </w:pPr>
+            <w:r>
+              <w:rPr>
+                <w:sz w:val="22"/>
+                <w:szCs w:val="18"/>
+              </w:rPr>
+              <w:t>08.04</w:t>
+            </w:r>
+          </w:p>
+        </w:tc>
+        <w:tc>
+          <w:tcPr>
+            <w:tcW w:w="1560" w:type="dxa"/>
+            <w:shd w:val="clear" w:color="auto" w:fill="F2F2F2" w:themeFill="background1" w:themeFillShade="F2"/>
+            <w:vAlign w:val="center"/>
+          </w:tcPr>
+          <w:p>
+            <w:pPr>
+              <w:ind w:firstLine="0"/>
+              <w:jc w:val="center"/>
+              <w:rPr>
+                <w:sz w:val="22"/>
+                <w:szCs w:val="18"/>
+              </w:rPr>
+            </w:pPr>
+            <w:r>
+              <w:rPr>
+                <w:sz w:val="22"/>
+                <w:szCs w:val="18"/>
+              </w:rPr>
+              <w:t>10.04</w:t>
+            </w:r>
+          </w:p>
+        </w:tc>
+        <w:tc>
+          <w:tcPr>
+            <w:tcW w:w="1098" w:type="dxa"/>
+            <w:shd w:val="clear" w:color="auto" w:fill="F2F2F2" w:themeFill="background1" w:themeFillShade="F2"/>
+            <w:vAlign w:val="center"/>
+          </w:tcPr>
+          <w:p>
+            <w:pPr>
+              <w:ind w:firstLine="0"/>
+              <w:jc w:val="center"/>
+              <w:rPr>
+                <w:sz w:val="22"/>
+                <w:szCs w:val="18"/>
+              </w:rPr>
+            </w:pPr>
+            <w:r>
+              <w:rPr>
+                <w:sz w:val="22"/>
+                <w:lang w:val="en-US"/>
+              </w:rPr>
+              <w:t>0</w:t>
+            </w:r>
+          </w:p>
+        </w:tc>
+      </w:tr>
+      <w:tr>
+        <w:tc>
+          <w:tcPr>
+            <w:tcW w:w="1231" w:type="dxa"/>
+            <w:shd w:val="clear" w:color="auto" w:fill="D9D9D9" w:themeFill="background1" w:themeFillShade="D9"/>
+            <w:vAlign w:val="center"/>
+          </w:tcPr>
+          <w:p>
+            <w:pPr>
+              <w:ind w:firstLine="0"/>
+              <w:jc w:val="center"/>
+              <w:rPr>
+                <w:sz w:val="22"/>
+                <w:szCs w:val="18"/>
+              </w:rPr>
+            </w:pPr>
+            <w:r>
+              <w:rPr>
+                <w:sz w:val="22"/>
+              </w:rPr>
+              <w:t>8-9</w:t>
+            </w:r>
+          </w:p>
+        </w:tc>
+        <w:tc>
+          <w:tcPr>
+            <w:tcW w:w="1622" w:type="dxa"/>
+            <w:vAlign w:val="center"/>
+          </w:tcPr>
+          <w:p>
+            <w:pPr>
+              <w:ind w:firstLine="0"/>
+              <w:jc w:val="center"/>
+              <w:rPr>
+                <w:sz w:val="22"/>
+                <w:szCs w:val="18"/>
+              </w:rPr>
+            </w:pPr>
+            <w:r>
+              <w:rPr>
+                <w:sz w:val="22"/>
+              </w:rPr>
+              <w:t>1</w:t>
+            </w:r>
+          </w:p>
+        </w:tc>
+        <w:tc>
+          <w:tcPr>
+            <w:tcW w:w="1508" w:type="dxa"/>
+            <w:shd w:val="clear" w:color="auto" w:fill="F2F2F2" w:themeFill="background1" w:themeFillShade="F2"/>
+            <w:vAlign w:val="center"/>
+          </w:tcPr>
+          <w:p>
+            <w:pPr>
+              <w:ind w:firstLine="0"/>
+              <w:jc w:val="center"/>
+              <w:rPr>
+                <w:i/>
+                <w:iCs/>
+                <w:sz w:val="22"/>
+                <w:szCs w:val="18"/>
+              </w:rPr>
+            </w:pPr>
+            <w:r>
+              <w:rPr>
+                <w:i/>
+                <w:iCs/>
+                <w:sz w:val="22"/>
+                <w:szCs w:val="18"/>
+              </w:rPr>
+              <w:t>13.04</w:t>
+            </w:r>
+          </w:p>
+        </w:tc>
+        <w:tc>
+          <w:tcPr>
+            <w:tcW w:w="1544" w:type="dxa"/>
+            <w:shd w:val="clear" w:color="auto" w:fill="F2F2F2" w:themeFill="background1" w:themeFillShade="F2"/>
+            <w:vAlign w:val="center"/>
+          </w:tcPr>
+          <w:p>
+            <w:pPr>
+              <w:ind w:firstLine="0"/>
+              <w:jc w:val="center"/>
+              <w:rPr>
+                <w:sz w:val="22"/>
+                <w:szCs w:val="18"/>
+              </w:rPr>
+            </w:pPr>
+            <w:r>
+              <w:rPr>
+                <w:sz w:val="22"/>
+                <w:szCs w:val="18"/>
+              </w:rPr>
+              <w:t>13.04</w:t>
+            </w:r>
+          </w:p>
+        </w:tc>
+        <w:tc>
+          <w:tcPr>
+            <w:tcW w:w="1574" w:type="dxa"/>
+            <w:shd w:val="clear" w:color="auto" w:fill="F2F2F2" w:themeFill="background1" w:themeFillShade="F2"/>
+            <w:vAlign w:val="center"/>
+          </w:tcPr>
+          <w:p>
+            <w:pPr>
+              <w:ind w:firstLine="0"/>
+              <w:jc w:val="center"/>
+              <w:rPr>
+                <w:i/>
+                <w:iCs/>
+                <w:sz w:val="22"/>
+                <w:szCs w:val="18"/>
+              </w:rPr>
+            </w:pPr>
+            <w:r>
+              <w:rPr>
+                <w:i/>
+                <w:iCs/>
+                <w:sz w:val="22"/>
+                <w:szCs w:val="18"/>
+              </w:rPr>
+              <w:t>13.04</w:t>
+            </w:r>
+          </w:p>
+        </w:tc>
+        <w:tc>
+          <w:tcPr>
+            <w:tcW w:w="1560" w:type="dxa"/>
+            <w:shd w:val="clear" w:color="auto" w:fill="F2F2F2" w:themeFill="background1" w:themeFillShade="F2"/>
+            <w:vAlign w:val="center"/>
+          </w:tcPr>
+          <w:p>
+            <w:pPr>
+              <w:ind w:firstLine="0"/>
+              <w:jc w:val="center"/>
+              <w:rPr>
+                <w:sz w:val="22"/>
+                <w:szCs w:val="18"/>
+              </w:rPr>
+            </w:pPr>
+            <w:r>
+              <w:rPr>
+                <w:sz w:val="22"/>
+                <w:szCs w:val="18"/>
+              </w:rPr>
+              <w:t>13.04</w:t>
+            </w:r>
+          </w:p>
+        </w:tc>
+        <w:tc>
+          <w:tcPr>
+            <w:tcW w:w="1098" w:type="dxa"/>
+            <w:shd w:val="clear" w:color="auto" w:fill="F2F2F2" w:themeFill="background1" w:themeFillShade="F2"/>
+            <w:vAlign w:val="center"/>
+          </w:tcPr>
+          <w:p>
+            <w:pPr>
+              <w:ind w:firstLine="0"/>
+              <w:jc w:val="center"/>
+              <w:rPr>
+                <w:sz w:val="22"/>
+                <w:szCs w:val="18"/>
+              </w:rPr>
+            </w:pPr>
+            <w:r>
+              <w:rPr>
+                <w:sz w:val="22"/>
+                <w:lang w:val="en-US"/>
+              </w:rPr>
+              <w:t>0</w:t>
+            </w:r>
+          </w:p>
+        </w:tc>
+      </w:tr>
+      <w:tr>
+        <w:tc>
+          <w:tcPr>
+            <w:tcW w:w="1231" w:type="dxa"/>
+            <w:shd w:val="clear" w:color="auto" w:fill="D9D9D9" w:themeFill="background1" w:themeFillShade="D9"/>
+            <w:vAlign w:val="center"/>
+          </w:tcPr>
+          <w:p>
+            <w:pPr>
+              <w:ind w:firstLine="0"/>
+              <w:jc w:val="center"/>
+              <w:rPr>
+                <w:sz w:val="22"/>
+                <w:szCs w:val="18"/>
+              </w:rPr>
+            </w:pPr>
+            <w:r>
+              <w:rPr>
+                <w:sz w:val="22"/>
+              </w:rPr>
+              <w:t>9-10</w:t>
+            </w:r>
+          </w:p>
+        </w:tc>
+        <w:tc>
+          <w:tcPr>
+            <w:tcW w:w="1622" w:type="dxa"/>
+            <w:vAlign w:val="center"/>
+          </w:tcPr>
+          <w:p>
+            <w:pPr>
+              <w:ind w:firstLine="0"/>
+              <w:jc w:val="center"/>
+              <w:rPr>
+                <w:sz w:val="22"/>
+                <w:szCs w:val="18"/>
+              </w:rPr>
+            </w:pPr>
+            <w:r>
+              <w:rPr>
+                <w:sz w:val="22"/>
+              </w:rPr>
+              <w:t>1</w:t>
+            </w:r>
+          </w:p>
+        </w:tc>
+        <w:tc>
+          <w:tcPr>
+            <w:tcW w:w="1508" w:type="dxa"/>
+            <w:shd w:val="clear" w:color="auto" w:fill="F2F2F2" w:themeFill="background1" w:themeFillShade="F2"/>
+            <w:vAlign w:val="center"/>
+          </w:tcPr>
+          <w:p>
+            <w:pPr>
+              <w:ind w:firstLine="0"/>
+              <w:jc w:val="center"/>
+              <w:rPr>
+                <w:sz w:val="22"/>
+                <w:szCs w:val="18"/>
+              </w:rPr>
+            </w:pPr>
+            <w:r>
+              <w:rPr>
+                <w:sz w:val="22"/>
+                <w:szCs w:val="18"/>
+              </w:rPr>
+              <w:t>1</w:t>
+            </w:r>
+            <w:r>
+              <w:rPr>
+                <w:sz w:val="22"/>
+                <w:szCs w:val="18"/>
+              </w:rPr>
+              <w:t>4</w:t>
+            </w:r>
+            <w:r>
+              <w:rPr>
+                <w:sz w:val="22"/>
+                <w:szCs w:val="18"/>
+              </w:rPr>
+              <w:t>.04</w:t>
+            </w:r>
+          </w:p>
+        </w:tc>
+        <w:tc>
+          <w:tcPr>
+            <w:tcW w:w="1544" w:type="dxa"/>
+            <w:shd w:val="clear" w:color="auto" w:fill="F2F2F2" w:themeFill="background1" w:themeFillShade="F2"/>
+            <w:vAlign w:val="center"/>
+          </w:tcPr>
+          <w:p>
+            <w:pPr>
+              <w:ind w:firstLine="0"/>
+              <w:jc w:val="center"/>
+              <w:rPr>
+                <w:sz w:val="22"/>
+                <w:szCs w:val="18"/>
+              </w:rPr>
+            </w:pPr>
+            <w:r>
+              <w:rPr>
+                <w:sz w:val="22"/>
+                <w:szCs w:val="18"/>
+              </w:rPr>
+              <w:t>14.04</w:t>
+            </w:r>
+          </w:p>
+        </w:tc>
+        <w:tc>
+          <w:tcPr>
+            <w:tcW w:w="1574" w:type="dxa"/>
+            <w:shd w:val="clear" w:color="auto" w:fill="F2F2F2" w:themeFill="background1" w:themeFillShade="F2"/>
+            <w:vAlign w:val="center"/>
+          </w:tcPr>
+          <w:p>
+            <w:pPr>
+              <w:ind w:firstLine="0"/>
+              <w:jc w:val="center"/>
+              <w:rPr>
+                <w:sz w:val="22"/>
+                <w:szCs w:val="18"/>
+              </w:rPr>
+            </w:pPr>
+            <w:r>
+              <w:rPr>
+                <w:sz w:val="22"/>
+                <w:szCs w:val="18"/>
+              </w:rPr>
+              <w:t>14.04</w:t>
+            </w:r>
+          </w:p>
+        </w:tc>
+        <w:tc>
+          <w:tcPr>
+            <w:tcW w:w="1560" w:type="dxa"/>
+            <w:shd w:val="clear" w:color="auto" w:fill="F2F2F2" w:themeFill="background1" w:themeFillShade="F2"/>
+            <w:vAlign w:val="center"/>
+          </w:tcPr>
+          <w:p>
+            <w:pPr>
+              <w:ind w:firstLine="0"/>
+              <w:jc w:val="center"/>
+              <w:rPr>
+                <w:sz w:val="22"/>
+                <w:szCs w:val="18"/>
+              </w:rPr>
+            </w:pPr>
+            <w:r>
+              <w:rPr>
+                <w:sz w:val="22"/>
+                <w:szCs w:val="18"/>
+              </w:rPr>
+              <w:t>14.04</w:t>
+            </w:r>
+          </w:p>
+        </w:tc>
+        <w:tc>
+          <w:tcPr>
+            <w:tcW w:w="1098" w:type="dxa"/>
+            <w:shd w:val="clear" w:color="auto" w:fill="F2F2F2" w:themeFill="background1" w:themeFillShade="F2"/>
+            <w:vAlign w:val="center"/>
+          </w:tcPr>
+          <w:p>
+            <w:pPr>
+              <w:ind w:firstLine="0"/>
+              <w:jc w:val="center"/>
+              <w:rPr>
+                <w:sz w:val="22"/>
+                <w:szCs w:val="18"/>
+              </w:rPr>
+            </w:pPr>
+            <w:r>
+              <w:rPr>
+                <w:sz w:val="22"/>
+                <w:lang w:val="en-US"/>
+              </w:rPr>
+              <w:t>0</w:t>
+            </w:r>
+          </w:p>
+        </w:tc>
+      </w:tr>
+      <w:tr>
+        <w:tc>
+          <w:tcPr>
+            <w:tcW w:w="1231" w:type="dxa"/>
+            <w:shd w:val="clear" w:color="auto" w:fill="D9D9D9" w:themeFill="background1" w:themeFillShade="D9"/>
+            <w:vAlign w:val="center"/>
+          </w:tcPr>
+          <w:p>
+            <w:pPr>
+              <w:ind w:firstLine="0"/>
+              <w:jc w:val="center"/>
+              <w:rPr>
+                <w:sz w:val="22"/>
+                <w:szCs w:val="18"/>
+              </w:rPr>
+            </w:pPr>
+            <w:r>
+              <w:rPr>
+                <w:sz w:val="22"/>
+              </w:rPr>
+              <w:t>10-11</w:t>
+            </w:r>
+          </w:p>
+        </w:tc>
+        <w:tc>
+          <w:tcPr>
+            <w:tcW w:w="1622" w:type="dxa"/>
+            <w:vAlign w:val="center"/>
+          </w:tcPr>
+          <w:p>
+            <w:pPr>
+              <w:ind w:firstLine="0"/>
+              <w:jc w:val="center"/>
+              <w:rPr>
+                <w:sz w:val="22"/>
+                <w:szCs w:val="18"/>
+              </w:rPr>
+            </w:pPr>
+            <w:r>
+              <w:rPr>
+                <w:sz w:val="22"/>
+              </w:rPr>
+              <w:t>1</w:t>
+            </w:r>
+          </w:p>
+        </w:tc>
+        <w:tc>
+          <w:tcPr>
+            <w:tcW w:w="1508" w:type="dxa"/>
+            <w:shd w:val="clear" w:color="auto" w:fill="F2F2F2" w:themeFill="background1" w:themeFillShade="F2"/>
+            <w:vAlign w:val="center"/>
+          </w:tcPr>
+          <w:p>
+            <w:pPr>
+              <w:ind w:firstLine="0"/>
+              <w:jc w:val="center"/>
+              <w:rPr>
+                <w:sz w:val="22"/>
+                <w:szCs w:val="18"/>
+              </w:rPr>
+            </w:pPr>
+            <w:r>
+              <w:rPr>
+                <w:sz w:val="22"/>
+                <w:szCs w:val="18"/>
+              </w:rPr>
+              <w:t>1</w:t>
+            </w:r>
+            <w:r>
+              <w:rPr>
+                <w:sz w:val="22"/>
+                <w:szCs w:val="18"/>
+              </w:rPr>
+              <w:t>5</w:t>
+            </w:r>
+            <w:r>
+              <w:rPr>
+                <w:sz w:val="22"/>
+                <w:szCs w:val="18"/>
+              </w:rPr>
+              <w:t>.04</w:t>
+            </w:r>
+          </w:p>
+        </w:tc>
+        <w:tc>
+          <w:tcPr>
+            <w:tcW w:w="1544" w:type="dxa"/>
+            <w:shd w:val="clear" w:color="auto" w:fill="F2F2F2" w:themeFill="background1" w:themeFillShade="F2"/>
+            <w:vAlign w:val="center"/>
+          </w:tcPr>
+          <w:p>
+            <w:pPr>
+              <w:ind w:firstLine="0"/>
+              <w:jc w:val="center"/>
+              <w:rPr>
+                <w:sz w:val="22"/>
+                <w:szCs w:val="18"/>
+              </w:rPr>
+            </w:pPr>
+            <w:r>
+              <w:rPr>
+                <w:sz w:val="22"/>
+                <w:szCs w:val="18"/>
+              </w:rPr>
+              <w:t>15.04</w:t>
+            </w:r>
+          </w:p>
+        </w:tc>
+        <w:tc>
+          <w:tcPr>
+            <w:tcW w:w="1574" w:type="dxa"/>
+            <w:shd w:val="clear" w:color="auto" w:fill="F2F2F2" w:themeFill="background1" w:themeFillShade="F2"/>
+            <w:vAlign w:val="center"/>
+          </w:tcPr>
+          <w:p>
+            <w:pPr>
+              <w:ind w:firstLine="0"/>
+              <w:jc w:val="center"/>
+              <w:rPr>
+                <w:sz w:val="22"/>
+                <w:szCs w:val="18"/>
+              </w:rPr>
+            </w:pPr>
+            <w:r>
+              <w:rPr>
+                <w:sz w:val="22"/>
+                <w:szCs w:val="18"/>
+              </w:rPr>
+              <w:t>15.04</w:t>
+            </w:r>
+          </w:p>
+        </w:tc>
+        <w:tc>
+          <w:tcPr>
+            <w:tcW w:w="1560" w:type="dxa"/>
+            <w:shd w:val="clear" w:color="auto" w:fill="F2F2F2" w:themeFill="background1" w:themeFillShade="F2"/>
+            <w:vAlign w:val="center"/>
+          </w:tcPr>
+          <w:p>
+            <w:pPr>
+              <w:ind w:firstLine="0"/>
+              <w:jc w:val="center"/>
+              <w:rPr>
+                <w:sz w:val="22"/>
+                <w:szCs w:val="18"/>
+              </w:rPr>
+            </w:pPr>
+            <w:r>
+              <w:rPr>
+                <w:sz w:val="22"/>
+                <w:szCs w:val="18"/>
+              </w:rPr>
+              <w:t>15.04</w:t>
+            </w:r>
+          </w:p>
+        </w:tc>
+        <w:tc>
+          <w:tcPr>
+            <w:tcW w:w="1098" w:type="dxa"/>
+            <w:shd w:val="clear" w:color="auto" w:fill="F2F2F2" w:themeFill="background1" w:themeFillShade="F2"/>
+            <w:vAlign w:val="center"/>
+          </w:tcPr>
+          <w:p>
+            <w:pPr>
+              <w:ind w:firstLine="0"/>
+              <w:jc w:val="center"/>
+              <w:rPr>
+                <w:sz w:val="22"/>
+                <w:szCs w:val="18"/>
+              </w:rPr>
+            </w:pPr>
+            <w:r>
+              <w:rPr>
+                <w:sz w:val="22"/>
+                <w:lang w:val="en-US"/>
+              </w:rPr>
+              <w:t>0</w:t>
+            </w:r>
+          </w:p>
+        </w:tc>
+      </w:tr>
+      <w:tr>
+        <w:tc>
+          <w:tcPr>
+            <w:tcW w:w="1231" w:type="dxa"/>
+            <w:shd w:val="clear" w:color="auto" w:fill="D9D9D9" w:themeFill="background1" w:themeFillShade="D9"/>
+            <w:vAlign w:val="center"/>
+          </w:tcPr>
+          <w:p>
+            <w:pPr>
+              <w:ind w:firstLine="0"/>
+              <w:jc w:val="center"/>
+              <w:rPr>
+                <w:sz w:val="22"/>
+                <w:szCs w:val="18"/>
+              </w:rPr>
+            </w:pPr>
+            <w:r>
+              <w:rPr>
+                <w:sz w:val="22"/>
+              </w:rPr>
+              <w:t>11-12</w:t>
+            </w:r>
+          </w:p>
+        </w:tc>
+        <w:tc>
+          <w:tcPr>
+            <w:tcW w:w="1622" w:type="dxa"/>
+            <w:vAlign w:val="center"/>
+          </w:tcPr>
+          <w:p>
+            <w:pPr>
+              <w:ind w:firstLine="0"/>
+              <w:jc w:val="center"/>
+              <w:rPr>
+                <w:sz w:val="22"/>
+                <w:szCs w:val="18"/>
+              </w:rPr>
+            </w:pPr>
+            <w:r>
+              <w:rPr>
+                <w:sz w:val="22"/>
+              </w:rPr>
+              <w:t>3</w:t>
+            </w:r>
+          </w:p>
+        </w:tc>
+        <w:tc>
+          <w:tcPr>
+            <w:tcW w:w="1508" w:type="dxa"/>
+            <w:shd w:val="clear" w:color="auto" w:fill="F2F2F2" w:themeFill="background1" w:themeFillShade="F2"/>
+            <w:vAlign w:val="center"/>
+          </w:tcPr>
+          <w:p>
+            <w:pPr>
+              <w:ind w:firstLine="0"/>
+              <w:jc w:val="center"/>
+              <w:rPr>
+                <w:sz w:val="22"/>
+                <w:szCs w:val="18"/>
+              </w:rPr>
+            </w:pPr>
+            <w:r>
+              <w:rPr>
+                <w:sz w:val="22"/>
+                <w:szCs w:val="18"/>
+              </w:rPr>
+              <w:t>1</w:t>
+            </w:r>
+            <w:r>
+              <w:rPr>
+                <w:sz w:val="22"/>
+                <w:szCs w:val="18"/>
+              </w:rPr>
+              <w:t>6</w:t>
+            </w:r>
+            <w:r>
+              <w:rPr>
+                <w:sz w:val="22"/>
+                <w:szCs w:val="18"/>
+              </w:rPr>
+              <w:t>.04</w:t>
+            </w:r>
+          </w:p>
+        </w:tc>
+        <w:tc>
+          <w:tcPr>
+            <w:tcW w:w="1544" w:type="dxa"/>
+            <w:shd w:val="clear" w:color="auto" w:fill="D99594" w:themeFill="accent2" w:themeFillTint="99"/>
+            <w:vAlign w:val="center"/>
+          </w:tcPr>
+          <w:p>
+            <w:pPr>
+              <w:ind w:firstLine="0"/>
+              <w:jc w:val="center"/>
+              <w:rPr>
+                <w:i/>
+                <w:iCs/>
+                <w:sz w:val="22"/>
+                <w:szCs w:val="18"/>
+              </w:rPr>
+            </w:pPr>
+            <w:r>
+              <w:rPr>
+                <w:i/>
+                <w:iCs/>
+                <w:sz w:val="22"/>
+                <w:szCs w:val="18"/>
+              </w:rPr>
+              <w:t>20.04</w:t>
+            </w:r>
+          </w:p>
+        </w:tc>
+        <w:tc>
+          <w:tcPr>
+            <w:tcW w:w="1574" w:type="dxa"/>
+            <w:shd w:val="clear" w:color="auto" w:fill="F2F2F2" w:themeFill="background1" w:themeFillShade="F2"/>
+            <w:vAlign w:val="center"/>
+          </w:tcPr>
+          <w:p>
+            <w:pPr>
+              <w:ind w:firstLine="0"/>
+              <w:jc w:val="center"/>
+              <w:rPr>
+                <w:sz w:val="22"/>
+                <w:szCs w:val="18"/>
+              </w:rPr>
+            </w:pPr>
+            <w:r>
+              <w:rPr>
+                <w:sz w:val="22"/>
+                <w:szCs w:val="18"/>
+              </w:rPr>
+              <w:t>16.04</w:t>
+            </w:r>
+          </w:p>
+        </w:tc>
+        <w:tc>
+          <w:tcPr>
+            <w:tcW w:w="1560" w:type="dxa"/>
+            <w:shd w:val="clear" w:color="auto" w:fill="D99594" w:themeFill="accent2" w:themeFillTint="99"/>
+            <w:vAlign w:val="center"/>
+          </w:tcPr>
+          <w:p>
+            <w:pPr>
+              <w:ind w:firstLine="0"/>
+              <w:jc w:val="center"/>
+              <w:rPr>
+                <w:i/>
+                <w:iCs/>
+                <w:sz w:val="22"/>
+                <w:szCs w:val="18"/>
+              </w:rPr>
+            </w:pPr>
+            <w:r>
+              <w:rPr>
+                <w:i/>
+                <w:iCs/>
+                <w:sz w:val="22"/>
+                <w:szCs w:val="18"/>
+              </w:rPr>
+              <w:t>20.04</w:t>
+            </w:r>
+          </w:p>
+        </w:tc>
+        <w:tc>
+          <w:tcPr>
+            <w:tcW w:w="1098" w:type="dxa"/>
+            <w:shd w:val="clear" w:color="auto" w:fill="F2F2F2" w:themeFill="background1" w:themeFillShade="F2"/>
+            <w:vAlign w:val="center"/>
+          </w:tcPr>
+          <w:p>
+            <w:pPr>
+              <w:ind w:firstLine="0"/>
+              <w:jc w:val="center"/>
+              <w:rPr>
+                <w:sz w:val="22"/>
+                <w:szCs w:val="18"/>
+              </w:rPr>
+            </w:pPr>
+            <w:r>
+              <w:rPr>
+                <w:sz w:val="22"/>
+                <w:lang w:val="en-US"/>
+              </w:rPr>
+              <w:t>0</w:t>
+            </w:r>
           </w:p>
         </w:tc>
       </w:tr>
@@ -5820,14 +8825,24 @@
     <w:p>
       <w:pPr>
         <w:ind w:firstLine="0"/>
+        <w:rPr>
+          <w:lang w:val="en-US"/>
+        </w:rPr>
       </w:pPr>
     </w:p>
     <w:p>
-      <w:pPr>
-        <w:ind w:firstLine="0"/>
-      </w:pPr>
+      <w:r>
+        <w:t>Итого на выполнение работы даётся 14 дней (не считая выходных). Для заданий, не принадлежащих критическому пути, были вычислены соответствующие резервные дни на выполнение.</w:t>
+      </w:r>
     </w:p>
     <w:p/>
+    <w:p>
+      <w:pPr>
+        <w:rPr>
+          <w:lang w:val="en-US"/>
+        </w:rPr>
+      </w:pPr>
+    </w:p>
     <w:p>
       <w:pPr>
         <w:pStyle w:val="1"/>
@@ -5843,16 +8858,35 @@
     <w:p>
       <w:pPr>
         <w:ind w:firstLine="0"/>
+        <w:rPr>
+          <w:lang w:val="en-US"/>
+        </w:rPr>
       </w:pPr>
     </w:p>
     <w:p>
       <w:r>
-        <w:t>.</w:t>
+        <w:t xml:space="preserve">В ходе работы были </w:t>
+      </w:r>
+      <w:r>
+        <w:t>получен</w:t>
+      </w:r>
+      <w:r>
+        <w:t>ы</w:t>
+      </w:r>
+      <w:r>
+        <w:t xml:space="preserve"> навык</w:t>
+      </w:r>
+      <w:r>
+        <w:t>и</w:t>
+      </w:r>
+      <w:r>
+        <w:t xml:space="preserve"> составления сетевого и календарного плана работ, графиков загрузки трудовых ресурсов, поиска перегруженности трудовых ресурсов. </w:t>
       </w:r>
     </w:p>
+    <w:p/>
     <w:sectPr>
-      <w:headerReference w:type="default" r:id="rId10"/>
-      <w:headerReference w:type="first" r:id="rId11"/>
+      <w:headerReference w:type="default" r:id="rId11"/>
+      <w:headerReference w:type="first" r:id="rId12"/>
       <w:pgSz w:w="11906" w:h="16838"/>
       <w:pgMar w:top="851" w:right="567" w:bottom="851" w:left="1418" w:header="680" w:footer="680" w:gutter="0"/>
       <w:cols w:space="708"/>
@@ -10513,7 +13547,6 @@
   <w:style w:type="character" w:default="1" w:styleId="a0">
     <w:name w:val="Default Paragraph Font"/>
     <w:uiPriority w:val="1"/>
-    <w:semiHidden/>
     <w:unhideWhenUsed/>
   </w:style>
   <w:style w:type="table" w:default="1" w:styleId="a1">
